--- a/06-学生侧材料/讲义/2-结构化学/配位光谱与对称性桥-超级充实版（自学完整）.docx
+++ b/06-学生侧材料/讲义/2-结构化学/配位光谱与对称性桥-超级充实版（自学完整）.docx
@@ -29895,11 +29895,22 @@
     </w:p>
     <w:p>
       <w:pPr>
-        <w:numPr>
-          <w:ilvl w:val="0"/>
-          <w:numId w:val="1014"/>
-        </w:numPr>
+        <w:pStyle w:val="FirstParagraph"/>
       </w:pPr>
+      <w:r>
+        <w:rPr>
+          <w:rFonts w:ascii="Times New Roman" w:hAnsi="Times New Roman" w:eastAsia="Times New Roman" w:cs="Times New Roman"/>
+          <w:b/>
+          <w:bCs/>
+        </w:rPr>
+        <w:t xml:space="preserve">1.</w:t>
+      </w:r>
+      <w:r>
+        <w:rPr>
+          <w:rFonts w:ascii="Times New Roman" w:hAnsi="Times New Roman" w:eastAsia="Times New Roman" w:cs="Times New Roman"/>
+        </w:rPr>
+        <w:t xml:space="preserve"> </w:t>
+      </w:r>
       <w:r>
         <w:rPr>
           <w:rFonts w:hint="eastAsia" w:ascii="Times New Roman" w:hAnsi="Times New Roman" w:eastAsia="FangSong" w:cs="Times New Roman"/>
@@ -30505,11 +30516,22 @@
     </w:p>
     <w:p>
       <w:pPr>
-        <w:numPr>
-          <w:ilvl w:val="0"/>
-          <w:numId w:val="1014"/>
-        </w:numPr>
+        <w:pStyle w:val="BodyText"/>
       </w:pPr>
+      <w:r>
+        <w:rPr>
+          <w:rFonts w:ascii="Times New Roman" w:hAnsi="Times New Roman" w:eastAsia="Times New Roman" w:cs="Times New Roman"/>
+          <w:b/>
+          <w:bCs/>
+        </w:rPr>
+        <w:t xml:space="preserve">2.</w:t>
+      </w:r>
+      <w:r>
+        <w:rPr>
+          <w:rFonts w:ascii="Times New Roman" w:hAnsi="Times New Roman" w:eastAsia="Times New Roman" w:cs="Times New Roman"/>
+        </w:rPr>
+        <w:t xml:space="preserve"> </w:t>
+      </w:r>
       <w:r>
         <w:rPr>
           <w:rFonts w:hint="eastAsia" w:ascii="Times New Roman" w:hAnsi="Times New Roman" w:eastAsia="FangSong" w:cs="Times New Roman"/>
@@ -30645,11 +30667,22 @@
     </w:p>
     <w:p>
       <w:pPr>
-        <w:numPr>
-          <w:ilvl w:val="0"/>
-          <w:numId w:val="1014"/>
-        </w:numPr>
+        <w:pStyle w:val="BodyText"/>
       </w:pPr>
+      <w:r>
+        <w:rPr>
+          <w:rFonts w:ascii="Times New Roman" w:hAnsi="Times New Roman" w:eastAsia="Times New Roman" w:cs="Times New Roman"/>
+          <w:b/>
+          <w:bCs/>
+        </w:rPr>
+        <w:t xml:space="preserve">3.</w:t>
+      </w:r>
+      <w:r>
+        <w:rPr>
+          <w:rFonts w:ascii="Times New Roman" w:hAnsi="Times New Roman" w:eastAsia="Times New Roman" w:cs="Times New Roman"/>
+        </w:rPr>
+        <w:t xml:space="preserve"> </w:t>
+      </w:r>
       <w:r>
         <w:rPr>
           <w:rFonts w:hint="eastAsia" w:ascii="Times New Roman" w:hAnsi="Times New Roman" w:eastAsia="FangSong" w:cs="Times New Roman"/>
@@ -30744,11 +30777,22 @@
     </w:p>
     <w:p>
       <w:pPr>
-        <w:numPr>
-          <w:ilvl w:val="0"/>
-          <w:numId w:val="1014"/>
-        </w:numPr>
+        <w:pStyle w:val="BodyText"/>
       </w:pPr>
+      <w:r>
+        <w:rPr>
+          <w:rFonts w:ascii="Times New Roman" w:hAnsi="Times New Roman" w:eastAsia="Times New Roman" w:cs="Times New Roman"/>
+          <w:b/>
+          <w:bCs/>
+        </w:rPr>
+        <w:t xml:space="preserve">4.</w:t>
+      </w:r>
+      <w:r>
+        <w:rPr>
+          <w:rFonts w:ascii="Times New Roman" w:hAnsi="Times New Roman" w:eastAsia="Times New Roman" w:cs="Times New Roman"/>
+        </w:rPr>
+        <w:t xml:space="preserve"> </w:t>
+      </w:r>
       <w:r>
         <w:rPr>
           <w:rFonts w:hint="eastAsia" w:ascii="Times New Roman" w:hAnsi="Times New Roman" w:eastAsia="FangSong" w:cs="Times New Roman"/>
@@ -30852,11 +30896,22 @@
     </w:p>
     <w:p>
       <w:pPr>
-        <w:numPr>
-          <w:ilvl w:val="0"/>
-          <w:numId w:val="1014"/>
-        </w:numPr>
+        <w:pStyle w:val="BodyText"/>
       </w:pPr>
+      <w:r>
+        <w:rPr>
+          <w:rFonts w:ascii="Times New Roman" w:hAnsi="Times New Roman" w:eastAsia="Times New Roman" w:cs="Times New Roman"/>
+          <w:b/>
+          <w:bCs/>
+        </w:rPr>
+        <w:t xml:space="preserve">5.</w:t>
+      </w:r>
+      <w:r>
+        <w:rPr>
+          <w:rFonts w:ascii="Times New Roman" w:hAnsi="Times New Roman" w:eastAsia="Times New Roman" w:cs="Times New Roman"/>
+        </w:rPr>
+        <w:t xml:space="preserve"> </w:t>
+      </w:r>
       <w:r>
         <w:rPr>
           <w:rFonts w:hint="eastAsia" w:ascii="Times New Roman" w:hAnsi="Times New Roman" w:eastAsia="FangSong" w:cs="Times New Roman"/>
@@ -30943,11 +30998,22 @@
     </w:p>
     <w:p>
       <w:pPr>
-        <w:numPr>
-          <w:ilvl w:val="0"/>
-          <w:numId w:val="1014"/>
-        </w:numPr>
+        <w:pStyle w:val="BodyText"/>
       </w:pPr>
+      <w:r>
+        <w:rPr>
+          <w:rFonts w:ascii="Times New Roman" w:hAnsi="Times New Roman" w:eastAsia="Times New Roman" w:cs="Times New Roman"/>
+          <w:b/>
+          <w:bCs/>
+        </w:rPr>
+        <w:t xml:space="preserve">6.</w:t>
+      </w:r>
+      <w:r>
+        <w:rPr>
+          <w:rFonts w:ascii="Times New Roman" w:hAnsi="Times New Roman" w:eastAsia="Times New Roman" w:cs="Times New Roman"/>
+        </w:rPr>
+        <w:t xml:space="preserve"> </w:t>
+      </w:r>
       <w:r>
         <w:rPr>
           <w:rFonts w:hint="eastAsia" w:ascii="Times New Roman" w:hAnsi="Times New Roman" w:eastAsia="FangSong" w:cs="Times New Roman"/>
@@ -31004,11 +31070,22 @@
     </w:p>
     <w:p>
       <w:pPr>
-        <w:numPr>
-          <w:ilvl w:val="0"/>
-          <w:numId w:val="1014"/>
-        </w:numPr>
+        <w:pStyle w:val="BodyText"/>
       </w:pPr>
+      <w:r>
+        <w:rPr>
+          <w:rFonts w:ascii="Times New Roman" w:hAnsi="Times New Roman" w:eastAsia="Times New Roman" w:cs="Times New Roman"/>
+          <w:b/>
+          <w:bCs/>
+        </w:rPr>
+        <w:t xml:space="preserve">7.</w:t>
+      </w:r>
+      <w:r>
+        <w:rPr>
+          <w:rFonts w:ascii="Times New Roman" w:hAnsi="Times New Roman" w:eastAsia="Times New Roman" w:cs="Times New Roman"/>
+        </w:rPr>
+        <w:t xml:space="preserve"> </w:t>
+      </w:r>
       <w:r>
         <w:rPr>
           <w:rFonts w:hint="eastAsia" w:ascii="Times New Roman" w:hAnsi="Times New Roman" w:eastAsia="FangSong" w:cs="Times New Roman"/>
@@ -31072,11 +31149,22 @@
     </w:p>
     <w:p>
       <w:pPr>
-        <w:numPr>
-          <w:ilvl w:val="0"/>
-          <w:numId w:val="1014"/>
-        </w:numPr>
+        <w:pStyle w:val="BodyText"/>
       </w:pPr>
+      <w:r>
+        <w:rPr>
+          <w:rFonts w:ascii="Times New Roman" w:hAnsi="Times New Roman" w:eastAsia="Times New Roman" w:cs="Times New Roman"/>
+          <w:b/>
+          <w:bCs/>
+        </w:rPr>
+        <w:t xml:space="preserve">8.</w:t>
+      </w:r>
+      <w:r>
+        <w:rPr>
+          <w:rFonts w:ascii="Times New Roman" w:hAnsi="Times New Roman" w:eastAsia="Times New Roman" w:cs="Times New Roman"/>
+        </w:rPr>
+        <w:t xml:space="preserve"> </w:t>
+      </w:r>
       <w:r>
         <w:rPr>
           <w:rFonts w:hint="eastAsia" w:ascii="Times New Roman" w:hAnsi="Times New Roman" w:eastAsia="FangSong" w:cs="Times New Roman"/>
@@ -31140,11 +31228,22 @@
     </w:p>
     <w:p>
       <w:pPr>
-        <w:numPr>
-          <w:ilvl w:val="0"/>
-          <w:numId w:val="1014"/>
-        </w:numPr>
+        <w:pStyle w:val="BodyText"/>
       </w:pPr>
+      <w:r>
+        <w:rPr>
+          <w:rFonts w:ascii="Times New Roman" w:hAnsi="Times New Roman" w:eastAsia="Times New Roman" w:cs="Times New Roman"/>
+          <w:b/>
+          <w:bCs/>
+        </w:rPr>
+        <w:t xml:space="preserve">9.</w:t>
+      </w:r>
+      <w:r>
+        <w:rPr>
+          <w:rFonts w:ascii="Times New Roman" w:hAnsi="Times New Roman" w:eastAsia="Times New Roman" w:cs="Times New Roman"/>
+        </w:rPr>
+        <w:t xml:space="preserve"> </w:t>
+      </w:r>
       <w:r>
         <w:rPr>
           <w:rFonts w:hint="eastAsia" w:ascii="Times New Roman" w:hAnsi="Times New Roman" w:eastAsia="FangSong" w:cs="Times New Roman"/>
@@ -31490,11 +31589,22 @@
     </w:p>
     <w:p>
       <w:pPr>
-        <w:numPr>
-          <w:ilvl w:val="0"/>
-          <w:numId w:val="1014"/>
-        </w:numPr>
+        <w:pStyle w:val="BodyText"/>
       </w:pPr>
+      <w:r>
+        <w:rPr>
+          <w:rFonts w:ascii="Times New Roman" w:hAnsi="Times New Roman" w:eastAsia="Times New Roman" w:cs="Times New Roman"/>
+          <w:b/>
+          <w:bCs/>
+        </w:rPr>
+        <w:t xml:space="preserve">10.</w:t>
+      </w:r>
+      <w:r>
+        <w:rPr>
+          <w:rFonts w:ascii="Times New Roman" w:hAnsi="Times New Roman" w:eastAsia="Times New Roman" w:cs="Times New Roman"/>
+        </w:rPr>
+        <w:t xml:space="preserve"> </w:t>
+      </w:r>
       <w:r>
         <w:rPr>
           <w:rFonts w:hint="eastAsia" w:ascii="Times New Roman" w:hAnsi="Times New Roman" w:eastAsia="FangSong" w:cs="Times New Roman"/>
@@ -31622,11 +31732,22 @@
     </w:p>
     <w:p>
       <w:pPr>
-        <w:numPr>
-          <w:ilvl w:val="0"/>
-          <w:numId w:val="1015"/>
-        </w:numPr>
+        <w:pStyle w:val="FirstParagraph"/>
       </w:pPr>
+      <w:r>
+        <w:rPr>
+          <w:rFonts w:ascii="Times New Roman" w:hAnsi="Times New Roman" w:eastAsia="Times New Roman" w:cs="Times New Roman"/>
+          <w:b/>
+          <w:bCs/>
+        </w:rPr>
+        <w:t xml:space="preserve">11.</w:t>
+      </w:r>
+      <w:r>
+        <w:rPr>
+          <w:rFonts w:ascii="Times New Roman" w:hAnsi="Times New Roman" w:eastAsia="Times New Roman" w:cs="Times New Roman"/>
+        </w:rPr>
+        <w:t xml:space="preserve"> </w:t>
+      </w:r>
       <w:r>
         <w:rPr>
           <w:rFonts w:hint="eastAsia" w:ascii="Times New Roman" w:hAnsi="Times New Roman" w:eastAsia="FangSong" w:cs="Times New Roman"/>
@@ -31769,11 +31890,22 @@
     </w:p>
     <w:p>
       <w:pPr>
-        <w:numPr>
-          <w:ilvl w:val="0"/>
-          <w:numId w:val="1015"/>
-        </w:numPr>
+        <w:pStyle w:val="BodyText"/>
       </w:pPr>
+      <w:r>
+        <w:rPr>
+          <w:rFonts w:ascii="Times New Roman" w:hAnsi="Times New Roman" w:eastAsia="Times New Roman" w:cs="Times New Roman"/>
+          <w:b/>
+          <w:bCs/>
+        </w:rPr>
+        <w:t xml:space="preserve">12.</w:t>
+      </w:r>
+      <w:r>
+        <w:rPr>
+          <w:rFonts w:ascii="Times New Roman" w:hAnsi="Times New Roman" w:eastAsia="Times New Roman" w:cs="Times New Roman"/>
+        </w:rPr>
+        <w:t xml:space="preserve"> </w:t>
+      </w:r>
       <w:r>
         <w:rPr>
           <w:rFonts w:hint="eastAsia" w:ascii="Times New Roman" w:hAnsi="Times New Roman" w:eastAsia="FangSong" w:cs="Times New Roman"/>
@@ -31903,11 +32035,22 @@
     </w:p>
     <w:p>
       <w:pPr>
-        <w:numPr>
-          <w:ilvl w:val="0"/>
-          <w:numId w:val="1015"/>
-        </w:numPr>
+        <w:pStyle w:val="BodyText"/>
       </w:pPr>
+      <w:r>
+        <w:rPr>
+          <w:rFonts w:ascii="Times New Roman" w:hAnsi="Times New Roman" w:eastAsia="Times New Roman" w:cs="Times New Roman"/>
+          <w:b/>
+          <w:bCs/>
+        </w:rPr>
+        <w:t xml:space="preserve">13.</w:t>
+      </w:r>
+      <w:r>
+        <w:rPr>
+          <w:rFonts w:ascii="Times New Roman" w:hAnsi="Times New Roman" w:eastAsia="Times New Roman" w:cs="Times New Roman"/>
+        </w:rPr>
+        <w:t xml:space="preserve"> </w:t>
+      </w:r>
       <m:oMath>
         <m:oMathPr>
           <m:ctrlPr>
@@ -32178,11 +32321,22 @@
     </w:p>
     <w:p>
       <w:pPr>
-        <w:numPr>
-          <w:ilvl w:val="0"/>
-          <w:numId w:val="1015"/>
-        </w:numPr>
+        <w:pStyle w:val="BodyText"/>
       </w:pPr>
+      <w:r>
+        <w:rPr>
+          <w:rFonts w:ascii="Times New Roman" w:hAnsi="Times New Roman" w:eastAsia="Times New Roman" w:cs="Times New Roman"/>
+          <w:b/>
+          <w:bCs/>
+        </w:rPr>
+        <w:t xml:space="preserve">14.</w:t>
+      </w:r>
+      <w:r>
+        <w:rPr>
+          <w:rFonts w:ascii="Times New Roman" w:hAnsi="Times New Roman" w:eastAsia="Times New Roman" w:cs="Times New Roman"/>
+        </w:rPr>
+        <w:t xml:space="preserve"> </w:t>
+      </w:r>
       <w:r>
         <w:rPr>
           <w:rFonts w:hint="eastAsia" w:ascii="Times New Roman" w:hAnsi="Times New Roman" w:eastAsia="FangSong" w:cs="Times New Roman"/>
@@ -32470,11 +32624,22 @@
     </w:p>
     <w:p>
       <w:pPr>
-        <w:numPr>
-          <w:ilvl w:val="0"/>
-          <w:numId w:val="1015"/>
-        </w:numPr>
+        <w:pStyle w:val="BodyText"/>
       </w:pPr>
+      <w:r>
+        <w:rPr>
+          <w:rFonts w:ascii="Times New Roman" w:hAnsi="Times New Roman" w:eastAsia="Times New Roman" w:cs="Times New Roman"/>
+          <w:b/>
+          <w:bCs/>
+        </w:rPr>
+        <w:t xml:space="preserve">15.</w:t>
+      </w:r>
+      <w:r>
+        <w:rPr>
+          <w:rFonts w:ascii="Times New Roman" w:hAnsi="Times New Roman" w:eastAsia="Times New Roman" w:cs="Times New Roman"/>
+        </w:rPr>
+        <w:t xml:space="preserve"> </w:t>
+      </w:r>
       <w:r>
         <w:rPr>
           <w:rFonts w:hint="eastAsia" w:ascii="Times New Roman" w:hAnsi="Times New Roman" w:eastAsia="FangSong" w:cs="Times New Roman"/>
@@ -32569,11 +32734,22 @@
     </w:p>
     <w:p>
       <w:pPr>
-        <w:numPr>
-          <w:ilvl w:val="0"/>
-          <w:numId w:val="1015"/>
-        </w:numPr>
+        <w:pStyle w:val="BodyText"/>
       </w:pPr>
+      <w:r>
+        <w:rPr>
+          <w:rFonts w:ascii="Times New Roman" w:hAnsi="Times New Roman" w:eastAsia="Times New Roman" w:cs="Times New Roman"/>
+          <w:b/>
+          <w:bCs/>
+        </w:rPr>
+        <w:t xml:space="preserve">16.</w:t>
+      </w:r>
+      <w:r>
+        <w:rPr>
+          <w:rFonts w:ascii="Times New Roman" w:hAnsi="Times New Roman" w:eastAsia="Times New Roman" w:cs="Times New Roman"/>
+        </w:rPr>
+        <w:t xml:space="preserve"> </w:t>
+      </w:r>
       <w:r>
         <w:rPr>
           <w:rFonts w:hint="eastAsia" w:ascii="Times New Roman" w:hAnsi="Times New Roman" w:eastAsia="FangSong" w:cs="Times New Roman"/>
@@ -32729,11 +32905,22 @@
     </w:p>
     <w:p>
       <w:pPr>
-        <w:numPr>
-          <w:ilvl w:val="0"/>
-          <w:numId w:val="1015"/>
-        </w:numPr>
+        <w:pStyle w:val="BodyText"/>
       </w:pPr>
+      <w:r>
+        <w:rPr>
+          <w:rFonts w:ascii="Times New Roman" w:hAnsi="Times New Roman" w:eastAsia="Times New Roman" w:cs="Times New Roman"/>
+          <w:b/>
+          <w:bCs/>
+        </w:rPr>
+        <w:t xml:space="preserve">17.</w:t>
+      </w:r>
+      <w:r>
+        <w:rPr>
+          <w:rFonts w:ascii="Times New Roman" w:hAnsi="Times New Roman" w:eastAsia="Times New Roman" w:cs="Times New Roman"/>
+        </w:rPr>
+        <w:t xml:space="preserve"> </w:t>
+      </w:r>
       <w:r>
         <w:rPr>
           <w:rFonts w:hint="eastAsia" w:ascii="Times New Roman" w:hAnsi="Times New Roman" w:eastAsia="FangSong" w:cs="Times New Roman"/>
@@ -32973,11 +33160,22 @@
     </w:p>
     <w:p>
       <w:pPr>
-        <w:numPr>
-          <w:ilvl w:val="0"/>
-          <w:numId w:val="1015"/>
-        </w:numPr>
+        <w:pStyle w:val="BodyText"/>
       </w:pPr>
+      <w:r>
+        <w:rPr>
+          <w:rFonts w:ascii="Times New Roman" w:hAnsi="Times New Roman" w:eastAsia="Times New Roman" w:cs="Times New Roman"/>
+          <w:b/>
+          <w:bCs/>
+        </w:rPr>
+        <w:t xml:space="preserve">18.</w:t>
+      </w:r>
+      <w:r>
+        <w:rPr>
+          <w:rFonts w:ascii="Times New Roman" w:hAnsi="Times New Roman" w:eastAsia="Times New Roman" w:cs="Times New Roman"/>
+        </w:rPr>
+        <w:t xml:space="preserve"> </w:t>
+      </w:r>
       <w:r>
         <w:rPr>
           <w:rFonts w:hint="eastAsia" w:ascii="Times New Roman" w:hAnsi="Times New Roman" w:eastAsia="FangSong" w:cs="Times New Roman"/>
@@ -33041,11 +33239,22 @@
     </w:p>
     <w:p>
       <w:pPr>
-        <w:numPr>
-          <w:ilvl w:val="0"/>
-          <w:numId w:val="1015"/>
-        </w:numPr>
+        <w:pStyle w:val="BodyText"/>
       </w:pPr>
+      <w:r>
+        <w:rPr>
+          <w:rFonts w:ascii="Times New Roman" w:hAnsi="Times New Roman" w:eastAsia="Times New Roman" w:cs="Times New Roman"/>
+          <w:b/>
+          <w:bCs/>
+        </w:rPr>
+        <w:t xml:space="preserve">19.</w:t>
+      </w:r>
+      <w:r>
+        <w:rPr>
+          <w:rFonts w:ascii="Times New Roman" w:hAnsi="Times New Roman" w:eastAsia="Times New Roman" w:cs="Times New Roman"/>
+        </w:rPr>
+        <w:t xml:space="preserve"> </w:t>
+      </w:r>
       <w:r>
         <w:rPr>
           <w:rFonts w:hint="eastAsia" w:ascii="Times New Roman" w:hAnsi="Times New Roman" w:eastAsia="FangSong" w:cs="Times New Roman"/>
@@ -33220,11 +33429,22 @@
     </w:p>
     <w:p>
       <w:pPr>
-        <w:numPr>
-          <w:ilvl w:val="0"/>
-          <w:numId w:val="1016"/>
-        </w:numPr>
+        <w:pStyle w:val="FirstParagraph"/>
       </w:pPr>
+      <w:r>
+        <w:rPr>
+          <w:rFonts w:ascii="Times New Roman" w:hAnsi="Times New Roman" w:eastAsia="Times New Roman" w:cs="Times New Roman"/>
+          <w:b/>
+          <w:bCs/>
+        </w:rPr>
+        <w:t xml:space="preserve">20.</w:t>
+      </w:r>
+      <w:r>
+        <w:rPr>
+          <w:rFonts w:ascii="Times New Roman" w:hAnsi="Times New Roman" w:eastAsia="Times New Roman" w:cs="Times New Roman"/>
+        </w:rPr>
+        <w:t xml:space="preserve"> </w:t>
+      </w:r>
       <w:r>
         <w:rPr>
           <w:rFonts w:hint="eastAsia" w:ascii="Times New Roman" w:hAnsi="Times New Roman" w:eastAsia="FangSong" w:cs="Times New Roman"/>
@@ -33332,11 +33552,22 @@
     </w:p>
     <w:p>
       <w:pPr>
-        <w:numPr>
-          <w:ilvl w:val="0"/>
-          <w:numId w:val="1016"/>
-        </w:numPr>
+        <w:pStyle w:val="BodyText"/>
       </w:pPr>
+      <w:r>
+        <w:rPr>
+          <w:rFonts w:ascii="Times New Roman" w:hAnsi="Times New Roman" w:eastAsia="Times New Roman" w:cs="Times New Roman"/>
+          <w:b/>
+          <w:bCs/>
+        </w:rPr>
+        <w:t xml:space="preserve">21.</w:t>
+      </w:r>
+      <w:r>
+        <w:rPr>
+          <w:rFonts w:ascii="Times New Roman" w:hAnsi="Times New Roman" w:eastAsia="Times New Roman" w:cs="Times New Roman"/>
+        </w:rPr>
+        <w:t xml:space="preserve"> </w:t>
+      </w:r>
       <w:r>
         <w:rPr>
           <w:rFonts w:hint="eastAsia" w:ascii="Times New Roman" w:hAnsi="Times New Roman" w:eastAsia="FangSong" w:cs="Times New Roman"/>
@@ -33437,11 +33668,22 @@
     </w:p>
     <w:p>
       <w:pPr>
-        <w:numPr>
-          <w:ilvl w:val="0"/>
-          <w:numId w:val="1016"/>
-        </w:numPr>
+        <w:pStyle w:val="BodyText"/>
       </w:pPr>
+      <w:r>
+        <w:rPr>
+          <w:rFonts w:ascii="Times New Roman" w:hAnsi="Times New Roman" w:eastAsia="Times New Roman" w:cs="Times New Roman"/>
+          <w:b/>
+          <w:bCs/>
+        </w:rPr>
+        <w:t xml:space="preserve">22.</w:t>
+      </w:r>
+      <w:r>
+        <w:rPr>
+          <w:rFonts w:ascii="Times New Roman" w:hAnsi="Times New Roman" w:eastAsia="Times New Roman" w:cs="Times New Roman"/>
+        </w:rPr>
+        <w:t xml:space="preserve"> </w:t>
+      </w:r>
       <w:r>
         <w:rPr>
           <w:rFonts w:hint="eastAsia" w:ascii="Times New Roman" w:hAnsi="Times New Roman" w:eastAsia="FangSong" w:cs="Times New Roman"/>
@@ -33537,11 +33779,22 @@
     </w:p>
     <w:p>
       <w:pPr>
-        <w:numPr>
-          <w:ilvl w:val="0"/>
-          <w:numId w:val="1016"/>
-        </w:numPr>
+        <w:pStyle w:val="BodyText"/>
       </w:pPr>
+      <w:r>
+        <w:rPr>
+          <w:rFonts w:ascii="Times New Roman" w:hAnsi="Times New Roman" w:eastAsia="Times New Roman" w:cs="Times New Roman"/>
+          <w:b/>
+          <w:bCs/>
+        </w:rPr>
+        <w:t xml:space="preserve">23.</w:t>
+      </w:r>
+      <w:r>
+        <w:rPr>
+          <w:rFonts w:ascii="Times New Roman" w:hAnsi="Times New Roman" w:eastAsia="Times New Roman" w:cs="Times New Roman"/>
+        </w:rPr>
+        <w:t xml:space="preserve"> </w:t>
+      </w:r>
       <w:r>
         <w:rPr>
           <w:rFonts w:hint="eastAsia" w:ascii="Times New Roman" w:hAnsi="Times New Roman" w:eastAsia="FangSong" w:cs="Times New Roman"/>
@@ -33835,11 +34088,22 @@
     </w:p>
     <w:p>
       <w:pPr>
-        <w:numPr>
-          <w:ilvl w:val="0"/>
-          <w:numId w:val="1016"/>
-        </w:numPr>
+        <w:pStyle w:val="BodyText"/>
       </w:pPr>
+      <w:r>
+        <w:rPr>
+          <w:rFonts w:ascii="Times New Roman" w:hAnsi="Times New Roman" w:eastAsia="Times New Roman" w:cs="Times New Roman"/>
+          <w:b/>
+          <w:bCs/>
+        </w:rPr>
+        <w:t xml:space="preserve">24.</w:t>
+      </w:r>
+      <w:r>
+        <w:rPr>
+          <w:rFonts w:ascii="Times New Roman" w:hAnsi="Times New Roman" w:eastAsia="Times New Roman" w:cs="Times New Roman"/>
+        </w:rPr>
+        <w:t xml:space="preserve"> </w:t>
+      </w:r>
       <w:r>
         <w:rPr>
           <w:rFonts w:hint="eastAsia" w:ascii="Times New Roman" w:hAnsi="Times New Roman" w:eastAsia="FangSong" w:cs="Times New Roman"/>
@@ -33959,11 +34223,22 @@
     </w:p>
     <w:p>
       <w:pPr>
-        <w:numPr>
-          <w:ilvl w:val="0"/>
-          <w:numId w:val="1016"/>
-        </w:numPr>
+        <w:pStyle w:val="BodyText"/>
       </w:pPr>
+      <w:r>
+        <w:rPr>
+          <w:rFonts w:ascii="Times New Roman" w:hAnsi="Times New Roman" w:eastAsia="Times New Roman" w:cs="Times New Roman"/>
+          <w:b/>
+          <w:bCs/>
+        </w:rPr>
+        <w:t xml:space="preserve">25.</w:t>
+      </w:r>
+      <w:r>
+        <w:rPr>
+          <w:rFonts w:ascii="Times New Roman" w:hAnsi="Times New Roman" w:eastAsia="Times New Roman" w:cs="Times New Roman"/>
+        </w:rPr>
+        <w:t xml:space="preserve"> </w:t>
+      </w:r>
       <w:r>
         <w:rPr>
           <w:rFonts w:hint="eastAsia" w:ascii="Times New Roman" w:hAnsi="Times New Roman" w:eastAsia="FangSong" w:cs="Times New Roman"/>
@@ -34146,21 +34421,34 @@
     </w:p>
     <w:p>
       <w:pPr>
-        <w:pStyle w:val="Compact"/>
-        <w:numPr>
-          <w:ilvl w:val="0"/>
-          <w:numId w:val="1017"/>
-        </w:numPr>
+        <w:pStyle w:val="FirstParagraph"/>
       </w:pPr>
-    </w:p>
-    <w:p>
-      <w:pPr>
-        <w:pStyle w:val="Compact"/>
-        <w:numPr>
-          <w:ilvl w:val="1"/>
-          <w:numId w:val="1018"/>
-        </w:numPr>
-      </w:pPr>
+      <w:r>
+        <w:rPr>
+          <w:rFonts w:ascii="Times New Roman" w:hAnsi="Times New Roman" w:eastAsia="Times New Roman" w:cs="Times New Roman"/>
+          <w:b/>
+          <w:bCs/>
+        </w:rPr>
+        <w:t xml:space="preserve">1.</w:t>
+      </w:r>
+      <w:r>
+        <w:rPr>
+          <w:rFonts w:ascii="Times New Roman" w:hAnsi="Times New Roman" w:eastAsia="Times New Roman" w:cs="Times New Roman"/>
+        </w:rPr>
+        <w:t xml:space="preserve"> </w:t>
+      </w:r>
+      <w:r>
+        <w:rPr>
+          <w:rFonts w:ascii="Times New Roman" w:hAnsi="Times New Roman" w:eastAsia="Times New Roman" w:cs="Times New Roman"/>
+        </w:rPr>
+        <w:t xml:space="preserve">(a)</w:t>
+      </w:r>
+      <w:r>
+        <w:rPr>
+          <w:rFonts w:ascii="Times New Roman" w:hAnsi="Times New Roman" w:eastAsia="Times New Roman" w:cs="Times New Roman"/>
+        </w:rPr>
+        <w:t xml:space="preserve"> </w:t>
+      </w:r>
       <m:oMath>
         <m:sSub>
           <m:e>
@@ -34324,15 +34612,26 @@
         </w:rPr>
         <w:t>）。</w:t>
       </w:r>
-    </w:p>
-    <w:p>
-      <w:pPr>
-        <w:pStyle w:val="Compact"/>
-        <w:numPr>
-          <w:ilvl w:val="0"/>
-          <w:numId w:val="1017"/>
-        </w:numPr>
-      </w:pPr>
+      <w:r>
+        <w:rPr>
+          <w:rFonts w:ascii="Times New Roman" w:hAnsi="Times New Roman" w:eastAsia="Times New Roman" w:cs="Times New Roman"/>
+        </w:rPr>
+        <w:t xml:space="preserve"> </w:t>
+      </w:r>
+      <w:r>
+        <w:rPr>
+          <w:rFonts w:ascii="Times New Roman" w:hAnsi="Times New Roman" w:eastAsia="Times New Roman" w:cs="Times New Roman"/>
+          <w:b/>
+          <w:bCs/>
+        </w:rPr>
+        <w:t xml:space="preserve">2.</w:t>
+      </w:r>
+      <w:r>
+        <w:rPr>
+          <w:rFonts w:ascii="Times New Roman" w:hAnsi="Times New Roman" w:eastAsia="Times New Roman" w:cs="Times New Roman"/>
+        </w:rPr>
+        <w:t xml:space="preserve"> </w:t>
+      </w:r>
       <w:r>
         <w:rPr>
           <w:rFonts w:hint="eastAsia" w:ascii="Times New Roman" w:hAnsi="Times New Roman" w:eastAsia="FangSong" w:cs="Times New Roman"/>
@@ -34605,15 +34904,26 @@
         </w:rPr>
         <w:t>。</w:t>
       </w:r>
-    </w:p>
-    <w:p>
-      <w:pPr>
-        <w:pStyle w:val="Compact"/>
-        <w:numPr>
-          <w:ilvl w:val="0"/>
-          <w:numId w:val="1017"/>
-        </w:numPr>
-      </w:pPr>
+      <w:r>
+        <w:rPr>
+          <w:rFonts w:ascii="Times New Roman" w:hAnsi="Times New Roman" w:eastAsia="Times New Roman" w:cs="Times New Roman"/>
+        </w:rPr>
+        <w:t xml:space="preserve"> </w:t>
+      </w:r>
+      <w:r>
+        <w:rPr>
+          <w:rFonts w:ascii="Times New Roman" w:hAnsi="Times New Roman" w:eastAsia="Times New Roman" w:cs="Times New Roman"/>
+          <w:b/>
+          <w:bCs/>
+        </w:rPr>
+        <w:t xml:space="preserve">3.</w:t>
+      </w:r>
+      <w:r>
+        <w:rPr>
+          <w:rFonts w:ascii="Times New Roman" w:hAnsi="Times New Roman" w:eastAsia="Times New Roman" w:cs="Times New Roman"/>
+        </w:rPr>
+        <w:t xml:space="preserve"> </w:t>
+      </w:r>
       <m:oMath>
         <m:sSub>
           <m:e>
@@ -34924,15 +35234,26 @@
         </w:rPr>
         <w:t>。</w:t>
       </w:r>
-    </w:p>
-    <w:p>
-      <w:pPr>
-        <w:pStyle w:val="Compact"/>
-        <w:numPr>
-          <w:ilvl w:val="0"/>
-          <w:numId w:val="1017"/>
-        </w:numPr>
-      </w:pPr>
+      <w:r>
+        <w:rPr>
+          <w:rFonts w:ascii="Times New Roman" w:hAnsi="Times New Roman" w:eastAsia="Times New Roman" w:cs="Times New Roman"/>
+        </w:rPr>
+        <w:t xml:space="preserve"> </w:t>
+      </w:r>
+      <w:r>
+        <w:rPr>
+          <w:rFonts w:ascii="Times New Roman" w:hAnsi="Times New Roman" w:eastAsia="Times New Roman" w:cs="Times New Roman"/>
+          <w:b/>
+          <w:bCs/>
+        </w:rPr>
+        <w:t xml:space="preserve">4.</w:t>
+      </w:r>
+      <w:r>
+        <w:rPr>
+          <w:rFonts w:ascii="Times New Roman" w:hAnsi="Times New Roman" w:eastAsia="Times New Roman" w:cs="Times New Roman"/>
+        </w:rPr>
+        <w:t xml:space="preserve"> </w:t>
+      </w:r>
       <m:oMath>
         <m:r>
           <m:t>e</m:t>
@@ -35204,15 +35525,26 @@
         </w:rPr>
         <w:t>。</w:t>
       </w:r>
-    </w:p>
-    <w:p>
-      <w:pPr>
-        <w:pStyle w:val="Compact"/>
-        <w:numPr>
-          <w:ilvl w:val="0"/>
-          <w:numId w:val="1017"/>
-        </w:numPr>
-      </w:pPr>
+      <w:r>
+        <w:rPr>
+          <w:rFonts w:ascii="Times New Roman" w:hAnsi="Times New Roman" w:eastAsia="Times New Roman" w:cs="Times New Roman"/>
+        </w:rPr>
+        <w:t xml:space="preserve"> </w:t>
+      </w:r>
+      <w:r>
+        <w:rPr>
+          <w:rFonts w:ascii="Times New Roman" w:hAnsi="Times New Roman" w:eastAsia="Times New Roman" w:cs="Times New Roman"/>
+          <w:b/>
+          <w:bCs/>
+        </w:rPr>
+        <w:t xml:space="preserve">5.</w:t>
+      </w:r>
+      <w:r>
+        <w:rPr>
+          <w:rFonts w:ascii="Times New Roman" w:hAnsi="Times New Roman" w:eastAsia="Times New Roman" w:cs="Times New Roman"/>
+        </w:rPr>
+        <w:t xml:space="preserve"> </w:t>
+      </w:r>
       <w:r>
         <w:rPr>
           <w:rFonts w:hint="eastAsia" w:ascii="Times New Roman" w:hAnsi="Times New Roman" w:eastAsia="FangSong" w:cs="Times New Roman"/>
@@ -35588,15 +35920,26 @@
         </w:rPr>
         <w:t xml:space="preserve">。</w:t>
       </w:r>
-    </w:p>
-    <w:p>
-      <w:pPr>
-        <w:pStyle w:val="Compact"/>
-        <w:numPr>
-          <w:ilvl w:val="0"/>
-          <w:numId w:val="1017"/>
-        </w:numPr>
-      </w:pPr>
+      <w:r>
+        <w:rPr>
+          <w:rFonts w:ascii="Times New Roman" w:hAnsi="Times New Roman" w:eastAsia="Times New Roman" w:cs="Times New Roman"/>
+        </w:rPr>
+        <w:t xml:space="preserve"> </w:t>
+      </w:r>
+      <w:r>
+        <w:rPr>
+          <w:rFonts w:ascii="Times New Roman" w:hAnsi="Times New Roman" w:eastAsia="Times New Roman" w:cs="Times New Roman"/>
+          <w:b/>
+          <w:bCs/>
+        </w:rPr>
+        <w:t xml:space="preserve">6.</w:t>
+      </w:r>
+      <w:r>
+        <w:rPr>
+          <w:rFonts w:ascii="Times New Roman" w:hAnsi="Times New Roman" w:eastAsia="Times New Roman" w:cs="Times New Roman"/>
+        </w:rPr>
+        <w:t xml:space="preserve"> </w:t>
+      </w:r>
       <w:r>
         <w:rPr>
           <w:rFonts w:hint="eastAsia" w:ascii="Times New Roman" w:hAnsi="Times New Roman" w:eastAsia="FangSong" w:cs="Times New Roman"/>
@@ -35728,15 +36071,26 @@
         </w:rPr>
         <w:t>。</w:t>
       </w:r>
-    </w:p>
-    <w:p>
-      <w:pPr>
-        <w:pStyle w:val="Compact"/>
-        <w:numPr>
-          <w:ilvl w:val="0"/>
-          <w:numId w:val="1017"/>
-        </w:numPr>
-      </w:pPr>
+      <w:r>
+        <w:rPr>
+          <w:rFonts w:ascii="Times New Roman" w:hAnsi="Times New Roman" w:eastAsia="Times New Roman" w:cs="Times New Roman"/>
+        </w:rPr>
+        <w:t xml:space="preserve"> </w:t>
+      </w:r>
+      <w:r>
+        <w:rPr>
+          <w:rFonts w:ascii="Times New Roman" w:hAnsi="Times New Roman" w:eastAsia="Times New Roman" w:cs="Times New Roman"/>
+          <w:b/>
+          <w:bCs/>
+        </w:rPr>
+        <w:t xml:space="preserve">7.</w:t>
+      </w:r>
+      <w:r>
+        <w:rPr>
+          <w:rFonts w:ascii="Times New Roman" w:hAnsi="Times New Roman" w:eastAsia="Times New Roman" w:cs="Times New Roman"/>
+        </w:rPr>
+        <w:t xml:space="preserve"> </w:t>
+      </w:r>
       <w:r>
         <w:rPr>
           <w:rFonts w:hint="eastAsia" w:ascii="Times New Roman" w:hAnsi="Times New Roman" w:eastAsia="FangSong" w:cs="Times New Roman"/>
@@ -35841,15 +36195,26 @@
         </w:rPr>
         <w:t>。</w:t>
       </w:r>
-    </w:p>
-    <w:p>
-      <w:pPr>
-        <w:pStyle w:val="Compact"/>
-        <w:numPr>
-          <w:ilvl w:val="0"/>
-          <w:numId w:val="1017"/>
-        </w:numPr>
-      </w:pPr>
+      <w:r>
+        <w:rPr>
+          <w:rFonts w:ascii="Times New Roman" w:hAnsi="Times New Roman" w:eastAsia="Times New Roman" w:cs="Times New Roman"/>
+        </w:rPr>
+        <w:t xml:space="preserve"> </w:t>
+      </w:r>
+      <w:r>
+        <w:rPr>
+          <w:rFonts w:ascii="Times New Roman" w:hAnsi="Times New Roman" w:eastAsia="Times New Roman" w:cs="Times New Roman"/>
+          <w:b/>
+          <w:bCs/>
+        </w:rPr>
+        <w:t xml:space="preserve">8.</w:t>
+      </w:r>
+      <w:r>
+        <w:rPr>
+          <w:rFonts w:ascii="Times New Roman" w:hAnsi="Times New Roman" w:eastAsia="Times New Roman" w:cs="Times New Roman"/>
+        </w:rPr>
+        <w:t xml:space="preserve"> </w:t>
+      </w:r>
       <w:r>
         <w:rPr>
           <w:rFonts w:hint="eastAsia" w:ascii="Times New Roman" w:hAnsi="Times New Roman" w:eastAsia="FangSong" w:cs="Times New Roman"/>
@@ -35966,24 +36331,32 @@
         </w:rPr>
         <w:t>。</w:t>
       </w:r>
-    </w:p>
-    <w:p>
-      <w:pPr>
-        <w:pStyle w:val="Compact"/>
-        <w:numPr>
-          <w:ilvl w:val="0"/>
-          <w:numId w:val="1017"/>
-        </w:numPr>
-      </w:pPr>
-    </w:p>
-    <w:p>
-      <w:pPr>
-        <w:pStyle w:val="Compact"/>
-        <w:numPr>
-          <w:ilvl w:val="1"/>
-          <w:numId w:val="1019"/>
-        </w:numPr>
-      </w:pPr>
+      <w:r>
+        <w:rPr>
+          <w:rFonts w:ascii="Times New Roman" w:hAnsi="Times New Roman" w:eastAsia="Times New Roman" w:cs="Times New Roman"/>
+        </w:rPr>
+        <w:t xml:space="preserve"> </w:t>
+      </w:r>
+      <w:r>
+        <w:rPr>
+          <w:rFonts w:ascii="Times New Roman" w:hAnsi="Times New Roman" w:eastAsia="Times New Roman" w:cs="Times New Roman"/>
+          <w:b/>
+          <w:bCs/>
+        </w:rPr>
+        <w:t xml:space="preserve">9.</w:t>
+      </w:r>
+      <w:r>
+        <w:rPr>
+          <w:rFonts w:ascii="Times New Roman" w:hAnsi="Times New Roman" w:eastAsia="Times New Roman" w:cs="Times New Roman"/>
+        </w:rPr>
+        <w:t xml:space="preserve"> </w:t>
+      </w:r>
+      <w:r>
+        <w:rPr>
+          <w:rFonts w:ascii="Times New Roman" w:hAnsi="Times New Roman" w:eastAsia="Times New Roman" w:cs="Times New Roman"/>
+        </w:rPr>
+        <w:t xml:space="preserve">(b) </w:t>
+      </w:r>
       <w:r>
         <w:rPr>
           <w:rFonts w:hint="eastAsia" w:ascii="Times New Roman" w:hAnsi="Times New Roman" w:eastAsia="FangSong" w:cs="Times New Roman"/>
@@ -36056,15 +36429,26 @@
         </w:rPr>
         <w:t>）。</w:t>
       </w:r>
-    </w:p>
-    <w:p>
-      <w:pPr>
-        <w:pStyle w:val="Compact"/>
-        <w:numPr>
-          <w:ilvl w:val="0"/>
-          <w:numId w:val="1017"/>
-        </w:numPr>
-      </w:pPr>
+      <w:r>
+        <w:rPr>
+          <w:rFonts w:ascii="Times New Roman" w:hAnsi="Times New Roman" w:eastAsia="Times New Roman" w:cs="Times New Roman"/>
+        </w:rPr>
+        <w:t xml:space="preserve"> </w:t>
+      </w:r>
+      <w:r>
+        <w:rPr>
+          <w:rFonts w:ascii="Times New Roman" w:hAnsi="Times New Roman" w:eastAsia="Times New Roman" w:cs="Times New Roman"/>
+          <w:b/>
+          <w:bCs/>
+        </w:rPr>
+        <w:t xml:space="preserve">10.</w:t>
+      </w:r>
+      <w:r>
+        <w:rPr>
+          <w:rFonts w:ascii="Times New Roman" w:hAnsi="Times New Roman" w:eastAsia="Times New Roman" w:cs="Times New Roman"/>
+        </w:rPr>
+        <w:t xml:space="preserve"> </w:t>
+      </w:r>
       <m:oMath>
         <m:sSup>
           <m:e>
@@ -36222,15 +36606,26 @@
         </w:rPr>
         <w:t>。</w:t>
       </w:r>
-    </w:p>
-    <w:p>
-      <w:pPr>
-        <w:pStyle w:val="Compact"/>
-        <w:numPr>
-          <w:ilvl w:val="0"/>
-          <w:numId w:val="1017"/>
-        </w:numPr>
-      </w:pPr>
+      <w:r>
+        <w:rPr>
+          <w:rFonts w:ascii="Times New Roman" w:hAnsi="Times New Roman" w:eastAsia="Times New Roman" w:cs="Times New Roman"/>
+        </w:rPr>
+        <w:t xml:space="preserve"> </w:t>
+      </w:r>
+      <w:r>
+        <w:rPr>
+          <w:rFonts w:ascii="Times New Roman" w:hAnsi="Times New Roman" w:eastAsia="Times New Roman" w:cs="Times New Roman"/>
+          <w:b/>
+          <w:bCs/>
+        </w:rPr>
+        <w:t xml:space="preserve">11.</w:t>
+      </w:r>
+      <w:r>
+        <w:rPr>
+          <w:rFonts w:ascii="Times New Roman" w:hAnsi="Times New Roman" w:eastAsia="Times New Roman" w:cs="Times New Roman"/>
+        </w:rPr>
+        <w:t xml:space="preserve"> </w:t>
+      </w:r>
       <w:r>
         <w:rPr>
           <w:rFonts w:hint="eastAsia" w:ascii="Times New Roman" w:hAnsi="Times New Roman" w:eastAsia="FangSong" w:cs="Times New Roman"/>
@@ -36459,15 +36854,26 @@
         </w:rPr>
         <w:t>。</w:t>
       </w:r>
-    </w:p>
-    <w:p>
-      <w:pPr>
-        <w:pStyle w:val="Compact"/>
-        <w:numPr>
-          <w:ilvl w:val="0"/>
-          <w:numId w:val="1017"/>
-        </w:numPr>
-      </w:pPr>
+      <w:r>
+        <w:rPr>
+          <w:rFonts w:ascii="Times New Roman" w:hAnsi="Times New Roman" w:eastAsia="Times New Roman" w:cs="Times New Roman"/>
+        </w:rPr>
+        <w:t xml:space="preserve"> </w:t>
+      </w:r>
+      <w:r>
+        <w:rPr>
+          <w:rFonts w:ascii="Times New Roman" w:hAnsi="Times New Roman" w:eastAsia="Times New Roman" w:cs="Times New Roman"/>
+          <w:b/>
+          <w:bCs/>
+        </w:rPr>
+        <w:t xml:space="preserve">12.</w:t>
+      </w:r>
+      <w:r>
+        <w:rPr>
+          <w:rFonts w:ascii="Times New Roman" w:hAnsi="Times New Roman" w:eastAsia="Times New Roman" w:cs="Times New Roman"/>
+        </w:rPr>
+        <w:t xml:space="preserve"> </w:t>
+      </w:r>
       <w:r>
         <w:rPr>
           <w:rFonts w:hint="eastAsia" w:ascii="Times New Roman" w:hAnsi="Times New Roman" w:eastAsia="FangSong" w:cs="Times New Roman"/>
@@ -37030,15 +37436,26 @@
         </w:rPr>
         <w:t xml:space="preserve">。</w:t>
       </w:r>
-    </w:p>
-    <w:p>
-      <w:pPr>
-        <w:pStyle w:val="Compact"/>
-        <w:numPr>
-          <w:ilvl w:val="0"/>
-          <w:numId w:val="1017"/>
-        </w:numPr>
-      </w:pPr>
+      <w:r>
+        <w:rPr>
+          <w:rFonts w:ascii="Times New Roman" w:hAnsi="Times New Roman" w:eastAsia="Times New Roman" w:cs="Times New Roman"/>
+        </w:rPr>
+        <w:t xml:space="preserve"> </w:t>
+      </w:r>
+      <w:r>
+        <w:rPr>
+          <w:rFonts w:ascii="Times New Roman" w:hAnsi="Times New Roman" w:eastAsia="Times New Roman" w:cs="Times New Roman"/>
+          <w:b/>
+          <w:bCs/>
+        </w:rPr>
+        <w:t xml:space="preserve">13.</w:t>
+      </w:r>
+      <w:r>
+        <w:rPr>
+          <w:rFonts w:ascii="Times New Roman" w:hAnsi="Times New Roman" w:eastAsia="Times New Roman" w:cs="Times New Roman"/>
+        </w:rPr>
+        <w:t xml:space="preserve"> </w:t>
+      </w:r>
       <m:oMath>
         <m:sSub>
           <m:e>
@@ -37698,15 +38115,26 @@
         </w:rPr>
         <w:t>。</w:t>
       </w:r>
-    </w:p>
-    <w:p>
-      <w:pPr>
-        <w:pStyle w:val="Compact"/>
-        <w:numPr>
-          <w:ilvl w:val="0"/>
-          <w:numId w:val="1017"/>
-        </w:numPr>
-      </w:pPr>
+      <w:r>
+        <w:rPr>
+          <w:rFonts w:ascii="Times New Roman" w:hAnsi="Times New Roman" w:eastAsia="Times New Roman" w:cs="Times New Roman"/>
+        </w:rPr>
+        <w:t xml:space="preserve"> </w:t>
+      </w:r>
+      <w:r>
+        <w:rPr>
+          <w:rFonts w:ascii="Times New Roman" w:hAnsi="Times New Roman" w:eastAsia="Times New Roman" w:cs="Times New Roman"/>
+          <w:b/>
+          <w:bCs/>
+        </w:rPr>
+        <w:t xml:space="preserve">14.</w:t>
+      </w:r>
+      <w:r>
+        <w:rPr>
+          <w:rFonts w:ascii="Times New Roman" w:hAnsi="Times New Roman" w:eastAsia="Times New Roman" w:cs="Times New Roman"/>
+        </w:rPr>
+        <w:t xml:space="preserve"> </w:t>
+      </w:r>
       <w:r>
         <w:rPr>
           <w:rFonts w:hint="eastAsia" w:ascii="Times New Roman" w:hAnsi="Times New Roman" w:eastAsia="FangSong" w:cs="Times New Roman"/>
@@ -37898,15 +38326,26 @@
         </w:rPr>
         <w:t>。</w:t>
       </w:r>
-    </w:p>
-    <w:p>
-      <w:pPr>
-        <w:pStyle w:val="Compact"/>
-        <w:numPr>
-          <w:ilvl w:val="0"/>
-          <w:numId w:val="1017"/>
-        </w:numPr>
-      </w:pPr>
+      <w:r>
+        <w:rPr>
+          <w:rFonts w:ascii="Times New Roman" w:hAnsi="Times New Roman" w:eastAsia="Times New Roman" w:cs="Times New Roman"/>
+        </w:rPr>
+        <w:t xml:space="preserve"> </w:t>
+      </w:r>
+      <w:r>
+        <w:rPr>
+          <w:rFonts w:ascii="Times New Roman" w:hAnsi="Times New Roman" w:eastAsia="Times New Roman" w:cs="Times New Roman"/>
+          <w:b/>
+          <w:bCs/>
+        </w:rPr>
+        <w:t xml:space="preserve">15.</w:t>
+      </w:r>
+      <w:r>
+        <w:rPr>
+          <w:rFonts w:ascii="Times New Roman" w:hAnsi="Times New Roman" w:eastAsia="Times New Roman" w:cs="Times New Roman"/>
+        </w:rPr>
+        <w:t xml:space="preserve"> </w:t>
+      </w:r>
       <m:oMath>
         <m:sSub>
           <m:e>
@@ -38175,15 +38614,26 @@
         </w:rPr>
         <w:t xml:space="preserve">。</w:t>
       </w:r>
-    </w:p>
-    <w:p>
-      <w:pPr>
-        <w:pStyle w:val="Compact"/>
-        <w:numPr>
-          <w:ilvl w:val="0"/>
-          <w:numId w:val="1017"/>
-        </w:numPr>
-      </w:pPr>
+      <w:r>
+        <w:rPr>
+          <w:rFonts w:ascii="Times New Roman" w:hAnsi="Times New Roman" w:eastAsia="Times New Roman" w:cs="Times New Roman"/>
+        </w:rPr>
+        <w:t xml:space="preserve"> </w:t>
+      </w:r>
+      <w:r>
+        <w:rPr>
+          <w:rFonts w:ascii="Times New Roman" w:hAnsi="Times New Roman" w:eastAsia="Times New Roman" w:cs="Times New Roman"/>
+          <w:b/>
+          <w:bCs/>
+        </w:rPr>
+        <w:t xml:space="preserve">16.</w:t>
+      </w:r>
+      <w:r>
+        <w:rPr>
+          <w:rFonts w:ascii="Times New Roman" w:hAnsi="Times New Roman" w:eastAsia="Times New Roman" w:cs="Times New Roman"/>
+        </w:rPr>
+        <w:t xml:space="preserve"> </w:t>
+      </w:r>
       <m:oMath>
         <m:r>
           <m:t>π</m:t>
@@ -38579,15 +39029,26 @@
         </w:rPr>
         <w:t>。</w:t>
       </w:r>
-    </w:p>
-    <w:p>
-      <w:pPr>
-        <w:pStyle w:val="Compact"/>
-        <w:numPr>
-          <w:ilvl w:val="0"/>
-          <w:numId w:val="1017"/>
-        </w:numPr>
-      </w:pPr>
+      <w:r>
+        <w:rPr>
+          <w:rFonts w:ascii="Times New Roman" w:hAnsi="Times New Roman" w:eastAsia="Times New Roman" w:cs="Times New Roman"/>
+        </w:rPr>
+        <w:t xml:space="preserve"> </w:t>
+      </w:r>
+      <w:r>
+        <w:rPr>
+          <w:rFonts w:ascii="Times New Roman" w:hAnsi="Times New Roman" w:eastAsia="Times New Roman" w:cs="Times New Roman"/>
+          <w:b/>
+          <w:bCs/>
+        </w:rPr>
+        <w:t xml:space="preserve">17.</w:t>
+      </w:r>
+      <w:r>
+        <w:rPr>
+          <w:rFonts w:ascii="Times New Roman" w:hAnsi="Times New Roman" w:eastAsia="Times New Roman" w:cs="Times New Roman"/>
+        </w:rPr>
+        <w:t xml:space="preserve"> </w:t>
+      </w:r>
       <w:r>
         <w:rPr>
           <w:rFonts w:hint="eastAsia" w:ascii="Times New Roman" w:hAnsi="Times New Roman" w:eastAsia="FangSong" w:cs="Times New Roman"/>
@@ -38928,15 +39389,26 @@
         </w:rPr>
         <w:t>。</w:t>
       </w:r>
-    </w:p>
-    <w:p>
-      <w:pPr>
-        <w:pStyle w:val="Compact"/>
-        <w:numPr>
-          <w:ilvl w:val="0"/>
-          <w:numId w:val="1017"/>
-        </w:numPr>
-      </w:pPr>
+      <w:r>
+        <w:rPr>
+          <w:rFonts w:ascii="Times New Roman" w:hAnsi="Times New Roman" w:eastAsia="Times New Roman" w:cs="Times New Roman"/>
+        </w:rPr>
+        <w:t xml:space="preserve"> </w:t>
+      </w:r>
+      <w:r>
+        <w:rPr>
+          <w:rFonts w:ascii="Times New Roman" w:hAnsi="Times New Roman" w:eastAsia="Times New Roman" w:cs="Times New Roman"/>
+          <w:b/>
+          <w:bCs/>
+        </w:rPr>
+        <w:t xml:space="preserve">18.</w:t>
+      </w:r>
+      <w:r>
+        <w:rPr>
+          <w:rFonts w:ascii="Times New Roman" w:hAnsi="Times New Roman" w:eastAsia="Times New Roman" w:cs="Times New Roman"/>
+        </w:rPr>
+        <w:t xml:space="preserve"> </w:t>
+      </w:r>
       <w:r>
         <w:rPr>
           <w:rFonts w:hint="eastAsia" w:ascii="Times New Roman" w:hAnsi="Times New Roman" w:eastAsia="FangSong" w:cs="Times New Roman"/>
@@ -39009,15 +39481,26 @@
         </w:rPr>
         <w:t>。</w:t>
       </w:r>
-    </w:p>
-    <w:p>
-      <w:pPr>
-        <w:pStyle w:val="Compact"/>
-        <w:numPr>
-          <w:ilvl w:val="0"/>
-          <w:numId w:val="1017"/>
-        </w:numPr>
-      </w:pPr>
+      <w:r>
+        <w:rPr>
+          <w:rFonts w:ascii="Times New Roman" w:hAnsi="Times New Roman" w:eastAsia="Times New Roman" w:cs="Times New Roman"/>
+        </w:rPr>
+        <w:t xml:space="preserve"> </w:t>
+      </w:r>
+      <w:r>
+        <w:rPr>
+          <w:rFonts w:ascii="Times New Roman" w:hAnsi="Times New Roman" w:eastAsia="Times New Roman" w:cs="Times New Roman"/>
+          <w:b/>
+          <w:bCs/>
+        </w:rPr>
+        <w:t xml:space="preserve">19.</w:t>
+      </w:r>
+      <w:r>
+        <w:rPr>
+          <w:rFonts w:ascii="Times New Roman" w:hAnsi="Times New Roman" w:eastAsia="Times New Roman" w:cs="Times New Roman"/>
+        </w:rPr>
+        <w:t xml:space="preserve"> </w:t>
+      </w:r>
       <w:r>
         <w:rPr>
           <w:rFonts w:hint="eastAsia" w:ascii="Times New Roman" w:hAnsi="Times New Roman" w:eastAsia="FangSong" w:cs="Times New Roman"/>
@@ -39245,15 +39728,26 @@
         </w:rPr>
         <w:t>。</w:t>
       </w:r>
-    </w:p>
-    <w:p>
-      <w:pPr>
-        <w:pStyle w:val="Compact"/>
-        <w:numPr>
-          <w:ilvl w:val="0"/>
-          <w:numId w:val="1017"/>
-        </w:numPr>
-      </w:pPr>
+      <w:r>
+        <w:rPr>
+          <w:rFonts w:ascii="Times New Roman" w:hAnsi="Times New Roman" w:eastAsia="Times New Roman" w:cs="Times New Roman"/>
+        </w:rPr>
+        <w:t xml:space="preserve"> </w:t>
+      </w:r>
+      <w:r>
+        <w:rPr>
+          <w:rFonts w:ascii="Times New Roman" w:hAnsi="Times New Roman" w:eastAsia="Times New Roman" w:cs="Times New Roman"/>
+          <w:b/>
+          <w:bCs/>
+        </w:rPr>
+        <w:t xml:space="preserve">20.</w:t>
+      </w:r>
+      <w:r>
+        <w:rPr>
+          <w:rFonts w:ascii="Times New Roman" w:hAnsi="Times New Roman" w:eastAsia="Times New Roman" w:cs="Times New Roman"/>
+        </w:rPr>
+        <w:t xml:space="preserve"> </w:t>
+      </w:r>
       <m:oMath>
         <m:sSup>
           <m:e>
@@ -39729,15 +40223,26 @@
         </w:rPr>
         <w:t>。</w:t>
       </w:r>
-    </w:p>
-    <w:p>
-      <w:pPr>
-        <w:pStyle w:val="Compact"/>
-        <w:numPr>
-          <w:ilvl w:val="0"/>
-          <w:numId w:val="1017"/>
-        </w:numPr>
-      </w:pPr>
+      <w:r>
+        <w:rPr>
+          <w:rFonts w:ascii="Times New Roman" w:hAnsi="Times New Roman" w:eastAsia="Times New Roman" w:cs="Times New Roman"/>
+        </w:rPr>
+        <w:t xml:space="preserve"> </w:t>
+      </w:r>
+      <w:r>
+        <w:rPr>
+          <w:rFonts w:ascii="Times New Roman" w:hAnsi="Times New Roman" w:eastAsia="Times New Roman" w:cs="Times New Roman"/>
+          <w:b/>
+          <w:bCs/>
+        </w:rPr>
+        <w:t xml:space="preserve">21.</w:t>
+      </w:r>
+      <w:r>
+        <w:rPr>
+          <w:rFonts w:ascii="Times New Roman" w:hAnsi="Times New Roman" w:eastAsia="Times New Roman" w:cs="Times New Roman"/>
+        </w:rPr>
+        <w:t xml:space="preserve"> </w:t>
+      </w:r>
       <w:r>
         <w:rPr>
           <w:rFonts w:hint="eastAsia" w:ascii="Times New Roman" w:hAnsi="Times New Roman" w:eastAsia="FangSong" w:cs="Times New Roman"/>
@@ -39925,75 +40430,86 @@
         </w:rPr>
         <w:t>。</w:t>
       </w:r>
-    </w:p>
-    <w:p>
-      <w:pPr>
-        <w:pStyle w:val="Compact"/>
-        <w:numPr>
-          <w:ilvl w:val="0"/>
-          <w:numId w:val="1017"/>
-        </w:numPr>
-      </w:pPr>
-      <w:r>
-        <w:rPr>
-          <w:rFonts w:hint="eastAsia" w:ascii="Times New Roman" w:hAnsi="Times New Roman" w:eastAsia="FangSong" w:cs="Times New Roman"/>
-        </w:rPr>
-        <w:t>需要</w:t>
-      </w:r>
-      <w:r>
-        <w:rPr>
-          <w:rFonts w:hint="eastAsia" w:ascii="Times New Roman" w:hAnsi="Times New Roman" w:eastAsia="Times New Roman" w:cs="Times New Roman"/>
-        </w:rPr>
-        <w:t>。</w:t>
-      </w:r>
-      <w:r>
-        <w:rPr>
-          <w:rFonts w:hint="eastAsia" w:ascii="Times New Roman" w:hAnsi="Times New Roman" w:eastAsia="FangSong" w:cs="Times New Roman"/>
-        </w:rPr>
-        <w:t>自旋交叉现象的本质是不同自旋态的能级随场强变化发生交叉</w:t>
-      </w:r>
-      <w:r>
-        <w:rPr>
-          <w:rFonts w:hint="eastAsia" w:ascii="Times New Roman" w:hAnsi="Times New Roman" w:eastAsia="Times New Roman" w:cs="Times New Roman"/>
-        </w:rPr>
-        <w:t>，</w:t>
-      </w:r>
-      <w:r>
-        <w:rPr>
-          <w:rFonts w:hint="eastAsia" w:ascii="Times New Roman" w:hAnsi="Times New Roman" w:eastAsia="FangSong" w:cs="Times New Roman"/>
-        </w:rPr>
-        <w:t>只有</w:t>
-      </w:r>
-      <w:r>
-        <w:rPr>
-          <w:rFonts w:ascii="Times New Roman" w:hAnsi="Times New Roman" w:eastAsia="Times New Roman" w:cs="Times New Roman"/>
-        </w:rPr>
-        <w:t xml:space="preserve"> Tanabe-Sugano </w:t>
-      </w:r>
-      <w:r>
-        <w:rPr>
-          <w:rFonts w:hint="eastAsia" w:ascii="Times New Roman" w:hAnsi="Times New Roman" w:eastAsia="FangSong" w:cs="Times New Roman"/>
-        </w:rPr>
-        <w:t>图上能读出交叉点对应的场强</w:t>
-      </w:r>
-      <w:r>
-        <w:rPr>
-          <w:rFonts w:hint="eastAsia" w:ascii="Times New Roman" w:hAnsi="Times New Roman" w:eastAsia="Times New Roman" w:cs="Times New Roman"/>
-        </w:rPr>
-        <w:t>。</w:t>
-      </w:r>
-      <w:r>
-        <w:rPr>
-          <w:rFonts w:hint="eastAsia" w:ascii="Times New Roman" w:hAnsi="Times New Roman" w:eastAsia="FangSong" w:cs="Times New Roman"/>
-        </w:rPr>
-        <w:t>应重点读图上高自旋基态与低自旋基态两条能级曲线的</w:t>
-      </w:r>
-      <w:r>
-        <w:rPr>
-          <w:rFonts w:hint="eastAsia" w:ascii="Times New Roman" w:hAnsi="Times New Roman" w:eastAsia="FangSong" w:cs="Times New Roman"/>
+      <w:r>
+        <w:rPr>
+          <w:rFonts w:ascii="Times New Roman" w:hAnsi="Times New Roman" w:eastAsia="Times New Roman" w:cs="Times New Roman"/>
+        </w:rPr>
+        <w:t xml:space="preserve"> </w:t>
+      </w:r>
+      <w:r>
+        <w:rPr>
+          <w:rFonts w:ascii="Times New Roman" w:hAnsi="Times New Roman" w:eastAsia="Times New Roman" w:cs="Times New Roman"/>
           <w:b/>
           <w:bCs/>
         </w:rPr>
+        <w:t xml:space="preserve">22.</w:t>
+      </w:r>
+      <w:r>
+        <w:rPr>
+          <w:rFonts w:ascii="Times New Roman" w:hAnsi="Times New Roman" w:eastAsia="Times New Roman" w:cs="Times New Roman"/>
+        </w:rPr>
+        <w:t xml:space="preserve"> </w:t>
+      </w:r>
+      <w:r>
+        <w:rPr>
+          <w:rFonts w:hint="eastAsia" w:ascii="Times New Roman" w:hAnsi="Times New Roman" w:eastAsia="FangSong" w:cs="Times New Roman"/>
+        </w:rPr>
+        <w:t>需要</w:t>
+      </w:r>
+      <w:r>
+        <w:rPr>
+          <w:rFonts w:hint="eastAsia" w:ascii="Times New Roman" w:hAnsi="Times New Roman" w:eastAsia="Times New Roman" w:cs="Times New Roman"/>
+        </w:rPr>
+        <w:t>。</w:t>
+      </w:r>
+      <w:r>
+        <w:rPr>
+          <w:rFonts w:hint="eastAsia" w:ascii="Times New Roman" w:hAnsi="Times New Roman" w:eastAsia="FangSong" w:cs="Times New Roman"/>
+        </w:rPr>
+        <w:t>自旋交叉现象的本质是不同自旋态的能级随场强变化发生交叉</w:t>
+      </w:r>
+      <w:r>
+        <w:rPr>
+          <w:rFonts w:hint="eastAsia" w:ascii="Times New Roman" w:hAnsi="Times New Roman" w:eastAsia="Times New Roman" w:cs="Times New Roman"/>
+        </w:rPr>
+        <w:t>，</w:t>
+      </w:r>
+      <w:r>
+        <w:rPr>
+          <w:rFonts w:hint="eastAsia" w:ascii="Times New Roman" w:hAnsi="Times New Roman" w:eastAsia="FangSong" w:cs="Times New Roman"/>
+        </w:rPr>
+        <w:t>只有</w:t>
+      </w:r>
+      <w:r>
+        <w:rPr>
+          <w:rFonts w:ascii="Times New Roman" w:hAnsi="Times New Roman" w:eastAsia="Times New Roman" w:cs="Times New Roman"/>
+        </w:rPr>
+        <w:t xml:space="preserve"> Tanabe-Sugano </w:t>
+      </w:r>
+      <w:r>
+        <w:rPr>
+          <w:rFonts w:hint="eastAsia" w:ascii="Times New Roman" w:hAnsi="Times New Roman" w:eastAsia="FangSong" w:cs="Times New Roman"/>
+        </w:rPr>
+        <w:t>图上能读出交叉点对应的场强</w:t>
+      </w:r>
+      <w:r>
+        <w:rPr>
+          <w:rFonts w:hint="eastAsia" w:ascii="Times New Roman" w:hAnsi="Times New Roman" w:eastAsia="Times New Roman" w:cs="Times New Roman"/>
+        </w:rPr>
+        <w:t>。</w:t>
+      </w:r>
+      <w:r>
+        <w:rPr>
+          <w:rFonts w:hint="eastAsia" w:ascii="Times New Roman" w:hAnsi="Times New Roman" w:eastAsia="FangSong" w:cs="Times New Roman"/>
+        </w:rPr>
+        <w:t>应重点读图上高自旋基态与低自旋基态两条能级曲线的</w:t>
+      </w:r>
+      <w:r>
+        <w:rPr>
+          <w:rFonts w:hint="eastAsia" w:ascii="Times New Roman" w:hAnsi="Times New Roman" w:eastAsia="FangSong" w:cs="Times New Roman"/>
+          <w:b/>
+          <w:bCs/>
+        </w:rPr>
         <w:t xml:space="preserve">交点</w:t>
       </w:r>
       <w:r>
@@ -40002,15 +40518,26 @@
         </w:rPr>
         <w:t xml:space="preserve">。</w:t>
       </w:r>
-    </w:p>
-    <w:p>
-      <w:pPr>
-        <w:pStyle w:val="Compact"/>
-        <w:numPr>
-          <w:ilvl w:val="0"/>
-          <w:numId w:val="1017"/>
-        </w:numPr>
-      </w:pPr>
+      <w:r>
+        <w:rPr>
+          <w:rFonts w:ascii="Times New Roman" w:hAnsi="Times New Roman" w:eastAsia="Times New Roman" w:cs="Times New Roman"/>
+        </w:rPr>
+        <w:t xml:space="preserve"> </w:t>
+      </w:r>
+      <w:r>
+        <w:rPr>
+          <w:rFonts w:ascii="Times New Roman" w:hAnsi="Times New Roman" w:eastAsia="Times New Roman" w:cs="Times New Roman"/>
+          <w:b/>
+          <w:bCs/>
+        </w:rPr>
+        <w:t xml:space="preserve">23.</w:t>
+      </w:r>
+      <w:r>
+        <w:rPr>
+          <w:rFonts w:ascii="Times New Roman" w:hAnsi="Times New Roman" w:eastAsia="Times New Roman" w:cs="Times New Roman"/>
+        </w:rPr>
+        <w:t xml:space="preserve"> </w:t>
+      </w:r>
       <m:oMath>
         <m:oMathPr>
           <m:ctrlPr>
@@ -40852,15 +41379,26 @@
         </w:rPr>
         <w:t>。</w:t>
       </w:r>
-    </w:p>
-    <w:p>
-      <w:pPr>
-        <w:pStyle w:val="Compact"/>
-        <w:numPr>
-          <w:ilvl w:val="0"/>
-          <w:numId w:val="1017"/>
-        </w:numPr>
-      </w:pPr>
+      <w:r>
+        <w:rPr>
+          <w:rFonts w:ascii="Times New Roman" w:hAnsi="Times New Roman" w:eastAsia="Times New Roman" w:cs="Times New Roman"/>
+        </w:rPr>
+        <w:t xml:space="preserve"> </w:t>
+      </w:r>
+      <w:r>
+        <w:rPr>
+          <w:rFonts w:ascii="Times New Roman" w:hAnsi="Times New Roman" w:eastAsia="Times New Roman" w:cs="Times New Roman"/>
+          <w:b/>
+          <w:bCs/>
+        </w:rPr>
+        <w:t xml:space="preserve">24.</w:t>
+      </w:r>
+      <w:r>
+        <w:rPr>
+          <w:rFonts w:ascii="Times New Roman" w:hAnsi="Times New Roman" w:eastAsia="Times New Roman" w:cs="Times New Roman"/>
+        </w:rPr>
+        <w:t xml:space="preserve"> </w:t>
+      </w:r>
       <m:oMath>
         <m:sSup>
           <m:e>
@@ -41289,15 +41827,26 @@
         </w:rPr>
         <w:t>。</w:t>
       </w:r>
-    </w:p>
-    <w:p>
-      <w:pPr>
-        <w:pStyle w:val="Compact"/>
-        <w:numPr>
-          <w:ilvl w:val="0"/>
-          <w:numId w:val="1017"/>
-        </w:numPr>
-      </w:pPr>
+      <w:r>
+        <w:rPr>
+          <w:rFonts w:ascii="Times New Roman" w:hAnsi="Times New Roman" w:eastAsia="Times New Roman" w:cs="Times New Roman"/>
+        </w:rPr>
+        <w:t xml:space="preserve"> </w:t>
+      </w:r>
+      <w:r>
+        <w:rPr>
+          <w:rFonts w:ascii="Times New Roman" w:hAnsi="Times New Roman" w:eastAsia="Times New Roman" w:cs="Times New Roman"/>
+          <w:b/>
+          <w:bCs/>
+        </w:rPr>
+        <w:t xml:space="preserve">25.</w:t>
+      </w:r>
+      <w:r>
+        <w:rPr>
+          <w:rFonts w:ascii="Times New Roman" w:hAnsi="Times New Roman" w:eastAsia="Times New Roman" w:cs="Times New Roman"/>
+        </w:rPr>
+        <w:t xml:space="preserve"> </w:t>
+      </w:r>
       <w:r>
         <w:rPr>
           <w:rFonts w:hint="eastAsia" w:ascii="Times New Roman" w:hAnsi="Times New Roman" w:eastAsia="FangSong" w:cs="Times New Roman"/>
@@ -41903,7 +42452,7 @@
         <w:pStyle w:val="Compact"/>
         <w:numPr>
           <w:ilvl w:val="0"/>
-          <w:numId w:val="1020"/>
+          <w:numId w:val="1014"/>
         </w:numPr>
       </w:pPr>
       <w:r>
@@ -41998,7 +42547,7 @@
         <w:pStyle w:val="Compact"/>
         <w:numPr>
           <w:ilvl w:val="0"/>
-          <w:numId w:val="1020"/>
+          <w:numId w:val="1014"/>
         </w:numPr>
       </w:pPr>
       <w:r>
@@ -42055,7 +42604,7 @@
         <w:pStyle w:val="Compact"/>
         <w:numPr>
           <w:ilvl w:val="0"/>
-          <w:numId w:val="1020"/>
+          <w:numId w:val="1014"/>
         </w:numPr>
       </w:pPr>
       <w:r>
@@ -42096,7 +42645,7 @@
         <w:pStyle w:val="Compact"/>
         <w:numPr>
           <w:ilvl w:val="0"/>
-          <w:numId w:val="1020"/>
+          <w:numId w:val="1014"/>
         </w:numPr>
       </w:pPr>
       <w:r>
@@ -42131,7 +42680,7 @@
         <w:pStyle w:val="Compact"/>
         <w:numPr>
           <w:ilvl w:val="0"/>
-          <w:numId w:val="1020"/>
+          <w:numId w:val="1014"/>
         </w:numPr>
       </w:pPr>
       <m:oMath>
@@ -42237,7 +42786,7 @@
         <w:pStyle w:val="Compact"/>
         <w:numPr>
           <w:ilvl w:val="0"/>
-          <w:numId w:val="1020"/>
+          <w:numId w:val="1014"/>
         </w:numPr>
       </w:pPr>
       <w:r>
@@ -42294,7 +42843,7 @@
         <w:pStyle w:val="Compact"/>
         <w:numPr>
           <w:ilvl w:val="0"/>
-          <w:numId w:val="1020"/>
+          <w:numId w:val="1014"/>
         </w:numPr>
       </w:pPr>
       <m:oMath>
@@ -42452,7 +43001,7 @@
         <w:pStyle w:val="Compact"/>
         <w:numPr>
           <w:ilvl w:val="0"/>
-          <w:numId w:val="1020"/>
+          <w:numId w:val="1014"/>
         </w:numPr>
       </w:pPr>
       <m:oMath>
@@ -42574,7 +43123,7 @@
         <w:pStyle w:val="Compact"/>
         <w:numPr>
           <w:ilvl w:val="0"/>
-          <w:numId w:val="1021"/>
+          <w:numId w:val="1015"/>
         </w:numPr>
       </w:pPr>
       <w:r>
@@ -42709,7 +43258,7 @@
         <w:pStyle w:val="Compact"/>
         <w:numPr>
           <w:ilvl w:val="0"/>
-          <w:numId w:val="1021"/>
+          <w:numId w:val="1015"/>
         </w:numPr>
       </w:pPr>
       <w:r>
@@ -42790,7 +43339,7 @@
         <w:pStyle w:val="Compact"/>
         <w:numPr>
           <w:ilvl w:val="0"/>
-          <w:numId w:val="1021"/>
+          <w:numId w:val="1015"/>
         </w:numPr>
       </w:pPr>
       <w:r>
@@ -42927,7 +43476,7 @@
         <w:pStyle w:val="Compact"/>
         <w:numPr>
           <w:ilvl w:val="0"/>
-          <w:numId w:val="1021"/>
+          <w:numId w:val="1015"/>
         </w:numPr>
       </w:pPr>
       <w:r>
@@ -43044,7 +43593,7 @@
         <w:pStyle w:val="Compact"/>
         <w:numPr>
           <w:ilvl w:val="0"/>
-          <w:numId w:val="1021"/>
+          <w:numId w:val="1015"/>
         </w:numPr>
       </w:pPr>
       <w:r>
@@ -43113,7 +43662,7 @@
         <w:pStyle w:val="Compact"/>
         <w:numPr>
           <w:ilvl w:val="0"/>
-          <w:numId w:val="1021"/>
+          <w:numId w:val="1015"/>
         </w:numPr>
       </w:pPr>
       <w:r>
@@ -43184,7 +43733,7 @@
         <w:pStyle w:val="Compact"/>
         <w:numPr>
           <w:ilvl w:val="0"/>
-          <w:numId w:val="1022"/>
+          <w:numId w:val="1016"/>
         </w:numPr>
       </w:pPr>
       <w:r>
@@ -43333,7 +43882,7 @@
         <w:pStyle w:val="Compact"/>
         <w:numPr>
           <w:ilvl w:val="0"/>
-          <w:numId w:val="1022"/>
+          <w:numId w:val="1016"/>
         </w:numPr>
       </w:pPr>
       <w:r>
@@ -43434,7 +43983,7 @@
         <w:pStyle w:val="Compact"/>
         <w:numPr>
           <w:ilvl w:val="0"/>
-          <w:numId w:val="1022"/>
+          <w:numId w:val="1016"/>
         </w:numPr>
       </w:pPr>
       <w:r>
@@ -44144,346 +44693,6 @@
       </w:pPr>
     </w:lvl>
   </w:abstractNum>
-  <w:abstractNum w:abstractNumId="994111">
-    <w:nsid w:val="0A994111"/>
-    <w:multiLevelType w:val="multilevel"/>
-    <w:lvl w:ilvl="0">
-      <w:start w:val="11"/>
-      <w:numFmt w:val="decimal"/>
-      <w:lvlText w:val="%1."/>
-      <w:lvlJc w:val="left"/>
-      <w:pPr>
-        <w:ind w:left="720" w:hanging="360"/>
-      </w:pPr>
-    </w:lvl>
-    <w:lvl w:ilvl="1">
-      <w:start w:val="11"/>
-      <w:numFmt w:val="decimal"/>
-      <w:lvlText w:val="%2."/>
-      <w:lvlJc w:val="left"/>
-      <w:pPr>
-        <w:ind w:left="1440" w:hanging="360"/>
-      </w:pPr>
-    </w:lvl>
-    <w:lvl w:ilvl="2">
-      <w:start w:val="11"/>
-      <w:numFmt w:val="decimal"/>
-      <w:lvlText w:val="%3."/>
-      <w:lvlJc w:val="left"/>
-      <w:pPr>
-        <w:ind w:left="2160" w:hanging="360"/>
-      </w:pPr>
-    </w:lvl>
-    <w:lvl w:ilvl="3">
-      <w:start w:val="11"/>
-      <w:numFmt w:val="decimal"/>
-      <w:lvlText w:val="%4."/>
-      <w:lvlJc w:val="left"/>
-      <w:pPr>
-        <w:ind w:left="2880" w:hanging="360"/>
-      </w:pPr>
-    </w:lvl>
-    <w:lvl w:ilvl="4">
-      <w:start w:val="11"/>
-      <w:numFmt w:val="decimal"/>
-      <w:lvlText w:val="%5."/>
-      <w:lvlJc w:val="left"/>
-      <w:pPr>
-        <w:ind w:left="3600" w:hanging="360"/>
-      </w:pPr>
-    </w:lvl>
-    <w:lvl w:ilvl="5">
-      <w:start w:val="11"/>
-      <w:numFmt w:val="decimal"/>
-      <w:lvlText w:val="%6."/>
-      <w:lvlJc w:val="left"/>
-      <w:pPr>
-        <w:ind w:left="4320" w:hanging="360"/>
-      </w:pPr>
-    </w:lvl>
-    <w:lvl w:ilvl="6">
-      <w:start w:val="11"/>
-      <w:numFmt w:val="decimal"/>
-      <w:lvlText w:val="%7."/>
-      <w:lvlJc w:val="left"/>
-      <w:pPr>
-        <w:ind w:left="5040" w:hanging="360"/>
-      </w:pPr>
-    </w:lvl>
-    <w:lvl w:ilvl="7">
-      <w:start w:val="11"/>
-      <w:numFmt w:val="decimal"/>
-      <w:lvlText w:val="%8."/>
-      <w:lvlJc w:val="left"/>
-      <w:pPr>
-        <w:ind w:left="5760" w:hanging="360"/>
-      </w:pPr>
-    </w:lvl>
-    <w:lvl w:ilvl="8">
-      <w:start w:val="11"/>
-      <w:numFmt w:val="decimal"/>
-      <w:lvlText w:val="%9."/>
-      <w:lvlJc w:val="left"/>
-      <w:pPr>
-        <w:ind w:left="6480" w:hanging="360"/>
-      </w:pPr>
-    </w:lvl>
-  </w:abstractNum>
-  <w:abstractNum w:abstractNumId="994120">
-    <w:nsid w:val="0A994120"/>
-    <w:multiLevelType w:val="multilevel"/>
-    <w:lvl w:ilvl="0">
-      <w:start w:val="20"/>
-      <w:numFmt w:val="decimal"/>
-      <w:lvlText w:val="%1."/>
-      <w:lvlJc w:val="left"/>
-      <w:pPr>
-        <w:ind w:left="720" w:hanging="360"/>
-      </w:pPr>
-    </w:lvl>
-    <w:lvl w:ilvl="1">
-      <w:start w:val="20"/>
-      <w:numFmt w:val="decimal"/>
-      <w:lvlText w:val="%2."/>
-      <w:lvlJc w:val="left"/>
-      <w:pPr>
-        <w:ind w:left="1440" w:hanging="360"/>
-      </w:pPr>
-    </w:lvl>
-    <w:lvl w:ilvl="2">
-      <w:start w:val="20"/>
-      <w:numFmt w:val="decimal"/>
-      <w:lvlText w:val="%3."/>
-      <w:lvlJc w:val="left"/>
-      <w:pPr>
-        <w:ind w:left="2160" w:hanging="360"/>
-      </w:pPr>
-    </w:lvl>
-    <w:lvl w:ilvl="3">
-      <w:start w:val="20"/>
-      <w:numFmt w:val="decimal"/>
-      <w:lvlText w:val="%4."/>
-      <w:lvlJc w:val="left"/>
-      <w:pPr>
-        <w:ind w:left="2880" w:hanging="360"/>
-      </w:pPr>
-    </w:lvl>
-    <w:lvl w:ilvl="4">
-      <w:start w:val="20"/>
-      <w:numFmt w:val="decimal"/>
-      <w:lvlText w:val="%5."/>
-      <w:lvlJc w:val="left"/>
-      <w:pPr>
-        <w:ind w:left="3600" w:hanging="360"/>
-      </w:pPr>
-    </w:lvl>
-    <w:lvl w:ilvl="5">
-      <w:start w:val="20"/>
-      <w:numFmt w:val="decimal"/>
-      <w:lvlText w:val="%6."/>
-      <w:lvlJc w:val="left"/>
-      <w:pPr>
-        <w:ind w:left="4320" w:hanging="360"/>
-      </w:pPr>
-    </w:lvl>
-    <w:lvl w:ilvl="6">
-      <w:start w:val="20"/>
-      <w:numFmt w:val="decimal"/>
-      <w:lvlText w:val="%7."/>
-      <w:lvlJc w:val="left"/>
-      <w:pPr>
-        <w:ind w:left="5040" w:hanging="360"/>
-      </w:pPr>
-    </w:lvl>
-    <w:lvl w:ilvl="7">
-      <w:start w:val="20"/>
-      <w:numFmt w:val="decimal"/>
-      <w:lvlText w:val="%8."/>
-      <w:lvlJc w:val="left"/>
-      <w:pPr>
-        <w:ind w:left="5760" w:hanging="360"/>
-      </w:pPr>
-    </w:lvl>
-    <w:lvl w:ilvl="8">
-      <w:start w:val="20"/>
-      <w:numFmt w:val="decimal"/>
-      <w:lvlText w:val="%9."/>
-      <w:lvlJc w:val="left"/>
-      <w:pPr>
-        <w:ind w:left="6480" w:hanging="360"/>
-      </w:pPr>
-    </w:lvl>
-  </w:abstractNum>
-  <w:abstractNum w:abstractNumId="99731">
-    <w:nsid w:val="00A99731"/>
-    <w:multiLevelType w:val="multilevel"/>
-    <w:lvl w:ilvl="0">
-      <w:start w:val="1"/>
-      <w:numFmt w:val="lowerLetter"/>
-      <w:lvlText w:val="(%1)"/>
-      <w:lvlJc w:val="left"/>
-      <w:pPr>
-        <w:ind w:left="720" w:hanging="360"/>
-      </w:pPr>
-    </w:lvl>
-    <w:lvl w:ilvl="1">
-      <w:start w:val="1"/>
-      <w:numFmt w:val="lowerLetter"/>
-      <w:lvlText w:val="(%2)"/>
-      <w:lvlJc w:val="left"/>
-      <w:pPr>
-        <w:ind w:left="1440" w:hanging="360"/>
-      </w:pPr>
-    </w:lvl>
-    <w:lvl w:ilvl="2">
-      <w:start w:val="1"/>
-      <w:numFmt w:val="lowerLetter"/>
-      <w:lvlText w:val="(%3)"/>
-      <w:lvlJc w:val="left"/>
-      <w:pPr>
-        <w:ind w:left="2160" w:hanging="360"/>
-      </w:pPr>
-    </w:lvl>
-    <w:lvl w:ilvl="3">
-      <w:start w:val="1"/>
-      <w:numFmt w:val="lowerLetter"/>
-      <w:lvlText w:val="(%4)"/>
-      <w:lvlJc w:val="left"/>
-      <w:pPr>
-        <w:ind w:left="2880" w:hanging="360"/>
-      </w:pPr>
-    </w:lvl>
-    <w:lvl w:ilvl="4">
-      <w:start w:val="1"/>
-      <w:numFmt w:val="lowerLetter"/>
-      <w:lvlText w:val="(%5)"/>
-      <w:lvlJc w:val="left"/>
-      <w:pPr>
-        <w:ind w:left="3600" w:hanging="360"/>
-      </w:pPr>
-    </w:lvl>
-    <w:lvl w:ilvl="5">
-      <w:start w:val="1"/>
-      <w:numFmt w:val="lowerLetter"/>
-      <w:lvlText w:val="(%6)"/>
-      <w:lvlJc w:val="left"/>
-      <w:pPr>
-        <w:ind w:left="4320" w:hanging="360"/>
-      </w:pPr>
-    </w:lvl>
-    <w:lvl w:ilvl="6">
-      <w:start w:val="1"/>
-      <w:numFmt w:val="lowerLetter"/>
-      <w:lvlText w:val="(%7)"/>
-      <w:lvlJc w:val="left"/>
-      <w:pPr>
-        <w:ind w:left="5040" w:hanging="360"/>
-      </w:pPr>
-    </w:lvl>
-    <w:lvl w:ilvl="7">
-      <w:start w:val="1"/>
-      <w:numFmt w:val="lowerLetter"/>
-      <w:lvlText w:val="(%8)"/>
-      <w:lvlJc w:val="left"/>
-      <w:pPr>
-        <w:ind w:left="5760" w:hanging="360"/>
-      </w:pPr>
-    </w:lvl>
-    <w:lvl w:ilvl="8">
-      <w:start w:val="1"/>
-      <w:numFmt w:val="lowerLetter"/>
-      <w:lvlText w:val="(%9)"/>
-      <w:lvlJc w:val="left"/>
-      <w:pPr>
-        <w:ind w:left="6480" w:hanging="360"/>
-      </w:pPr>
-    </w:lvl>
-  </w:abstractNum>
-  <w:abstractNum w:abstractNumId="99732">
-    <w:nsid w:val="00A99732"/>
-    <w:multiLevelType w:val="multilevel"/>
-    <w:lvl w:ilvl="0">
-      <w:start w:val="2"/>
-      <w:numFmt w:val="lowerLetter"/>
-      <w:lvlText w:val="(%1)"/>
-      <w:lvlJc w:val="left"/>
-      <w:pPr>
-        <w:ind w:left="720" w:hanging="360"/>
-      </w:pPr>
-    </w:lvl>
-    <w:lvl w:ilvl="1">
-      <w:start w:val="2"/>
-      <w:numFmt w:val="lowerLetter"/>
-      <w:lvlText w:val="(%2)"/>
-      <w:lvlJc w:val="left"/>
-      <w:pPr>
-        <w:ind w:left="1440" w:hanging="360"/>
-      </w:pPr>
-    </w:lvl>
-    <w:lvl w:ilvl="2">
-      <w:start w:val="2"/>
-      <w:numFmt w:val="lowerLetter"/>
-      <w:lvlText w:val="(%3)"/>
-      <w:lvlJc w:val="left"/>
-      <w:pPr>
-        <w:ind w:left="2160" w:hanging="360"/>
-      </w:pPr>
-    </w:lvl>
-    <w:lvl w:ilvl="3">
-      <w:start w:val="2"/>
-      <w:numFmt w:val="lowerLetter"/>
-      <w:lvlText w:val="(%4)"/>
-      <w:lvlJc w:val="left"/>
-      <w:pPr>
-        <w:ind w:left="2880" w:hanging="360"/>
-      </w:pPr>
-    </w:lvl>
-    <w:lvl w:ilvl="4">
-      <w:start w:val="2"/>
-      <w:numFmt w:val="lowerLetter"/>
-      <w:lvlText w:val="(%5)"/>
-      <w:lvlJc w:val="left"/>
-      <w:pPr>
-        <w:ind w:left="3600" w:hanging="360"/>
-      </w:pPr>
-    </w:lvl>
-    <w:lvl w:ilvl="5">
-      <w:start w:val="2"/>
-      <w:numFmt w:val="lowerLetter"/>
-      <w:lvlText w:val="(%6)"/>
-      <w:lvlJc w:val="left"/>
-      <w:pPr>
-        <w:ind w:left="4320" w:hanging="360"/>
-      </w:pPr>
-    </w:lvl>
-    <w:lvl w:ilvl="6">
-      <w:start w:val="2"/>
-      <w:numFmt w:val="lowerLetter"/>
-      <w:lvlText w:val="(%7)"/>
-      <w:lvlJc w:val="left"/>
-      <w:pPr>
-        <w:ind w:left="5040" w:hanging="360"/>
-      </w:pPr>
-    </w:lvl>
-    <w:lvl w:ilvl="7">
-      <w:start w:val="2"/>
-      <w:numFmt w:val="lowerLetter"/>
-      <w:lvlText w:val="(%8)"/>
-      <w:lvlJc w:val="left"/>
-      <w:pPr>
-        <w:ind w:left="5760" w:hanging="360"/>
-      </w:pPr>
-    </w:lvl>
-    <w:lvl w:ilvl="8">
-      <w:start w:val="2"/>
-      <w:numFmt w:val="lowerLetter"/>
-      <w:lvlText w:val="(%9)"/>
-      <w:lvlJc w:val="left"/>
-      <w:pPr>
-        <w:ind w:left="6480" w:hanging="360"/>
-      </w:pPr>
-    </w:lvl>
-  </w:abstractNum>
   <w:num w:numId="1000">
     <w:abstractNumId w:val="990"/>
   </w:num>
@@ -44584,189 +44793,9 @@
     </w:lvlOverride>
   </w:num>
   <w:num w:numId="1015">
-    <w:abstractNumId w:val="994111"/>
-    <w:lvlOverride w:ilvl="0">
-      <w:startOverride w:val="11"/>
-    </w:lvlOverride>
-    <w:lvlOverride w:ilvl="1">
-      <w:startOverride w:val="11"/>
-    </w:lvlOverride>
-    <w:lvlOverride w:ilvl="2">
-      <w:startOverride w:val="11"/>
-    </w:lvlOverride>
-    <w:lvlOverride w:ilvl="3">
-      <w:startOverride w:val="11"/>
-    </w:lvlOverride>
-    <w:lvlOverride w:ilvl="4">
-      <w:startOverride w:val="11"/>
-    </w:lvlOverride>
-    <w:lvlOverride w:ilvl="5">
-      <w:startOverride w:val="11"/>
-    </w:lvlOverride>
-    <w:lvlOverride w:ilvl="6">
-      <w:startOverride w:val="11"/>
-    </w:lvlOverride>
-    <w:lvlOverride w:ilvl="7">
-      <w:startOverride w:val="11"/>
-    </w:lvlOverride>
-    <w:lvlOverride w:ilvl="8">
-      <w:startOverride w:val="11"/>
-    </w:lvlOverride>
+    <w:abstractNumId w:val="991"/>
   </w:num>
   <w:num w:numId="1016">
-    <w:abstractNumId w:val="994120"/>
-    <w:lvlOverride w:ilvl="0">
-      <w:startOverride w:val="20"/>
-    </w:lvlOverride>
-    <w:lvlOverride w:ilvl="1">
-      <w:startOverride w:val="20"/>
-    </w:lvlOverride>
-    <w:lvlOverride w:ilvl="2">
-      <w:startOverride w:val="20"/>
-    </w:lvlOverride>
-    <w:lvlOverride w:ilvl="3">
-      <w:startOverride w:val="20"/>
-    </w:lvlOverride>
-    <w:lvlOverride w:ilvl="4">
-      <w:startOverride w:val="20"/>
-    </w:lvlOverride>
-    <w:lvlOverride w:ilvl="5">
-      <w:startOverride w:val="20"/>
-    </w:lvlOverride>
-    <w:lvlOverride w:ilvl="6">
-      <w:startOverride w:val="20"/>
-    </w:lvlOverride>
-    <w:lvlOverride w:ilvl="7">
-      <w:startOverride w:val="20"/>
-    </w:lvlOverride>
-    <w:lvlOverride w:ilvl="8">
-      <w:startOverride w:val="20"/>
-    </w:lvlOverride>
-  </w:num>
-  <w:num w:numId="1017">
-    <w:abstractNumId w:val="99411"/>
-    <w:lvlOverride w:ilvl="0">
-      <w:startOverride w:val="1"/>
-    </w:lvlOverride>
-    <w:lvlOverride w:ilvl="1">
-      <w:startOverride w:val="1"/>
-    </w:lvlOverride>
-    <w:lvlOverride w:ilvl="2">
-      <w:startOverride w:val="1"/>
-    </w:lvlOverride>
-    <w:lvlOverride w:ilvl="3">
-      <w:startOverride w:val="1"/>
-    </w:lvlOverride>
-    <w:lvlOverride w:ilvl="4">
-      <w:startOverride w:val="1"/>
-    </w:lvlOverride>
-    <w:lvlOverride w:ilvl="5">
-      <w:startOverride w:val="1"/>
-    </w:lvlOverride>
-    <w:lvlOverride w:ilvl="6">
-      <w:startOverride w:val="1"/>
-    </w:lvlOverride>
-    <w:lvlOverride w:ilvl="7">
-      <w:startOverride w:val="1"/>
-    </w:lvlOverride>
-    <w:lvlOverride w:ilvl="8">
-      <w:startOverride w:val="1"/>
-    </w:lvlOverride>
-  </w:num>
-  <w:num w:numId="1018">
-    <w:abstractNumId w:val="99731"/>
-    <w:lvlOverride w:ilvl="0">
-      <w:startOverride w:val="1"/>
-    </w:lvlOverride>
-    <w:lvlOverride w:ilvl="1">
-      <w:startOverride w:val="1"/>
-    </w:lvlOverride>
-    <w:lvlOverride w:ilvl="2">
-      <w:startOverride w:val="1"/>
-    </w:lvlOverride>
-    <w:lvlOverride w:ilvl="3">
-      <w:startOverride w:val="1"/>
-    </w:lvlOverride>
-    <w:lvlOverride w:ilvl="4">
-      <w:startOverride w:val="1"/>
-    </w:lvlOverride>
-    <w:lvlOverride w:ilvl="5">
-      <w:startOverride w:val="1"/>
-    </w:lvlOverride>
-    <w:lvlOverride w:ilvl="6">
-      <w:startOverride w:val="1"/>
-    </w:lvlOverride>
-    <w:lvlOverride w:ilvl="7">
-      <w:startOverride w:val="1"/>
-    </w:lvlOverride>
-    <w:lvlOverride w:ilvl="8">
-      <w:startOverride w:val="1"/>
-    </w:lvlOverride>
-  </w:num>
-  <w:num w:numId="1019">
-    <w:abstractNumId w:val="99732"/>
-    <w:lvlOverride w:ilvl="0">
-      <w:startOverride w:val="2"/>
-    </w:lvlOverride>
-    <w:lvlOverride w:ilvl="1">
-      <w:startOverride w:val="2"/>
-    </w:lvlOverride>
-    <w:lvlOverride w:ilvl="2">
-      <w:startOverride w:val="2"/>
-    </w:lvlOverride>
-    <w:lvlOverride w:ilvl="3">
-      <w:startOverride w:val="2"/>
-    </w:lvlOverride>
-    <w:lvlOverride w:ilvl="4">
-      <w:startOverride w:val="2"/>
-    </w:lvlOverride>
-    <w:lvlOverride w:ilvl="5">
-      <w:startOverride w:val="2"/>
-    </w:lvlOverride>
-    <w:lvlOverride w:ilvl="6">
-      <w:startOverride w:val="2"/>
-    </w:lvlOverride>
-    <w:lvlOverride w:ilvl="7">
-      <w:startOverride w:val="2"/>
-    </w:lvlOverride>
-    <w:lvlOverride w:ilvl="8">
-      <w:startOverride w:val="2"/>
-    </w:lvlOverride>
-  </w:num>
-  <w:num w:numId="1020">
-    <w:abstractNumId w:val="99411"/>
-    <w:lvlOverride w:ilvl="0">
-      <w:startOverride w:val="1"/>
-    </w:lvlOverride>
-    <w:lvlOverride w:ilvl="1">
-      <w:startOverride w:val="1"/>
-    </w:lvlOverride>
-    <w:lvlOverride w:ilvl="2">
-      <w:startOverride w:val="1"/>
-    </w:lvlOverride>
-    <w:lvlOverride w:ilvl="3">
-      <w:startOverride w:val="1"/>
-    </w:lvlOverride>
-    <w:lvlOverride w:ilvl="4">
-      <w:startOverride w:val="1"/>
-    </w:lvlOverride>
-    <w:lvlOverride w:ilvl="5">
-      <w:startOverride w:val="1"/>
-    </w:lvlOverride>
-    <w:lvlOverride w:ilvl="6">
-      <w:startOverride w:val="1"/>
-    </w:lvlOverride>
-    <w:lvlOverride w:ilvl="7">
-      <w:startOverride w:val="1"/>
-    </w:lvlOverride>
-    <w:lvlOverride w:ilvl="8">
-      <w:startOverride w:val="1"/>
-    </w:lvlOverride>
-  </w:num>
-  <w:num w:numId="1021">
-    <w:abstractNumId w:val="991"/>
-  </w:num>
-  <w:num w:numId="1022">
     <w:abstractNumId w:val="991"/>
   </w:num>
 </w:numbering>

--- a/06-学生侧材料/讲义/2-结构化学/配位光谱与对称性桥-超级充实版（自学完整）.docx
+++ b/06-学生侧材料/讲义/2-结构化学/配位光谱与对称性桥-超级充实版（自学完整）.docx
@@ -55,830 +55,937 @@
     </w:p>
     <w:p>
       <w:pPr>
-        <w:pStyle w:val="Compact"/>
-        <w:numPr>
-          <w:ilvl w:val="0"/>
-          <w:numId w:val="1001"/>
-        </w:numPr>
+        <w:pStyle w:val="BlockText"/>
+        <w:spacing w:after="80"/>
       </w:pPr>
       <w:r>
         <w:rPr>
           <w:rFonts w:hint="eastAsia" w:ascii="Times New Roman" w:hAnsi="Times New Roman" w:eastAsia="FangSong" w:cs="Times New Roman"/>
         </w:rPr>
-        <w:t xml:space="preserve">能说清</w:t>
-      </w:r>
-      <w:r>
-        <w:rPr>
-          <w:rFonts w:hint="eastAsia" w:ascii="Times New Roman" w:hAnsi="Times New Roman" w:eastAsia="FangSong" w:cs="Times New Roman"/>
-          <w:b/>
-          <w:bCs/>
-        </w:rPr>
-        <w:t xml:space="preserve">点群判定</w:t>
-      </w:r>
-      <w:r>
-        <w:rPr>
-          <w:rFonts w:hint="eastAsia" w:ascii="Times New Roman" w:hAnsi="Times New Roman" w:eastAsia="FangSong" w:cs="Times New Roman"/>
-        </w:rPr>
-        <w:t xml:space="preserve">与</w:t>
-      </w:r>
-      <w:r>
-        <w:rPr>
-          <w:rFonts w:hint="eastAsia" w:ascii="Times New Roman" w:hAnsi="Times New Roman" w:eastAsia="FangSong" w:cs="Times New Roman"/>
-          <w:b/>
-          <w:bCs/>
-        </w:rPr>
-        <w:t xml:space="preserve">配位场分裂结论</w:t>
-      </w:r>
-      <w:r>
-        <w:rPr>
-          <w:rFonts w:hint="eastAsia" w:ascii="Times New Roman" w:hAnsi="Times New Roman" w:eastAsia="FangSong" w:cs="Times New Roman"/>
-        </w:rPr>
-        <w:t xml:space="preserve">之间缺了哪一步推理</w:t>
+        <w:t>对齐考纲</w:t>
+      </w:r>
+      <w:r>
+        <w:rPr>
+          <w:rFonts w:hint="eastAsia" w:ascii="Times New Roman" w:hAnsi="Times New Roman" w:eastAsia="Times New Roman" w:cs="Times New Roman"/>
+        </w:rPr>
+        <w:t>：§14</w:t>
+      </w:r>
+      <w:r>
+        <w:rPr>
+          <w:rFonts w:ascii="Times New Roman" w:hAnsi="Times New Roman" w:eastAsia="Times New Roman" w:cs="Times New Roman"/>
+        </w:rPr>
+        <w:t xml:space="preserve"> </w:t>
+      </w:r>
+      <w:r>
+        <w:rPr>
+          <w:rFonts w:hint="eastAsia" w:ascii="Times New Roman" w:hAnsi="Times New Roman" w:eastAsia="FangSong" w:cs="Times New Roman"/>
+        </w:rPr>
+        <w:t xml:space="preserve">对称性</w:t>
+      </w:r>
+      <w:r>
+        <w:rPr>
+          <w:rFonts w:ascii="Times New Roman" w:hAnsi="Times New Roman" w:eastAsia="Times New Roman" w:cs="Times New Roman"/>
+        </w:rPr>
+        <w:t xml:space="preserve"> · </w:t>
+      </w:r>
+      <w:r>
+        <w:rPr>
+          <w:rFonts w:hint="eastAsia" w:ascii="Times New Roman" w:hAnsi="Times New Roman" w:eastAsia="FangSong" w:cs="Times New Roman"/>
+        </w:rPr>
+        <w:t>决赛</w:t>
+      </w:r>
+      <w:r>
+        <w:rPr>
+          <w:rFonts w:hint="eastAsia" w:ascii="Times New Roman" w:hAnsi="Times New Roman" w:eastAsia="Times New Roman" w:cs="Times New Roman"/>
+        </w:rPr>
+        <w:t>03</w:t>
+      </w:r>
+      <w:r>
+        <w:rPr>
+          <w:rFonts w:ascii="Times New Roman" w:hAnsi="Times New Roman" w:eastAsia="Times New Roman" w:cs="Times New Roman"/>
+        </w:rPr>
+        <w:t xml:space="preserve"> </w:t>
+      </w:r>
+      <w:r>
+        <w:rPr>
+          <w:rFonts w:hint="eastAsia" w:ascii="Times New Roman" w:hAnsi="Times New Roman" w:eastAsia="FangSong" w:cs="Times New Roman"/>
+        </w:rPr>
+        <w:t xml:space="preserve">配合物深化</w:t>
       </w:r>
     </w:p>
+    <w:tbl>
+      <w:tblPr>
+        <w:tblStyle w:val="Table"/>
+        <w:tblW w:type="pct" w:w="5000"/>
+        <w:tblLayout w:type="fixed"/>
+        <w:tblLook w:firstRow="1" w:lastRow="0" w:firstColumn="0" w:lastColumn="0" w:noHBand="0" w:noVBand="0" w:val="0020"/>
+      </w:tblPr>
+      <w:tblGrid>
+        <w:gridCol w:w="3960"/>
+        <w:gridCol w:w="3960"/>
+      </w:tblGrid>
+      <w:tr>
+        <w:trPr>
+          <w:tblHeader w:val="on"/>
+        </w:trPr>
+        <w:tc>
+          <w:tcPr/>
+          <w:p>
+            <w:pPr>
+              <w:pStyle w:val="Compact"/>
+              <w:jc w:val="center"/>
+            </w:pPr>
+            <w:r>
+              <w:rPr>
+                <w:rFonts w:hint="eastAsia" w:ascii="Times New Roman" w:hAnsi="Times New Roman" w:eastAsia="SimHei" w:cs="Times New Roman"/>
+                <w:b/>
+              </w:rPr>
+              <w:t xml:space="preserve">考纲条目</w:t>
+            </w:r>
+          </w:p>
+        </w:tc>
+        <w:tc>
+          <w:tcPr/>
+          <w:p>
+            <w:pPr>
+              <w:pStyle w:val="Compact"/>
+              <w:jc w:val="center"/>
+            </w:pPr>
+            <w:r>
+              <w:rPr>
+                <w:rFonts w:hint="eastAsia" w:ascii="Times New Roman" w:hAnsi="Times New Roman" w:eastAsia="SimHei" w:cs="Times New Roman"/>
+                <w:b/>
+              </w:rPr>
+              <w:t xml:space="preserve">学完本讲你应能</w:t>
+            </w:r>
+          </w:p>
+        </w:tc>
+      </w:tr>
+      <w:tr>
+        <w:tc>
+          <w:tcPr/>
+          <w:p>
+            <w:pPr>
+              <w:pStyle w:val="Compact"/>
+              <w:jc w:val="center"/>
+            </w:pPr>
+            <w:r>
+              <w:rPr>
+                <w:rFonts w:ascii="Times New Roman" w:hAnsi="Times New Roman" w:eastAsia="Times New Roman" w:cs="Times New Roman"/>
+              </w:rPr>
+              <w:t xml:space="preserve">§14 </w:t>
+            </w:r>
+            <w:r>
+              <w:rPr>
+                <w:rFonts w:hint="eastAsia" w:ascii="Times New Roman" w:hAnsi="Times New Roman" w:eastAsia="FangSong" w:cs="Times New Roman"/>
+              </w:rPr>
+              <w:t xml:space="preserve">对称性</w:t>
+            </w:r>
+            <w:r>
+              <w:rPr>
+                <w:rFonts w:ascii="Times New Roman" w:hAnsi="Times New Roman" w:eastAsia="Times New Roman" w:cs="Times New Roman"/>
+              </w:rPr>
+              <w:t xml:space="preserve"> · </w:t>
+            </w:r>
+            <w:r>
+              <w:rPr>
+                <w:rFonts w:hint="eastAsia" w:ascii="Times New Roman" w:hAnsi="Times New Roman" w:eastAsia="FangSong" w:cs="Times New Roman"/>
+              </w:rPr>
+              <w:t xml:space="preserve">点群判定与轨道标注</w:t>
+            </w:r>
+          </w:p>
+        </w:tc>
+        <w:tc>
+          <w:tcPr/>
+          <w:p>
+            <w:pPr>
+              <w:pStyle w:val="Compact"/>
+              <w:jc w:val="center"/>
+            </w:pPr>
+            <w:r>
+              <w:rPr>
+                <w:rFonts w:hint="eastAsia" w:ascii="Times New Roman" w:hAnsi="Times New Roman" w:eastAsia="FangSong" w:cs="Times New Roman"/>
+              </w:rPr>
+              <w:t>能说清点群判定与配位场分裂结论之间缺了哪一步推理</w:t>
+            </w:r>
+            <w:r>
+              <w:rPr>
+                <w:rFonts w:hint="eastAsia" w:ascii="Times New Roman" w:hAnsi="Times New Roman" w:eastAsia="Times New Roman" w:cs="Times New Roman"/>
+              </w:rPr>
+              <w:t>；</w:t>
+            </w:r>
+            <w:r>
+              <w:rPr>
+                <w:rFonts w:hint="eastAsia" w:ascii="Times New Roman" w:hAnsi="Times New Roman" w:eastAsia="FangSong" w:cs="Times New Roman"/>
+              </w:rPr>
+              <w:t>能由配合物的空间骨架直接写出其点群</w:t>
+            </w:r>
+            <w:r>
+              <w:rPr>
+                <w:rFonts w:hint="eastAsia" w:ascii="Times New Roman" w:hAnsi="Times New Roman" w:eastAsia="Times New Roman" w:cs="Times New Roman"/>
+              </w:rPr>
+              <w:t>（ML</w:t>
+            </w:r>
+            <w:r>
+              <w:rPr>
+                <w:rFonts w:hint="eastAsia" w:ascii="Times New Roman" w:hAnsi="Times New Roman" w:eastAsia="Times New Roman" w:cs="Times New Roman"/>
+                <w:vertAlign w:val="subscript"/>
+              </w:rPr>
+              <w:t>6</w:t>
+            </w:r>
+            <w:r>
+              <w:rPr>
+                <w:rFonts w:ascii="Times New Roman" w:hAnsi="Times New Roman" w:eastAsia="Times New Roman" w:cs="Times New Roman"/>
+              </w:rPr>
+              <w:t xml:space="preserve"> →</w:t>
+            </w:r>
+            <w:r>
+              <w:rPr>
+                <w:rFonts w:ascii="Times New Roman" w:hAnsi="Times New Roman" w:eastAsia="Times New Roman" w:cs="Times New Roman"/>
+              </w:rPr>
+              <w:t xml:space="preserve"> </w:t>
+            </w:r>
+            <m:oMath>
+              <m:sSub>
+                <m:e>
+                  <m:r>
+                    <m:t>O</m:t>
+                  </m:r>
+                </m:e>
+                <m:sub>
+                  <m:r>
+                    <m:t>h</m:t>
+                  </m:r>
+                </m:sub>
+              </m:sSub>
+            </m:oMath>
+            <w:r>
+              <w:rPr>
+                <w:rFonts w:ascii="Times New Roman" w:hAnsi="Times New Roman" w:eastAsia="Times New Roman" w:cs="Times New Roman"/>
+              </w:rPr>
+              <w:t>、ML</w:t>
+            </w:r>
+            <w:r>
+              <w:rPr>
+                <w:rFonts w:ascii="Times New Roman" w:hAnsi="Times New Roman" w:eastAsia="Times New Roman" w:cs="Times New Roman"/>
+                <w:vertAlign w:val="subscript"/>
+              </w:rPr>
+              <w:t>4</w:t>
+            </w:r>
+            <w:r>
+              <w:rPr>
+                <w:rFonts w:ascii="Times New Roman" w:hAnsi="Times New Roman" w:eastAsia="Times New Roman" w:cs="Times New Roman"/>
+              </w:rPr>
+              <w:t xml:space="preserve"> →</w:t>
+            </w:r>
+            <w:r>
+              <w:rPr>
+                <w:rFonts w:ascii="Times New Roman" w:hAnsi="Times New Roman" w:eastAsia="Times New Roman" w:cs="Times New Roman"/>
+              </w:rPr>
+              <w:t xml:space="preserve"> </w:t>
+            </w:r>
+            <m:oMath>
+              <m:sSub>
+                <m:e>
+                  <m:r>
+                    <m:t>T</m:t>
+                  </m:r>
+                </m:e>
+                <m:sub>
+                  <m:r>
+                    <m:t>d</m:t>
+                  </m:r>
+                </m:sub>
+              </m:sSub>
+            </m:oMath>
+            <w:r>
+              <w:rPr>
+                <w:rFonts w:hint="eastAsia" w:ascii="Times New Roman" w:hAnsi="Times New Roman" w:eastAsia="Times New Roman" w:cs="Times New Roman"/>
+              </w:rPr>
+              <w:t>、</w:t>
+            </w:r>
+            <w:r>
+              <w:rPr>
+                <w:rFonts w:hint="eastAsia" w:ascii="Times New Roman" w:hAnsi="Times New Roman" w:eastAsia="FangSong" w:cs="Times New Roman"/>
+              </w:rPr>
+              <w:t>顺</w:t>
+            </w:r>
+            <w:r>
+              <w:rPr>
+                <w:rFonts w:hint="eastAsia" w:ascii="Times New Roman" w:hAnsi="Times New Roman" w:eastAsia="Times New Roman" w:cs="Times New Roman"/>
+              </w:rPr>
+              <w:t>/</w:t>
+            </w:r>
+            <w:r>
+              <w:rPr>
+                <w:rFonts w:hint="eastAsia" w:ascii="Times New Roman" w:hAnsi="Times New Roman" w:eastAsia="FangSong" w:cs="Times New Roman"/>
+              </w:rPr>
+              <w:t>反</w:t>
+            </w:r>
+            <w:r>
+              <w:rPr>
+                <w:rFonts w:hint="eastAsia" w:ascii="Times New Roman" w:hAnsi="Times New Roman" w:eastAsia="Times New Roman" w:cs="Times New Roman"/>
+              </w:rPr>
+              <w:t>-ML</w:t>
+            </w:r>
+            <w:r>
+              <w:rPr>
+                <w:rFonts w:hint="eastAsia" w:ascii="Times New Roman" w:hAnsi="Times New Roman" w:eastAsia="Times New Roman" w:cs="Times New Roman"/>
+                <w:vertAlign w:val="subscript"/>
+              </w:rPr>
+              <w:t>4</w:t>
+            </w:r>
+            <w:r>
+              <w:rPr>
+                <w:rFonts w:hint="eastAsia" w:ascii="Times New Roman" w:hAnsi="Times New Roman" w:eastAsia="Times New Roman" w:cs="Times New Roman"/>
+              </w:rPr>
+              <w:t>A</w:t>
+            </w:r>
+            <w:r>
+              <w:rPr>
+                <w:rFonts w:hint="eastAsia" w:ascii="Times New Roman" w:hAnsi="Times New Roman" w:eastAsia="Times New Roman" w:cs="Times New Roman"/>
+                <w:vertAlign w:val="subscript"/>
+              </w:rPr>
+              <w:t>2</w:t>
+            </w:r>
+            <w:r>
+              <w:rPr>
+                <w:rFonts w:ascii="Times New Roman" w:hAnsi="Times New Roman" w:eastAsia="Times New Roman" w:cs="Times New Roman"/>
+              </w:rPr>
+              <w:t xml:space="preserve"> →</w:t>
+            </w:r>
+            <w:r>
+              <w:rPr>
+                <w:rFonts w:ascii="Times New Roman" w:hAnsi="Times New Roman" w:eastAsia="Times New Roman" w:cs="Times New Roman"/>
+              </w:rPr>
+              <w:t xml:space="preserve"> </w:t>
+            </w:r>
+            <m:oMath>
+              <m:sSub>
+                <m:e>
+                  <m:r>
+                    <m:t>C</m:t>
+                  </m:r>
+                </m:e>
+                <m:sub>
+                  <m:r>
+                    <m:t>2</m:t>
+                  </m:r>
+                  <m:r>
+                    <m:t>v</m:t>
+                  </m:r>
+                </m:sub>
+              </m:sSub>
+            </m:oMath>
+            <w:r>
+              <w:rPr>
+                <w:rFonts w:ascii="Times New Roman" w:hAnsi="Times New Roman" w:eastAsia="Times New Roman" w:cs="Times New Roman"/>
+              </w:rPr>
+              <w:t xml:space="preserve">/</w:t>
+            </w:r>
+            <m:oMath>
+              <m:sSub>
+                <m:e>
+                  <m:r>
+                    <m:t>D</m:t>
+                  </m:r>
+                </m:e>
+                <m:sub>
+                  <m:r>
+                    <m:t>4</m:t>
+                  </m:r>
+                  <m:r>
+                    <m:t>h</m:t>
+                  </m:r>
+                </m:sub>
+              </m:sSub>
+            </m:oMath>
+            <w:r>
+              <w:rPr>
+                <w:rFonts w:ascii="Times New Roman" w:hAnsi="Times New Roman" w:eastAsia="Times New Roman" w:cs="Times New Roman"/>
+              </w:rPr>
+              <w:t xml:space="preserve"> </w:t>
+            </w:r>
+            <w:r>
+              <w:rPr>
+                <w:rFonts w:hint="eastAsia" w:ascii="Times New Roman" w:hAnsi="Times New Roman" w:eastAsia="FangSong" w:cs="Times New Roman"/>
+              </w:rPr>
+              <w:t>等</w:t>
+            </w:r>
+            <w:r>
+              <w:rPr>
+                <w:rFonts w:hint="eastAsia" w:ascii="Times New Roman" w:hAnsi="Times New Roman" w:eastAsia="Times New Roman" w:cs="Times New Roman"/>
+              </w:rPr>
+              <w:t>）；</w:t>
+            </w:r>
+            <w:r>
+              <w:rPr>
+                <w:rFonts w:hint="eastAsia" w:ascii="Times New Roman" w:hAnsi="Times New Roman" w:eastAsia="FangSong" w:cs="Times New Roman"/>
+              </w:rPr>
+              <w:t>能由点群查出金属</w:t>
+            </w:r>
+            <w:r>
+              <w:rPr>
+                <w:rFonts w:ascii="Times New Roman" w:hAnsi="Times New Roman" w:eastAsia="Times New Roman" w:cs="Times New Roman"/>
+              </w:rPr>
+              <w:t xml:space="preserve"> d </w:t>
+            </w:r>
+            <w:r>
+              <w:rPr>
+                <w:rFonts w:hint="eastAsia" w:ascii="Times New Roman" w:hAnsi="Times New Roman" w:eastAsia="FangSong" w:cs="Times New Roman"/>
+              </w:rPr>
+              <w:t>轨道所属的不可约表示</w:t>
+            </w:r>
+            <w:r>
+              <w:rPr>
+                <w:rFonts w:hint="eastAsia" w:ascii="Times New Roman" w:hAnsi="Times New Roman" w:eastAsia="Times New Roman" w:cs="Times New Roman"/>
+              </w:rPr>
+              <w:t>，</w:t>
+            </w:r>
+            <w:r>
+              <w:rPr>
+                <w:rFonts w:hint="eastAsia" w:ascii="Times New Roman" w:hAnsi="Times New Roman" w:eastAsia="FangSong" w:cs="Times New Roman"/>
+              </w:rPr>
+              <w:t>并由此写出轨道标注</w:t>
+            </w:r>
+            <w:r>
+              <w:rPr>
+                <w:rFonts w:hint="eastAsia" w:ascii="Times New Roman" w:hAnsi="Times New Roman" w:eastAsia="Times New Roman" w:cs="Times New Roman"/>
+              </w:rPr>
+              <w:t>（</w:t>
+            </w:r>
+            <m:oMath>
+              <m:sSub>
+                <m:e>
+                  <m:r>
+                    <m:t>t</m:t>
+                  </m:r>
+                </m:e>
+                <m:sub>
+                  <m:r>
+                    <m:t>2</m:t>
+                  </m:r>
+                  <m:r>
+                    <m:t>g</m:t>
+                  </m:r>
+                </m:sub>
+              </m:sSub>
+            </m:oMath>
+            <w:r>
+              <w:rPr>
+                <w:rFonts w:ascii="Times New Roman" w:hAnsi="Times New Roman" w:eastAsia="Times New Roman" w:cs="Times New Roman"/>
+              </w:rPr>
+              <w:t xml:space="preserve">/</w:t>
+            </w:r>
+            <m:oMath>
+              <m:sSub>
+                <m:e>
+                  <m:r>
+                    <m:t>e</m:t>
+                  </m:r>
+                </m:e>
+                <m:sub>
+                  <m:r>
+                    <m:t>g</m:t>
+                  </m:r>
+                </m:sub>
+              </m:sSub>
+            </m:oMath>
+            <w:r>
+              <w:rPr>
+                <w:rFonts w:ascii="Times New Roman" w:hAnsi="Times New Roman" w:eastAsia="Times New Roman" w:cs="Times New Roman"/>
+              </w:rPr>
+              <w:t xml:space="preserve">、</w:t>
+            </w:r>
+            <m:oMath>
+              <m:r>
+                <m:t>e</m:t>
+              </m:r>
+            </m:oMath>
+            <w:r>
+              <w:rPr>
+                <w:rFonts w:ascii="Times New Roman" w:hAnsi="Times New Roman" w:eastAsia="Times New Roman" w:cs="Times New Roman"/>
+              </w:rPr>
+              <w:t xml:space="preserve">/</w:t>
+            </w:r>
+            <m:oMath>
+              <m:sSub>
+                <m:e>
+                  <m:r>
+                    <m:t>t</m:t>
+                  </m:r>
+                </m:e>
+                <m:sub>
+                  <m:r>
+                    <m:t>2</m:t>
+                  </m:r>
+                </m:sub>
+              </m:sSub>
+            </m:oMath>
+            <w:r>
+              <w:rPr>
+                <w:rFonts w:ascii="Times New Roman" w:hAnsi="Times New Roman" w:eastAsia="Times New Roman" w:cs="Times New Roman"/>
+              </w:rPr>
+              <w:t xml:space="preserve">、</w:t>
+            </w:r>
+            <m:oMath>
+              <m:sSub>
+                <m:e>
+                  <m:r>
+                    <m:t>b</m:t>
+                  </m:r>
+                </m:e>
+                <m:sub>
+                  <m:r>
+                    <m:t>1</m:t>
+                  </m:r>
+                  <m:r>
+                    <m:t>g</m:t>
+                  </m:r>
+                </m:sub>
+              </m:sSub>
+            </m:oMath>
+            <w:r>
+              <w:rPr>
+                <w:rFonts w:ascii="Times New Roman" w:hAnsi="Times New Roman" w:eastAsia="Times New Roman" w:cs="Times New Roman"/>
+              </w:rPr>
+              <w:t xml:space="preserve">/</w:t>
+            </w:r>
+            <m:oMath>
+              <m:sSub>
+                <m:e>
+                  <m:r>
+                    <m:t>a</m:t>
+                  </m:r>
+                </m:e>
+                <m:sub>
+                  <m:r>
+                    <m:t>1</m:t>
+                  </m:r>
+                  <m:r>
+                    <m:t>g</m:t>
+                  </m:r>
+                </m:sub>
+              </m:sSub>
+            </m:oMath>
+            <w:r>
+              <w:rPr>
+                <w:rFonts w:ascii="Times New Roman" w:hAnsi="Times New Roman" w:eastAsia="Times New Roman" w:cs="Times New Roman"/>
+              </w:rPr>
+              <w:t xml:space="preserve">/</w:t>
+            </w:r>
+            <m:oMath>
+              <m:sSub>
+                <m:e>
+                  <m:r>
+                    <m:t>b</m:t>
+                  </m:r>
+                </m:e>
+                <m:sub>
+                  <m:r>
+                    <m:t>2</m:t>
+                  </m:r>
+                  <m:r>
+                    <m:t>g</m:t>
+                  </m:r>
+                </m:sub>
+              </m:sSub>
+            </m:oMath>
+            <w:r>
+              <w:rPr>
+                <w:rFonts w:ascii="Times New Roman" w:hAnsi="Times New Roman" w:eastAsia="Times New Roman" w:cs="Times New Roman"/>
+              </w:rPr>
+              <w:t xml:space="preserve">/</w:t>
+            </w:r>
+            <m:oMath>
+              <m:sSub>
+                <m:e>
+                  <m:r>
+                    <m:t>e</m:t>
+                  </m:r>
+                </m:e>
+                <m:sub>
+                  <m:r>
+                    <m:t>g</m:t>
+                  </m:r>
+                </m:sub>
+              </m:sSub>
+            </m:oMath>
+            <w:r>
+              <w:rPr>
+                <w:rFonts w:hint="eastAsia" w:ascii="Times New Roman" w:hAnsi="Times New Roman" w:eastAsia="Times New Roman" w:cs="Times New Roman"/>
+              </w:rPr>
+              <w:t>）；</w:t>
+            </w:r>
+            <w:r>
+              <w:rPr>
+                <w:rFonts w:hint="eastAsia" w:ascii="Times New Roman" w:hAnsi="Times New Roman" w:eastAsia="FangSong" w:cs="Times New Roman"/>
+              </w:rPr>
+              <w:t>能从特征标表的基函数栏读出某条</w:t>
+            </w:r>
+            <w:r>
+              <w:rPr>
+                <w:rFonts w:ascii="Times New Roman" w:hAnsi="Times New Roman" w:eastAsia="Times New Roman" w:cs="Times New Roman"/>
+              </w:rPr>
+              <w:t xml:space="preserve"> d </w:t>
+            </w:r>
+            <w:r>
+              <w:rPr>
+                <w:rFonts w:hint="eastAsia" w:ascii="Times New Roman" w:hAnsi="Times New Roman" w:eastAsia="FangSong" w:cs="Times New Roman"/>
+              </w:rPr>
+              <w:t>轨道属于哪个对称种类</w:t>
+            </w:r>
+            <w:r>
+              <w:rPr>
+                <w:rFonts w:hint="eastAsia" w:ascii="Times New Roman" w:hAnsi="Times New Roman" w:eastAsia="Times New Roman" w:cs="Times New Roman"/>
+              </w:rPr>
+              <w:t>，</w:t>
+            </w:r>
+            <w:r>
+              <w:rPr>
+                <w:rFonts w:hint="eastAsia" w:ascii="Times New Roman" w:hAnsi="Times New Roman" w:eastAsia="FangSong" w:cs="Times New Roman"/>
+              </w:rPr>
+              <w:t>而不是死记结论</w:t>
+            </w:r>
+          </w:p>
+        </w:tc>
+      </w:tr>
+      <w:tr>
+        <w:tc>
+          <w:tcPr/>
+          <w:p>
+            <w:pPr>
+              <w:pStyle w:val="Compact"/>
+              <w:jc w:val="center"/>
+            </w:pPr>
+            <w:r>
+              <w:rPr>
+                <w:rFonts w:hint="eastAsia" w:ascii="Times New Roman" w:hAnsi="Times New Roman" w:eastAsia="FangSong" w:cs="Times New Roman"/>
+              </w:rPr>
+              <w:t>决赛</w:t>
+            </w:r>
+            <w:r>
+              <w:rPr>
+                <w:rFonts w:hint="eastAsia" w:ascii="Times New Roman" w:hAnsi="Times New Roman" w:eastAsia="Times New Roman" w:cs="Times New Roman"/>
+              </w:rPr>
+              <w:t>03</w:t>
+            </w:r>
+            <w:r>
+              <w:rPr>
+                <w:rFonts w:ascii="Times New Roman" w:hAnsi="Times New Roman" w:eastAsia="Times New Roman" w:cs="Times New Roman"/>
+              </w:rPr>
+              <w:t xml:space="preserve"> </w:t>
+            </w:r>
+            <w:r>
+              <w:rPr>
+                <w:rFonts w:hint="eastAsia" w:ascii="Times New Roman" w:hAnsi="Times New Roman" w:eastAsia="FangSong" w:cs="Times New Roman"/>
+              </w:rPr>
+              <w:t xml:space="preserve">配合物深化</w:t>
+            </w:r>
+            <w:r>
+              <w:rPr>
+                <w:rFonts w:ascii="Times New Roman" w:hAnsi="Times New Roman" w:eastAsia="Times New Roman" w:cs="Times New Roman"/>
+              </w:rPr>
+              <w:t xml:space="preserve"> · </w:t>
+            </w:r>
+            <w:r>
+              <w:rPr>
+                <w:rFonts w:hint="eastAsia" w:ascii="Times New Roman" w:hAnsi="Times New Roman" w:eastAsia="FangSong" w:cs="Times New Roman"/>
+              </w:rPr>
+              <w:t xml:space="preserve">分裂与光谱判据</w:t>
+            </w:r>
+          </w:p>
+        </w:tc>
+        <w:tc>
+          <w:tcPr/>
+          <w:p>
+            <w:pPr>
+              <w:pStyle w:val="Compact"/>
+              <w:jc w:val="center"/>
+            </w:pPr>
+            <w:r>
+              <w:rPr>
+                <w:rFonts w:hint="eastAsia" w:ascii="Times New Roman" w:hAnsi="Times New Roman" w:eastAsia="FangSong" w:cs="Times New Roman"/>
+              </w:rPr>
+              <w:t>能用降对称链</w:t>
+            </w:r>
+            <w:r>
+              <w:rPr>
+                <w:rFonts w:hint="eastAsia" w:ascii="Times New Roman" w:hAnsi="Times New Roman" w:eastAsia="Times New Roman" w:cs="Times New Roman"/>
+              </w:rPr>
+              <w:t>（</w:t>
+            </w:r>
+            <m:oMath>
+              <m:sSub>
+                <m:e>
+                  <m:r>
+                    <m:t>O</m:t>
+                  </m:r>
+                </m:e>
+                <m:sub>
+                  <m:r>
+                    <m:t>h</m:t>
+                  </m:r>
+                </m:sub>
+              </m:sSub>
+              <m:r>
+                <m:rPr>
+                  <m:sty m:val="p"/>
+                </m:rPr>
+                <m:t>→</m:t>
+              </m:r>
+              <m:sSub>
+                <m:e>
+                  <m:r>
+                    <m:t>D</m:t>
+                  </m:r>
+                </m:e>
+                <m:sub>
+                  <m:r>
+                    <m:t>4</m:t>
+                  </m:r>
+                  <m:r>
+                    <m:t>h</m:t>
+                  </m:r>
+                </m:sub>
+              </m:sSub>
+              <m:r>
+                <m:rPr>
+                  <m:sty m:val="p"/>
+                </m:rPr>
+                <m:t>→</m:t>
+              </m:r>
+            </m:oMath>
+            <w:r>
+              <w:rPr>
+                <w:rFonts w:ascii="Times New Roman" w:hAnsi="Times New Roman" w:eastAsia="Times New Roman" w:cs="Times New Roman"/>
+              </w:rPr>
+              <w:t xml:space="preserve"> </w:t>
+            </w:r>
+            <w:r>
+              <w:rPr>
+                <w:rFonts w:hint="eastAsia" w:ascii="Times New Roman" w:hAnsi="Times New Roman" w:eastAsia="FangSong" w:cs="Times New Roman"/>
+              </w:rPr>
+              <w:t>平面四方</w:t>
+            </w:r>
+            <w:r>
+              <w:rPr>
+                <w:rFonts w:hint="eastAsia" w:ascii="Times New Roman" w:hAnsi="Times New Roman" w:eastAsia="Times New Roman" w:cs="Times New Roman"/>
+              </w:rPr>
+              <w:t>）</w:t>
+            </w:r>
+            <w:r>
+              <w:rPr>
+                <w:rFonts w:hint="eastAsia" w:ascii="Times New Roman" w:hAnsi="Times New Roman" w:eastAsia="FangSong" w:cs="Times New Roman"/>
+              </w:rPr>
+              <w:t>解释分裂为什么</w:t>
+            </w:r>
+            <w:r>
+              <w:rPr>
+                <w:rFonts w:hint="eastAsia" w:ascii="Times New Roman" w:hAnsi="Times New Roman" w:eastAsia="Times New Roman" w:cs="Times New Roman"/>
+              </w:rPr>
+              <w:t>”</w:t>
+            </w:r>
+            <w:r>
+              <w:rPr>
+                <w:rFonts w:hint="eastAsia" w:ascii="Times New Roman" w:hAnsi="Times New Roman" w:eastAsia="FangSong" w:cs="Times New Roman"/>
+              </w:rPr>
+              <w:t>越降越细</w:t>
+            </w:r>
+            <w:r>
+              <w:rPr>
+                <w:rFonts w:hint="eastAsia" w:ascii="Times New Roman" w:hAnsi="Times New Roman" w:eastAsia="Times New Roman" w:cs="Times New Roman"/>
+              </w:rPr>
+              <w:t>”；</w:t>
+            </w:r>
+            <w:r>
+              <w:rPr>
+                <w:rFonts w:hint="eastAsia" w:ascii="Times New Roman" w:hAnsi="Times New Roman" w:eastAsia="FangSong" w:cs="Times New Roman"/>
+              </w:rPr>
+              <w:t>能用对称性语言解释</w:t>
+            </w:r>
+            <w:r>
+              <w:rPr>
+                <w:rFonts w:ascii="Times New Roman" w:hAnsi="Times New Roman" w:eastAsia="Times New Roman" w:cs="Times New Roman"/>
+              </w:rPr>
+              <w:t xml:space="preserve"> </w:t>
+            </w:r>
+            <m:oMath>
+              <m:sSub>
+                <m:e>
+                  <m:r>
+                    <m:t>T</m:t>
+                  </m:r>
+                </m:e>
+                <m:sub>
+                  <m:r>
+                    <m:t>d</m:t>
+                  </m:r>
+                </m:sub>
+              </m:sSub>
+            </m:oMath>
+            <w:r>
+              <w:rPr>
+                <w:rFonts w:ascii="Times New Roman" w:hAnsi="Times New Roman" w:eastAsia="Times New Roman" w:cs="Times New Roman"/>
+              </w:rPr>
+              <w:t xml:space="preserve"> </w:t>
+            </w:r>
+            <w:r>
+              <w:rPr>
+                <w:rFonts w:hint="eastAsia" w:ascii="Times New Roman" w:hAnsi="Times New Roman" w:eastAsia="FangSong" w:cs="Times New Roman"/>
+              </w:rPr>
+              <w:t xml:space="preserve">分裂为什么小于</w:t>
+            </w:r>
+            <w:r>
+              <w:rPr>
+                <w:rFonts w:ascii="Times New Roman" w:hAnsi="Times New Roman" w:eastAsia="Times New Roman" w:cs="Times New Roman"/>
+              </w:rPr>
+              <w:t xml:space="preserve"> </w:t>
+            </w:r>
+            <m:oMath>
+              <m:sSub>
+                <m:e>
+                  <m:r>
+                    <m:t>O</m:t>
+                  </m:r>
+                </m:e>
+                <m:sub>
+                  <m:r>
+                    <m:t>h</m:t>
+                  </m:r>
+                </m:sub>
+              </m:sSub>
+            </m:oMath>
+            <w:r>
+              <w:rPr>
+                <w:rFonts w:ascii="Times New Roman" w:hAnsi="Times New Roman" w:eastAsia="Times New Roman" w:cs="Times New Roman"/>
+              </w:rPr>
+              <w:t xml:space="preserve">、</w:t>
+            </w:r>
+            <m:oMath>
+              <m:r>
+                <m:t>π</m:t>
+              </m:r>
+            </m:oMath>
+            <w:r>
+              <w:rPr>
+                <w:rFonts w:ascii="Times New Roman" w:hAnsi="Times New Roman" w:eastAsia="Times New Roman" w:cs="Times New Roman"/>
+              </w:rPr>
+              <w:t xml:space="preserve"> </w:t>
+            </w:r>
+            <w:r>
+              <w:rPr>
+                <w:rFonts w:hint="eastAsia" w:ascii="Times New Roman" w:hAnsi="Times New Roman" w:eastAsia="FangSong" w:cs="Times New Roman"/>
+              </w:rPr>
+              <w:t>给体</w:t>
+            </w:r>
+            <w:r>
+              <w:rPr>
+                <w:rFonts w:hint="eastAsia" w:ascii="Times New Roman" w:hAnsi="Times New Roman" w:eastAsia="Times New Roman" w:cs="Times New Roman"/>
+              </w:rPr>
+              <w:t>/</w:t>
+            </w:r>
+            <w:r>
+              <w:rPr>
+                <w:rFonts w:hint="eastAsia" w:ascii="Times New Roman" w:hAnsi="Times New Roman" w:eastAsia="FangSong" w:cs="Times New Roman"/>
+              </w:rPr>
+              <w:t>受体为什么改变</w:t>
+            </w:r>
+            <w:r>
+              <w:rPr>
+                <w:rFonts w:ascii="Times New Roman" w:hAnsi="Times New Roman" w:eastAsia="Times New Roman" w:cs="Times New Roman"/>
+              </w:rPr>
+              <w:t xml:space="preserve"> </w:t>
+            </w:r>
+            <m:oMath>
+              <m:sSub>
+                <m:e>
+                  <m:r>
+                    <m:t>t</m:t>
+                  </m:r>
+                </m:e>
+                <m:sub>
+                  <m:r>
+                    <m:t>2</m:t>
+                  </m:r>
+                  <m:r>
+                    <m:t>g</m:t>
+                  </m:r>
+                </m:sub>
+              </m:sSub>
+            </m:oMath>
+            <w:r>
+              <w:rPr>
+                <w:rFonts w:ascii="Times New Roman" w:hAnsi="Times New Roman" w:eastAsia="Times New Roman" w:cs="Times New Roman"/>
+              </w:rPr>
+              <w:t xml:space="preserve"> </w:t>
+            </w:r>
+            <w:r>
+              <w:rPr>
+                <w:rFonts w:hint="eastAsia" w:ascii="Times New Roman" w:hAnsi="Times New Roman" w:eastAsia="FangSong" w:cs="Times New Roman"/>
+              </w:rPr>
+              <w:t>高低</w:t>
+            </w:r>
+            <w:r>
+              <w:rPr>
+                <w:rFonts w:hint="eastAsia" w:ascii="Times New Roman" w:hAnsi="Times New Roman" w:eastAsia="Times New Roman" w:cs="Times New Roman"/>
+              </w:rPr>
+              <w:t>；</w:t>
+            </w:r>
+            <w:r>
+              <w:rPr>
+                <w:rFonts w:hint="eastAsia" w:ascii="Times New Roman" w:hAnsi="Times New Roman" w:eastAsia="FangSong" w:cs="Times New Roman"/>
+              </w:rPr>
+              <w:t>能判断什么时候该去查</w:t>
+            </w:r>
+            <w:r>
+              <w:rPr>
+                <w:rFonts w:ascii="Times New Roman" w:hAnsi="Times New Roman" w:eastAsia="Times New Roman" w:cs="Times New Roman"/>
+              </w:rPr>
+              <w:t xml:space="preserve"> Tanabe-Sugano </w:t>
+            </w:r>
+            <w:r>
+              <w:rPr>
+                <w:rFonts w:hint="eastAsia" w:ascii="Times New Roman" w:hAnsi="Times New Roman" w:eastAsia="FangSong" w:cs="Times New Roman"/>
+              </w:rPr>
+              <w:t>图</w:t>
+            </w:r>
+            <w:r>
+              <w:rPr>
+                <w:rFonts w:hint="eastAsia" w:ascii="Times New Roman" w:hAnsi="Times New Roman" w:eastAsia="Times New Roman" w:cs="Times New Roman"/>
+              </w:rPr>
+              <w:t>、</w:t>
+            </w:r>
+            <w:r>
+              <w:rPr>
+                <w:rFonts w:hint="eastAsia" w:ascii="Times New Roman" w:hAnsi="Times New Roman" w:eastAsia="FangSong" w:cs="Times New Roman"/>
+              </w:rPr>
+              <w:t>什么时候不必查</w:t>
+            </w:r>
+            <w:r>
+              <w:rPr>
+                <w:rFonts w:hint="eastAsia" w:ascii="Times New Roman" w:hAnsi="Times New Roman" w:eastAsia="Times New Roman" w:cs="Times New Roman"/>
+              </w:rPr>
+              <w:t>；</w:t>
+            </w:r>
+            <w:r>
+              <w:rPr>
+                <w:rFonts w:hint="eastAsia" w:ascii="Times New Roman" w:hAnsi="Times New Roman" w:eastAsia="FangSong" w:cs="Times New Roman"/>
+              </w:rPr>
+              <w:t>能把这些工具接回配位结构题与光谱归属题</w:t>
+            </w:r>
+          </w:p>
+        </w:tc>
+      </w:tr>
+    </w:tbl>
     <w:p>
       <w:pPr>
-        <w:pStyle w:val="Compact"/>
-        <w:numPr>
-          <w:ilvl w:val="0"/>
-          <w:numId w:val="1001"/>
-        </w:numPr>
+        <w:spacing w:before="160" w:after="80"/>
       </w:pPr>
       <w:r>
-        <w:rPr>
-          <w:rFonts w:hint="eastAsia" w:ascii="Times New Roman" w:hAnsi="Times New Roman" w:eastAsia="FangSong" w:cs="Times New Roman"/>
-        </w:rPr>
-        <w:t>能由配合物的空间骨架直接写出其点群</w:t>
-      </w:r>
-      <w:r>
-        <w:rPr>
-          <w:rFonts w:hint="eastAsia" w:ascii="Times New Roman" w:hAnsi="Times New Roman" w:eastAsia="Times New Roman" w:cs="Times New Roman"/>
-        </w:rPr>
-        <w:t>（ML</w:t>
-      </w:r>
-      <w:r>
-        <w:rPr>
-          <w:rFonts w:hint="eastAsia" w:ascii="Times New Roman" w:hAnsi="Times New Roman" w:eastAsia="Times New Roman" w:cs="Times New Roman"/>
-          <w:vertAlign w:val="subscript"/>
-        </w:rPr>
-        <w:t>6</w:t>
-      </w:r>
-      <w:r>
-        <w:rPr>
-          <w:rFonts w:ascii="Times New Roman" w:hAnsi="Times New Roman" w:eastAsia="Times New Roman" w:cs="Times New Roman"/>
-        </w:rPr>
-        <w:t xml:space="preserve"> →</w:t>
-      </w:r>
-      <w:r>
-        <w:rPr>
-          <w:rFonts w:ascii="Times New Roman" w:hAnsi="Times New Roman" w:eastAsia="Times New Roman" w:cs="Times New Roman"/>
-        </w:rPr>
-        <w:t xml:space="preserve"> </w:t>
-      </w:r>
-      <m:oMath>
-        <m:sSub>
-          <m:e>
-            <m:r>
-              <m:t>O</m:t>
-            </m:r>
-          </m:e>
-          <m:sub>
-            <m:r>
-              <m:t>h</m:t>
-            </m:r>
-          </m:sub>
-        </m:sSub>
-      </m:oMath>
-      <w:r>
-        <w:rPr>
-          <w:rFonts w:ascii="Times New Roman" w:hAnsi="Times New Roman" w:eastAsia="Times New Roman" w:cs="Times New Roman"/>
-        </w:rPr>
-        <w:t>、ML</w:t>
-      </w:r>
-      <w:r>
-        <w:rPr>
-          <w:rFonts w:ascii="Times New Roman" w:hAnsi="Times New Roman" w:eastAsia="Times New Roman" w:cs="Times New Roman"/>
-          <w:vertAlign w:val="subscript"/>
-        </w:rPr>
-        <w:t>4</w:t>
-      </w:r>
-      <w:r>
-        <w:rPr>
-          <w:rFonts w:ascii="Times New Roman" w:hAnsi="Times New Roman" w:eastAsia="Times New Roman" w:cs="Times New Roman"/>
-        </w:rPr>
-        <w:t xml:space="preserve"> →</w:t>
-      </w:r>
-      <w:r>
-        <w:rPr>
-          <w:rFonts w:ascii="Times New Roman" w:hAnsi="Times New Roman" w:eastAsia="Times New Roman" w:cs="Times New Roman"/>
-        </w:rPr>
-        <w:t xml:space="preserve"> </w:t>
-      </w:r>
-      <m:oMath>
-        <m:sSub>
-          <m:e>
-            <m:r>
-              <m:t>T</m:t>
-            </m:r>
-          </m:e>
-          <m:sub>
-            <m:r>
-              <m:t>d</m:t>
-            </m:r>
-          </m:sub>
-        </m:sSub>
-      </m:oMath>
-      <w:r>
-        <w:rPr>
-          <w:rFonts w:hint="eastAsia" w:ascii="Times New Roman" w:hAnsi="Times New Roman" w:eastAsia="Times New Roman" w:cs="Times New Roman"/>
-        </w:rPr>
-        <w:t>、</w:t>
-      </w:r>
-      <w:r>
-        <w:rPr>
-          <w:rFonts w:hint="eastAsia" w:ascii="Times New Roman" w:hAnsi="Times New Roman" w:eastAsia="FangSong" w:cs="Times New Roman"/>
-        </w:rPr>
-        <w:t>顺</w:t>
-      </w:r>
-      <w:r>
-        <w:rPr>
-          <w:rFonts w:hint="eastAsia" w:ascii="Times New Roman" w:hAnsi="Times New Roman" w:eastAsia="Times New Roman" w:cs="Times New Roman"/>
-        </w:rPr>
-        <w:t>/</w:t>
-      </w:r>
-      <w:r>
-        <w:rPr>
-          <w:rFonts w:hint="eastAsia" w:ascii="Times New Roman" w:hAnsi="Times New Roman" w:eastAsia="FangSong" w:cs="Times New Roman"/>
-        </w:rPr>
-        <w:t>反</w:t>
-      </w:r>
-      <w:r>
-        <w:rPr>
-          <w:rFonts w:hint="eastAsia" w:ascii="Times New Roman" w:hAnsi="Times New Roman" w:eastAsia="Times New Roman" w:cs="Times New Roman"/>
-        </w:rPr>
-        <w:t>-ML</w:t>
-      </w:r>
-      <w:r>
-        <w:rPr>
-          <w:rFonts w:hint="eastAsia" w:ascii="Times New Roman" w:hAnsi="Times New Roman" w:eastAsia="Times New Roman" w:cs="Times New Roman"/>
-          <w:vertAlign w:val="subscript"/>
-        </w:rPr>
-        <w:t>4</w:t>
-      </w:r>
-      <w:r>
-        <w:rPr>
-          <w:rFonts w:hint="eastAsia" w:ascii="Times New Roman" w:hAnsi="Times New Roman" w:eastAsia="Times New Roman" w:cs="Times New Roman"/>
-        </w:rPr>
-        <w:t>A</w:t>
-      </w:r>
-      <w:r>
-        <w:rPr>
-          <w:rFonts w:hint="eastAsia" w:ascii="Times New Roman" w:hAnsi="Times New Roman" w:eastAsia="Times New Roman" w:cs="Times New Roman"/>
-          <w:vertAlign w:val="subscript"/>
-        </w:rPr>
-        <w:t>2</w:t>
-      </w:r>
-      <w:r>
-        <w:rPr>
-          <w:rFonts w:ascii="Times New Roman" w:hAnsi="Times New Roman" w:eastAsia="Times New Roman" w:cs="Times New Roman"/>
-        </w:rPr>
-        <w:t xml:space="preserve"> →</w:t>
-      </w:r>
-      <w:r>
-        <w:rPr>
-          <w:rFonts w:ascii="Times New Roman" w:hAnsi="Times New Roman" w:eastAsia="Times New Roman" w:cs="Times New Roman"/>
-        </w:rPr>
-        <w:t xml:space="preserve"> </w:t>
-      </w:r>
-      <m:oMath>
-        <m:sSub>
-          <m:e>
-            <m:r>
-              <m:t>C</m:t>
-            </m:r>
-          </m:e>
-          <m:sub>
-            <m:r>
-              <m:t>2</m:t>
-            </m:r>
-            <m:r>
-              <m:t>v</m:t>
-            </m:r>
-          </m:sub>
-        </m:sSub>
-      </m:oMath>
-      <w:r>
-        <w:rPr>
-          <w:rFonts w:ascii="Times New Roman" w:hAnsi="Times New Roman" w:eastAsia="Times New Roman" w:cs="Times New Roman"/>
-        </w:rPr>
-        <w:t xml:space="preserve">/</w:t>
-      </w:r>
-      <m:oMath>
-        <m:sSub>
-          <m:e>
-            <m:r>
-              <m:t>D</m:t>
-            </m:r>
-          </m:e>
-          <m:sub>
-            <m:r>
-              <m:t>4</m:t>
-            </m:r>
-            <m:r>
-              <m:t>h</m:t>
-            </m:r>
-          </m:sub>
-        </m:sSub>
-      </m:oMath>
-      <w:r>
-        <w:rPr>
-          <w:rFonts w:ascii="Times New Roman" w:hAnsi="Times New Roman" w:eastAsia="Times New Roman" w:cs="Times New Roman"/>
-        </w:rPr>
-        <w:t xml:space="preserve"> </w:t>
-      </w:r>
-      <w:r>
-        <w:rPr>
-          <w:rFonts w:hint="eastAsia" w:ascii="Times New Roman" w:hAnsi="Times New Roman" w:eastAsia="FangSong" w:cs="Times New Roman"/>
-        </w:rPr>
-        <w:t>等</w:t>
-      </w:r>
-      <w:r>
-        <w:rPr>
-          <w:rFonts w:hint="eastAsia" w:ascii="Times New Roman" w:hAnsi="Times New Roman" w:eastAsia="Times New Roman" w:cs="Times New Roman"/>
-        </w:rPr>
-        <w:t>）</w:t>
-      </w:r>
-    </w:p>
-    <w:p>
-      <w:pPr>
-        <w:pStyle w:val="Compact"/>
-        <w:numPr>
-          <w:ilvl w:val="0"/>
-          <w:numId w:val="1001"/>
-        </w:numPr>
-      </w:pPr>
-      <w:r>
-        <w:rPr>
-          <w:rFonts w:hint="eastAsia" w:ascii="Times New Roman" w:hAnsi="Times New Roman" w:eastAsia="FangSong" w:cs="Times New Roman"/>
-        </w:rPr>
-        <w:t xml:space="preserve">能由点群查出金属</w:t>
-      </w:r>
-      <w:r>
-        <w:rPr>
-          <w:rFonts w:ascii="Times New Roman" w:hAnsi="Times New Roman" w:eastAsia="Times New Roman" w:cs="Times New Roman"/>
-        </w:rPr>
-        <w:t xml:space="preserve"> d </w:t>
-      </w:r>
-      <w:r>
-        <w:rPr>
-          <w:rFonts w:hint="eastAsia" w:ascii="Times New Roman" w:hAnsi="Times New Roman" w:eastAsia="FangSong" w:cs="Times New Roman"/>
-        </w:rPr>
-        <w:t xml:space="preserve">轨道所属的</w:t>
-      </w:r>
-      <w:r>
-        <w:rPr>
-          <w:rFonts w:hint="eastAsia" w:ascii="Times New Roman" w:hAnsi="Times New Roman" w:eastAsia="FangSong" w:cs="Times New Roman"/>
-          <w:b/>
-          <w:bCs/>
-        </w:rPr>
-        <w:t xml:space="preserve">不可约表示</w:t>
-      </w:r>
-      <w:r>
-        <w:rPr>
-          <w:rFonts w:hint="eastAsia" w:ascii="Times New Roman" w:hAnsi="Times New Roman" w:eastAsia="Times New Roman" w:cs="Times New Roman"/>
-        </w:rPr>
-        <w:t>，</w:t>
-      </w:r>
-      <w:r>
-        <w:rPr>
-          <w:rFonts w:hint="eastAsia" w:ascii="Times New Roman" w:hAnsi="Times New Roman" w:eastAsia="FangSong" w:cs="Times New Roman"/>
-        </w:rPr>
-        <w:t>并由此写出轨道标注</w:t>
-      </w:r>
-      <w:r>
-        <w:rPr>
-          <w:rFonts w:hint="eastAsia" w:ascii="Times New Roman" w:hAnsi="Times New Roman" w:eastAsia="Times New Roman" w:cs="Times New Roman"/>
-        </w:rPr>
-        <w:t>（</w:t>
-      </w:r>
-      <m:oMath>
-        <m:sSub>
-          <m:e>
-            <m:r>
-              <m:t>t</m:t>
-            </m:r>
-          </m:e>
-          <m:sub>
-            <m:r>
-              <m:t>2</m:t>
-            </m:r>
-            <m:r>
-              <m:t>g</m:t>
-            </m:r>
-          </m:sub>
-        </m:sSub>
-      </m:oMath>
-      <w:r>
-        <w:rPr>
-          <w:rFonts w:ascii="Times New Roman" w:hAnsi="Times New Roman" w:eastAsia="Times New Roman" w:cs="Times New Roman"/>
-        </w:rPr>
-        <w:t xml:space="preserve">/</w:t>
-      </w:r>
-      <m:oMath>
-        <m:sSub>
-          <m:e>
-            <m:r>
-              <m:t>e</m:t>
-            </m:r>
-          </m:e>
-          <m:sub>
-            <m:r>
-              <m:t>g</m:t>
-            </m:r>
-          </m:sub>
-        </m:sSub>
-      </m:oMath>
-      <w:r>
-        <w:rPr>
-          <w:rFonts w:ascii="Times New Roman" w:hAnsi="Times New Roman" w:eastAsia="Times New Roman" w:cs="Times New Roman"/>
-        </w:rPr>
-        <w:t xml:space="preserve">、</w:t>
-      </w:r>
-      <m:oMath>
-        <m:r>
-          <m:t>e</m:t>
-        </m:r>
-      </m:oMath>
-      <w:r>
-        <w:rPr>
-          <w:rFonts w:ascii="Times New Roman" w:hAnsi="Times New Roman" w:eastAsia="Times New Roman" w:cs="Times New Roman"/>
-        </w:rPr>
-        <w:t xml:space="preserve">/</w:t>
-      </w:r>
-      <m:oMath>
-        <m:sSub>
-          <m:e>
-            <m:r>
-              <m:t>t</m:t>
-            </m:r>
-          </m:e>
-          <m:sub>
-            <m:r>
-              <m:t>2</m:t>
-            </m:r>
-          </m:sub>
-        </m:sSub>
-      </m:oMath>
-      <w:r>
-        <w:rPr>
-          <w:rFonts w:ascii="Times New Roman" w:hAnsi="Times New Roman" w:eastAsia="Times New Roman" w:cs="Times New Roman"/>
-        </w:rPr>
-        <w:t xml:space="preserve">、</w:t>
-      </w:r>
-      <m:oMath>
-        <m:sSub>
-          <m:e>
-            <m:r>
-              <m:t>b</m:t>
-            </m:r>
-          </m:e>
-          <m:sub>
-            <m:r>
-              <m:t>1</m:t>
-            </m:r>
-            <m:r>
-              <m:t>g</m:t>
-            </m:r>
-          </m:sub>
-        </m:sSub>
-      </m:oMath>
-      <w:r>
-        <w:rPr>
-          <w:rFonts w:ascii="Times New Roman" w:hAnsi="Times New Roman" w:eastAsia="Times New Roman" w:cs="Times New Roman"/>
-        </w:rPr>
-        <w:t xml:space="preserve">/</w:t>
-      </w:r>
-      <m:oMath>
-        <m:sSub>
-          <m:e>
-            <m:r>
-              <m:t>a</m:t>
-            </m:r>
-          </m:e>
-          <m:sub>
-            <m:r>
-              <m:t>1</m:t>
-            </m:r>
-            <m:r>
-              <m:t>g</m:t>
-            </m:r>
-          </m:sub>
-        </m:sSub>
-      </m:oMath>
-      <w:r>
-        <w:rPr>
-          <w:rFonts w:ascii="Times New Roman" w:hAnsi="Times New Roman" w:eastAsia="Times New Roman" w:cs="Times New Roman"/>
-        </w:rPr>
-        <w:t xml:space="preserve">/</w:t>
-      </w:r>
-      <m:oMath>
-        <m:sSub>
-          <m:e>
-            <m:r>
-              <m:t>b</m:t>
-            </m:r>
-          </m:e>
-          <m:sub>
-            <m:r>
-              <m:t>2</m:t>
-            </m:r>
-            <m:r>
-              <m:t>g</m:t>
-            </m:r>
-          </m:sub>
-        </m:sSub>
-      </m:oMath>
-      <w:r>
-        <w:rPr>
-          <w:rFonts w:ascii="Times New Roman" w:hAnsi="Times New Roman" w:eastAsia="Times New Roman" w:cs="Times New Roman"/>
-        </w:rPr>
-        <w:t xml:space="preserve">/</w:t>
-      </w:r>
-      <m:oMath>
-        <m:sSub>
-          <m:e>
-            <m:r>
-              <m:t>e</m:t>
-            </m:r>
-          </m:e>
-          <m:sub>
-            <m:r>
-              <m:t>g</m:t>
-            </m:r>
-          </m:sub>
-        </m:sSub>
-      </m:oMath>
-      <w:r>
-        <w:rPr>
-          <w:rFonts w:hint="eastAsia" w:ascii="Times New Roman" w:hAnsi="Times New Roman" w:eastAsia="Times New Roman" w:cs="Times New Roman"/>
-        </w:rPr>
-        <w:t xml:space="preserve">）</w:t>
-      </w:r>
-    </w:p>
-    <w:p>
-      <w:pPr>
-        <w:pStyle w:val="Compact"/>
-        <w:numPr>
-          <w:ilvl w:val="0"/>
-          <w:numId w:val="1001"/>
-        </w:numPr>
-      </w:pPr>
-      <w:r>
-        <w:rPr>
-          <w:rFonts w:hint="eastAsia" w:ascii="Times New Roman" w:hAnsi="Times New Roman" w:eastAsia="FangSong" w:cs="Times New Roman"/>
-        </w:rPr>
-        <w:t xml:space="preserve">能从特征标表的</w:t>
-      </w:r>
-      <w:r>
-        <w:rPr>
-          <w:rFonts w:hint="eastAsia" w:ascii="Times New Roman" w:hAnsi="Times New Roman" w:eastAsia="FangSong" w:cs="Times New Roman"/>
-          <w:b/>
-          <w:bCs/>
-        </w:rPr>
-        <w:t xml:space="preserve">基函数栏</w:t>
-      </w:r>
-      <w:r>
-        <w:rPr>
-          <w:rFonts w:hint="eastAsia" w:ascii="Times New Roman" w:hAnsi="Times New Roman" w:eastAsia="FangSong" w:cs="Times New Roman"/>
-        </w:rPr>
-        <w:t xml:space="preserve">读出某条</w:t>
-      </w:r>
-      <w:r>
-        <w:rPr>
-          <w:rFonts w:ascii="Times New Roman" w:hAnsi="Times New Roman" w:eastAsia="Times New Roman" w:cs="Times New Roman"/>
-        </w:rPr>
-        <w:t xml:space="preserve"> d </w:t>
-      </w:r>
-      <w:r>
-        <w:rPr>
-          <w:rFonts w:hint="eastAsia" w:ascii="Times New Roman" w:hAnsi="Times New Roman" w:eastAsia="FangSong" w:cs="Times New Roman"/>
-        </w:rPr>
-        <w:t>轨道属于哪个对称种类</w:t>
-      </w:r>
-      <w:r>
-        <w:rPr>
-          <w:rFonts w:hint="eastAsia" w:ascii="Times New Roman" w:hAnsi="Times New Roman" w:eastAsia="Times New Roman" w:cs="Times New Roman"/>
-        </w:rPr>
-        <w:t>，</w:t>
-      </w:r>
-      <w:r>
-        <w:rPr>
-          <w:rFonts w:hint="eastAsia" w:ascii="Times New Roman" w:hAnsi="Times New Roman" w:eastAsia="FangSong" w:cs="Times New Roman"/>
-        </w:rPr>
-        <w:t>而不是死记结论</w:t>
-      </w:r>
-    </w:p>
-    <w:p>
-      <w:pPr>
-        <w:pStyle w:val="Compact"/>
-        <w:numPr>
-          <w:ilvl w:val="0"/>
-          <w:numId w:val="1001"/>
-        </w:numPr>
-      </w:pPr>
-      <w:r>
-        <w:rPr>
-          <w:rFonts w:hint="eastAsia" w:ascii="Times New Roman" w:hAnsi="Times New Roman" w:eastAsia="FangSong" w:cs="Times New Roman"/>
-        </w:rPr>
-        <w:t>能用降对称链</w:t>
-      </w:r>
-      <w:r>
-        <w:rPr>
-          <w:rFonts w:hint="eastAsia" w:ascii="Times New Roman" w:hAnsi="Times New Roman" w:eastAsia="Times New Roman" w:cs="Times New Roman"/>
-        </w:rPr>
-        <w:t>（</w:t>
-      </w:r>
-      <m:oMath>
-        <m:oMathPr>
-          <m:ctrlPr>
-            <w:rPr>
-              <w:sz w:val="28"/>
-              <w:szCs w:val="28"/>
-            </w:rPr>
-          </m:ctrlPr>
-        </m:oMathPr>
-        <m:sSub>
-          <m:e>
-            <m:r>
-              <m:t>O</m:t>
-            </m:r>
-          </m:e>
-          <m:sub>
-            <m:r>
-              <m:t>h</m:t>
-            </m:r>
-          </m:sub>
-        </m:sSub>
-        <m:r>
-          <m:rPr>
-            <m:sty m:val="p"/>
-          </m:rPr>
-          <m:t>→</m:t>
-        </m:r>
-        <m:sSub>
-          <m:e>
-            <m:r>
-              <m:t>D</m:t>
-            </m:r>
-          </m:e>
-          <m:sub>
-            <m:r>
-              <m:t>4</m:t>
-            </m:r>
-            <m:r>
-              <m:t>h</m:t>
-            </m:r>
-          </m:sub>
-        </m:sSub>
-        <m:r>
-          <m:rPr>
-            <m:sty m:val="p"/>
-          </m:rPr>
-          <m:t>→</m:t>
-        </m:r>
-      </m:oMath>
-      <w:r>
-        <w:rPr>
-          <w:rFonts w:ascii="Times New Roman" w:hAnsi="Times New Roman" w:eastAsia="Times New Roman" w:cs="Times New Roman"/>
-        </w:rPr>
-        <w:t xml:space="preserve"> </w:t>
-      </w:r>
-      <w:r>
-        <w:rPr>
-          <w:rFonts w:hint="eastAsia" w:ascii="Times New Roman" w:hAnsi="Times New Roman" w:eastAsia="FangSong" w:cs="Times New Roman"/>
-        </w:rPr>
-        <w:t>平面四方</w:t>
-      </w:r>
-      <w:r>
-        <w:rPr>
-          <w:rFonts w:hint="eastAsia" w:ascii="Times New Roman" w:hAnsi="Times New Roman" w:eastAsia="Times New Roman" w:cs="Times New Roman"/>
-        </w:rPr>
-        <w:t>）</w:t>
-      </w:r>
-      <w:r>
-        <w:rPr>
-          <w:rFonts w:hint="eastAsia" w:ascii="Times New Roman" w:hAnsi="Times New Roman" w:eastAsia="FangSong" w:cs="Times New Roman"/>
-        </w:rPr>
-        <w:t>解释分裂为什么</w:t>
-      </w:r>
-      <w:r>
-        <w:rPr>
-          <w:rFonts w:hint="eastAsia" w:ascii="Times New Roman" w:hAnsi="Times New Roman" w:eastAsia="Times New Roman" w:cs="Times New Roman"/>
-        </w:rPr>
-        <w:t>”</w:t>
-      </w:r>
-      <w:r>
-        <w:rPr>
-          <w:rFonts w:hint="eastAsia" w:ascii="Times New Roman" w:hAnsi="Times New Roman" w:eastAsia="FangSong" w:cs="Times New Roman"/>
-        </w:rPr>
-        <w:t>越降越细</w:t>
-      </w:r>
-      <w:r>
-        <w:rPr>
-          <w:rFonts w:hint="eastAsia" w:ascii="Times New Roman" w:hAnsi="Times New Roman" w:eastAsia="Times New Roman" w:cs="Times New Roman"/>
-        </w:rPr>
-        <w:t>”</w:t>
-      </w:r>
-    </w:p>
-    <w:p>
-      <w:pPr>
-        <w:pStyle w:val="Compact"/>
-        <w:numPr>
-          <w:ilvl w:val="0"/>
-          <w:numId w:val="1001"/>
-        </w:numPr>
-      </w:pPr>
-      <w:r>
-        <w:rPr>
-          <w:rFonts w:hint="eastAsia" w:ascii="Times New Roman" w:hAnsi="Times New Roman" w:eastAsia="FangSong" w:cs="Times New Roman"/>
-        </w:rPr>
-        <w:t xml:space="preserve">能用对称性语言解释</w:t>
-      </w:r>
-      <w:r>
-        <w:rPr>
-          <w:rFonts w:ascii="Times New Roman" w:hAnsi="Times New Roman" w:eastAsia="Times New Roman" w:cs="Times New Roman"/>
-        </w:rPr>
-        <w:t xml:space="preserve"> </w:t>
-      </w:r>
-      <m:oMath>
-        <m:sSub>
-          <m:e>
-            <m:r>
-              <m:t>T</m:t>
-            </m:r>
-          </m:e>
-          <m:sub>
-            <m:r>
-              <m:t>d</m:t>
-            </m:r>
-          </m:sub>
-        </m:sSub>
-      </m:oMath>
-      <w:r>
-        <w:rPr>
-          <w:rFonts w:ascii="Times New Roman" w:hAnsi="Times New Roman" w:eastAsia="Times New Roman" w:cs="Times New Roman"/>
-        </w:rPr>
-        <w:t xml:space="preserve"> </w:t>
-      </w:r>
-      <w:r>
-        <w:rPr>
-          <w:rFonts w:hint="eastAsia" w:ascii="Times New Roman" w:hAnsi="Times New Roman" w:eastAsia="FangSong" w:cs="Times New Roman"/>
-        </w:rPr>
-        <w:t xml:space="preserve">分裂为什么小于</w:t>
-      </w:r>
-      <w:r>
-        <w:rPr>
-          <w:rFonts w:ascii="Times New Roman" w:hAnsi="Times New Roman" w:eastAsia="Times New Roman" w:cs="Times New Roman"/>
-        </w:rPr>
-        <w:t xml:space="preserve"> </w:t>
-      </w:r>
-      <m:oMath>
-        <m:sSub>
-          <m:e>
-            <m:r>
-              <m:t>O</m:t>
-            </m:r>
-          </m:e>
-          <m:sub>
-            <m:r>
-              <m:t>h</m:t>
-            </m:r>
-          </m:sub>
-        </m:sSub>
-      </m:oMath>
-      <w:r>
-        <w:rPr>
-          <w:rFonts w:ascii="Times New Roman" w:hAnsi="Times New Roman" w:eastAsia="Times New Roman" w:cs="Times New Roman"/>
-        </w:rPr>
-        <w:t xml:space="preserve">、</w:t>
-      </w:r>
-      <m:oMath>
-        <m:r>
-          <m:t>π</m:t>
-        </m:r>
-      </m:oMath>
-      <w:r>
-        <w:rPr>
-          <w:rFonts w:ascii="Times New Roman" w:hAnsi="Times New Roman" w:eastAsia="Times New Roman" w:cs="Times New Roman"/>
-        </w:rPr>
-        <w:t xml:space="preserve"> </w:t>
-      </w:r>
-      <w:r>
-        <w:rPr>
-          <w:rFonts w:hint="eastAsia" w:ascii="Times New Roman" w:hAnsi="Times New Roman" w:eastAsia="FangSong" w:cs="Times New Roman"/>
-        </w:rPr>
-        <w:t>给体</w:t>
-      </w:r>
-      <w:r>
-        <w:rPr>
-          <w:rFonts w:hint="eastAsia" w:ascii="Times New Roman" w:hAnsi="Times New Roman" w:eastAsia="Times New Roman" w:cs="Times New Roman"/>
-        </w:rPr>
-        <w:t>/</w:t>
-      </w:r>
-      <w:r>
-        <w:rPr>
-          <w:rFonts w:hint="eastAsia" w:ascii="Times New Roman" w:hAnsi="Times New Roman" w:eastAsia="FangSong" w:cs="Times New Roman"/>
-        </w:rPr>
-        <w:t>受体为什么改变</w:t>
-      </w:r>
-      <w:r>
-        <w:rPr>
-          <w:rFonts w:ascii="Times New Roman" w:hAnsi="Times New Roman" w:eastAsia="Times New Roman" w:cs="Times New Roman"/>
-        </w:rPr>
-        <w:t xml:space="preserve"> </w:t>
-      </w:r>
-      <m:oMath>
-        <m:sSub>
-          <m:e>
-            <m:r>
-              <m:t>t</m:t>
-            </m:r>
-          </m:e>
-          <m:sub>
-            <m:r>
-              <m:t>2</m:t>
-            </m:r>
-            <m:r>
-              <m:t>g</m:t>
-            </m:r>
-          </m:sub>
-        </m:sSub>
-      </m:oMath>
-      <w:r>
-        <w:rPr>
-          <w:rFonts w:ascii="Times New Roman" w:hAnsi="Times New Roman" w:eastAsia="Times New Roman" w:cs="Times New Roman"/>
-        </w:rPr>
-        <w:t xml:space="preserve"> </w:t>
-      </w:r>
-      <w:r>
-        <w:rPr>
-          <w:rFonts w:hint="eastAsia" w:ascii="Times New Roman" w:hAnsi="Times New Roman" w:eastAsia="FangSong" w:cs="Times New Roman"/>
-        </w:rPr>
-        <w:t xml:space="preserve">高低</w:t>
-      </w:r>
-    </w:p>
-    <w:p>
-      <w:pPr>
-        <w:pStyle w:val="Compact"/>
-        <w:numPr>
-          <w:ilvl w:val="0"/>
-          <w:numId w:val="1001"/>
-        </w:numPr>
-      </w:pPr>
-      <w:r>
-        <w:rPr>
-          <w:rFonts w:hint="eastAsia" w:ascii="Times New Roman" w:hAnsi="Times New Roman" w:eastAsia="FangSong" w:cs="Times New Roman"/>
-        </w:rPr>
-        <w:t xml:space="preserve">能判断什么时候该去查</w:t>
-      </w:r>
-      <w:r>
-        <w:rPr>
-          <w:rFonts w:ascii="Times New Roman" w:hAnsi="Times New Roman" w:eastAsia="Times New Roman" w:cs="Times New Roman"/>
-        </w:rPr>
-        <w:t xml:space="preserve"> Tanabe-Sugano </w:t>
-      </w:r>
-      <w:r>
-        <w:rPr>
-          <w:rFonts w:hint="eastAsia" w:ascii="Times New Roman" w:hAnsi="Times New Roman" w:eastAsia="FangSong" w:cs="Times New Roman"/>
-        </w:rPr>
-        <w:t>图</w:t>
-      </w:r>
-      <w:r>
-        <w:rPr>
-          <w:rFonts w:hint="eastAsia" w:ascii="Times New Roman" w:hAnsi="Times New Roman" w:eastAsia="Times New Roman" w:cs="Times New Roman"/>
-        </w:rPr>
-        <w:t>、</w:t>
-      </w:r>
-      <w:r>
-        <w:rPr>
-          <w:rFonts w:hint="eastAsia" w:ascii="Times New Roman" w:hAnsi="Times New Roman" w:eastAsia="FangSong" w:cs="Times New Roman"/>
-        </w:rPr>
-        <w:t>什么时候不必查</w:t>
-      </w:r>
-    </w:p>
-    <w:p>
-      <w:pPr>
-        <w:pStyle w:val="Compact"/>
-        <w:numPr>
-          <w:ilvl w:val="0"/>
-          <w:numId w:val="1001"/>
-        </w:numPr>
-      </w:pPr>
-      <w:r>
-        <w:rPr>
-          <w:rFonts w:hint="eastAsia" w:ascii="Times New Roman" w:hAnsi="Times New Roman" w:eastAsia="FangSong" w:cs="Times New Roman"/>
-        </w:rPr>
-        <w:t xml:space="preserve">能把这些工具接回配位结构题与光谱归属题</w:t>
+        <w:pict>
+          <v:rect style="width:0;height:1.5pt" o:hralign="center" o:hrstd="t" o:hr="t"/>
+        </w:pict>
       </w:r>
     </w:p>
     <w:bookmarkEnd w:id="9"/>
@@ -12405,7 +12512,7 @@
         <w:pStyle w:val="Compact"/>
         <w:numPr>
           <w:ilvl w:val="0"/>
-          <w:numId w:val="1002"/>
+          <w:numId w:val="1001"/>
         </w:numPr>
       </w:pPr>
       <w:r>
@@ -12522,7 +12629,7 @@
         <w:pStyle w:val="Compact"/>
         <w:numPr>
           <w:ilvl w:val="0"/>
-          <w:numId w:val="1002"/>
+          <w:numId w:val="1001"/>
         </w:numPr>
       </w:pPr>
       <w:r>
@@ -15179,7 +15286,7 @@
         <w:pStyle w:val="Compact"/>
         <w:numPr>
           <w:ilvl w:val="0"/>
-          <w:numId w:val="1003"/>
+          <w:numId w:val="1002"/>
         </w:numPr>
       </w:pPr>
       <w:r>
@@ -15429,7 +15536,7 @@
         <w:pStyle w:val="Compact"/>
         <w:numPr>
           <w:ilvl w:val="0"/>
-          <w:numId w:val="1003"/>
+          <w:numId w:val="1002"/>
         </w:numPr>
       </w:pPr>
       <w:r>
@@ -17541,7 +17648,7 @@
         <w:pStyle w:val="Compact"/>
         <w:numPr>
           <w:ilvl w:val="0"/>
-          <w:numId w:val="1004"/>
+          <w:numId w:val="1003"/>
         </w:numPr>
       </w:pPr>
       <w:r>
@@ -17604,7 +17711,7 @@
         <w:pStyle w:val="Compact"/>
         <w:numPr>
           <w:ilvl w:val="0"/>
-          <w:numId w:val="1004"/>
+          <w:numId w:val="1003"/>
         </w:numPr>
       </w:pPr>
       <w:r>
@@ -18637,7 +18744,7 @@
         <w:pStyle w:val="Compact"/>
         <w:numPr>
           <w:ilvl w:val="0"/>
-          <w:numId w:val="1005"/>
+          <w:numId w:val="1004"/>
         </w:numPr>
       </w:pPr>
       <m:oMath>
@@ -18762,7 +18869,7 @@
         <w:pStyle w:val="Compact"/>
         <w:numPr>
           <w:ilvl w:val="0"/>
-          <w:numId w:val="1005"/>
+          <w:numId w:val="1004"/>
         </w:numPr>
       </w:pPr>
       <m:oMath>
@@ -18847,7 +18954,7 @@
         <w:pStyle w:val="Compact"/>
         <w:numPr>
           <w:ilvl w:val="0"/>
-          <w:numId w:val="1005"/>
+          <w:numId w:val="1004"/>
         </w:numPr>
       </w:pPr>
       <m:oMath>
@@ -18976,7 +19083,7 @@
         <w:pStyle w:val="Compact"/>
         <w:numPr>
           <w:ilvl w:val="0"/>
-          <w:numId w:val="1005"/>
+          <w:numId w:val="1004"/>
         </w:numPr>
       </w:pPr>
       <m:oMath>
@@ -22223,7 +22330,7 @@
         <w:pStyle w:val="Compact"/>
         <w:numPr>
           <w:ilvl w:val="0"/>
-          <w:numId w:val="1006"/>
+          <w:numId w:val="1005"/>
         </w:numPr>
       </w:pPr>
       <w:r>
@@ -22299,7 +22406,7 @@
         <w:pStyle w:val="Compact"/>
         <w:numPr>
           <w:ilvl w:val="0"/>
-          <w:numId w:val="1006"/>
+          <w:numId w:val="1005"/>
         </w:numPr>
       </w:pPr>
       <w:r>
@@ -23587,7 +23694,7 @@
         <w:pStyle w:val="Compact"/>
         <w:numPr>
           <w:ilvl w:val="0"/>
-          <w:numId w:val="1007"/>
+          <w:numId w:val="1006"/>
         </w:numPr>
       </w:pPr>
       <m:oMath>
@@ -23758,7 +23865,7 @@
         <w:pStyle w:val="Compact"/>
         <w:numPr>
           <w:ilvl w:val="0"/>
-          <w:numId w:val="1007"/>
+          <w:numId w:val="1006"/>
         </w:numPr>
       </w:pPr>
       <w:r>
@@ -27114,7 +27221,7 @@
         <w:pStyle w:val="Compact"/>
         <w:numPr>
           <w:ilvl w:val="0"/>
-          <w:numId w:val="1008"/>
+          <w:numId w:val="1007"/>
         </w:numPr>
       </w:pPr>
       <w:r>
@@ -27170,6 +27277,190 @@
           <w:rFonts w:hint="eastAsia" w:ascii="Times New Roman" w:hAnsi="Times New Roman" w:eastAsia="Times New Roman" w:cs="Times New Roman"/>
         </w:rPr>
         <w:t>）</w:t>
+      </w:r>
+    </w:p>
+    <w:p>
+      <w:pPr>
+        <w:pStyle w:val="Compact"/>
+        <w:numPr>
+          <w:ilvl w:val="0"/>
+          <w:numId w:val="1007"/>
+        </w:numPr>
+      </w:pPr>
+      <w:r>
+        <w:rPr>
+          <w:rFonts w:hint="eastAsia" w:ascii="Times New Roman" w:hAnsi="Times New Roman" w:eastAsia="FangSong" w:cs="Times New Roman"/>
+        </w:rPr>
+        <w:t>注意顺反异构</w:t>
+      </w:r>
+      <w:r>
+        <w:rPr>
+          <w:rFonts w:hint="eastAsia" w:ascii="Times New Roman" w:hAnsi="Times New Roman" w:eastAsia="Times New Roman" w:cs="Times New Roman"/>
+        </w:rPr>
+        <w:t>、</w:t>
+      </w:r>
+      <w:r>
+        <w:rPr>
+          <w:rFonts w:hint="eastAsia" w:ascii="Times New Roman" w:hAnsi="Times New Roman" w:eastAsia="FangSong" w:cs="Times New Roman"/>
+        </w:rPr>
+        <w:t>畸变</w:t>
+      </w:r>
+      <w:r>
+        <w:rPr>
+          <w:rFonts w:hint="eastAsia" w:ascii="Times New Roman" w:hAnsi="Times New Roman" w:eastAsia="Times New Roman" w:cs="Times New Roman"/>
+        </w:rPr>
+        <w:t>：</w:t>
+      </w:r>
+      <w:r>
+        <w:rPr>
+          <w:rFonts w:hint="eastAsia" w:ascii="Times New Roman" w:hAnsi="Times New Roman" w:eastAsia="FangSong" w:cs="Times New Roman"/>
+        </w:rPr>
+        <w:t>顺</w:t>
+      </w:r>
+      <w:r>
+        <w:rPr>
+          <w:rFonts w:hint="eastAsia" w:ascii="Times New Roman" w:hAnsi="Times New Roman" w:eastAsia="Times New Roman" w:cs="Times New Roman"/>
+        </w:rPr>
+        <w:t>-ML</w:t>
+      </w:r>
+      <w:r>
+        <w:rPr>
+          <w:rFonts w:hint="eastAsia" w:ascii="Times New Roman" w:hAnsi="Times New Roman" w:eastAsia="Times New Roman" w:cs="Times New Roman"/>
+          <w:vertAlign w:val="subscript"/>
+        </w:rPr>
+        <w:t>4</w:t>
+      </w:r>
+      <w:r>
+        <w:rPr>
+          <w:rFonts w:hint="eastAsia" w:ascii="Times New Roman" w:hAnsi="Times New Roman" w:eastAsia="Times New Roman" w:cs="Times New Roman"/>
+        </w:rPr>
+        <w:t>A</w:t>
+      </w:r>
+      <w:r>
+        <w:rPr>
+          <w:rFonts w:hint="eastAsia" w:ascii="Times New Roman" w:hAnsi="Times New Roman" w:eastAsia="Times New Roman" w:cs="Times New Roman"/>
+          <w:vertAlign w:val="subscript"/>
+        </w:rPr>
+        <w:t>2</w:t>
+      </w:r>
+      <w:r>
+        <w:rPr>
+          <w:rFonts w:ascii="Times New Roman" w:hAnsi="Times New Roman" w:eastAsia="Times New Roman" w:cs="Times New Roman"/>
+        </w:rPr>
+        <w:t xml:space="preserve"> </w:t>
+      </w:r>
+      <w:r>
+        <w:rPr>
+          <w:rFonts w:hint="eastAsia" w:ascii="Times New Roman" w:hAnsi="Times New Roman" w:eastAsia="FangSong" w:cs="Times New Roman"/>
+        </w:rPr>
+        <w:t xml:space="preserve">是</w:t>
+      </w:r>
+      <w:r>
+        <w:rPr>
+          <w:rFonts w:ascii="Times New Roman" w:hAnsi="Times New Roman" w:eastAsia="Times New Roman" w:cs="Times New Roman"/>
+        </w:rPr>
+        <w:t xml:space="preserve"> </w:t>
+      </w:r>
+      <m:oMath>
+        <m:sSub>
+          <m:e>
+            <m:r>
+              <m:t>C</m:t>
+            </m:r>
+          </m:e>
+          <m:sub>
+            <m:r>
+              <m:t>2</m:t>
+            </m:r>
+            <m:r>
+              <m:t>v</m:t>
+            </m:r>
+          </m:sub>
+        </m:sSub>
+      </m:oMath>
+      <w:r>
+        <w:rPr>
+          <w:rFonts w:hint="eastAsia" w:ascii="Times New Roman" w:hAnsi="Times New Roman" w:eastAsia="Times New Roman" w:cs="Times New Roman"/>
+        </w:rPr>
+        <w:t>，</w:t>
+      </w:r>
+      <w:r>
+        <w:rPr>
+          <w:rFonts w:hint="eastAsia" w:ascii="Times New Roman" w:hAnsi="Times New Roman" w:eastAsia="FangSong" w:cs="Times New Roman"/>
+        </w:rPr>
+        <w:t>反</w:t>
+      </w:r>
+      <w:r>
+        <w:rPr>
+          <w:rFonts w:hint="eastAsia" w:ascii="Times New Roman" w:hAnsi="Times New Roman" w:eastAsia="Times New Roman" w:cs="Times New Roman"/>
+        </w:rPr>
+        <w:t>-</w:t>
+      </w:r>
+      <w:r>
+        <w:rPr>
+          <w:rFonts w:hint="eastAsia" w:ascii="Times New Roman" w:hAnsi="Times New Roman" w:eastAsia="FangSong" w:cs="Times New Roman"/>
+        </w:rPr>
+        <w:t>是</w:t>
+      </w:r>
+      <w:r>
+        <w:rPr>
+          <w:rFonts w:ascii="Times New Roman" w:hAnsi="Times New Roman" w:eastAsia="Times New Roman" w:cs="Times New Roman"/>
+        </w:rPr>
+        <w:t xml:space="preserve"> </w:t>
+      </w:r>
+      <m:oMath>
+        <m:sSub>
+          <m:e>
+            <m:r>
+              <m:t>D</m:t>
+            </m:r>
+          </m:e>
+          <m:sub>
+            <m:r>
+              <m:t>4</m:t>
+            </m:r>
+            <m:r>
+              <m:t>h</m:t>
+            </m:r>
+          </m:sub>
+        </m:sSub>
+      </m:oMath>
+    </w:p>
+    <w:p>
+      <w:pPr>
+        <w:pStyle w:val="FirstParagraph"/>
+      </w:pPr>
+      <w:r>
+        <w:rPr>
+          <w:rFonts w:hint="eastAsia" w:ascii="Times New Roman" w:hAnsi="Times New Roman" w:eastAsia="FangSong" w:cs="Times New Roman"/>
+          <w:b/>
+          <w:bCs/>
+        </w:rPr>
+        <w:t>第二步</w:t>
+      </w:r>
+      <w:r>
+        <w:rPr>
+          <w:rFonts w:hint="eastAsia" w:ascii="Times New Roman" w:hAnsi="Times New Roman" w:eastAsia="Times New Roman" w:cs="Times New Roman"/>
+          <w:b/>
+          <w:bCs/>
+        </w:rPr>
+        <w:t>：</w:t>
+      </w:r>
+      <w:r>
+        <w:rPr>
+          <w:rFonts w:hint="eastAsia" w:ascii="Times New Roman" w:hAnsi="Times New Roman" w:eastAsia="FangSong" w:cs="Times New Roman"/>
+          <w:b/>
+          <w:bCs/>
+        </w:rPr>
+        <w:t>定轨道标注与分裂</w:t>
+      </w:r>
+      <w:r>
+        <w:rPr>
+          <w:rFonts w:hint="eastAsia" w:ascii="Times New Roman" w:hAnsi="Times New Roman" w:eastAsia="Times New Roman" w:cs="Times New Roman"/>
+          <w:b/>
+          <w:bCs/>
+        </w:rPr>
+        <w:t>。</w:t>
       </w:r>
     </w:p>
     <w:p>
@@ -27184,140 +27475,89 @@
         <w:rPr>
           <w:rFonts w:hint="eastAsia" w:ascii="Times New Roman" w:hAnsi="Times New Roman" w:eastAsia="FangSong" w:cs="Times New Roman"/>
         </w:rPr>
-        <w:t>注意顺反异构</w:t>
-      </w:r>
-      <w:r>
-        <w:rPr>
-          <w:rFonts w:hint="eastAsia" w:ascii="Times New Roman" w:hAnsi="Times New Roman" w:eastAsia="Times New Roman" w:cs="Times New Roman"/>
-        </w:rPr>
-        <w:t>、</w:t>
-      </w:r>
-      <w:r>
-        <w:rPr>
-          <w:rFonts w:hint="eastAsia" w:ascii="Times New Roman" w:hAnsi="Times New Roman" w:eastAsia="FangSong" w:cs="Times New Roman"/>
-        </w:rPr>
-        <w:t>畸变</w:t>
-      </w:r>
-      <w:r>
-        <w:rPr>
-          <w:rFonts w:hint="eastAsia" w:ascii="Times New Roman" w:hAnsi="Times New Roman" w:eastAsia="Times New Roman" w:cs="Times New Roman"/>
-        </w:rPr>
-        <w:t>：</w:t>
-      </w:r>
-      <w:r>
-        <w:rPr>
-          <w:rFonts w:hint="eastAsia" w:ascii="Times New Roman" w:hAnsi="Times New Roman" w:eastAsia="FangSong" w:cs="Times New Roman"/>
-        </w:rPr>
-        <w:t>顺</w:t>
-      </w:r>
-      <w:r>
-        <w:rPr>
-          <w:rFonts w:hint="eastAsia" w:ascii="Times New Roman" w:hAnsi="Times New Roman" w:eastAsia="Times New Roman" w:cs="Times New Roman"/>
-        </w:rPr>
-        <w:t>-ML</w:t>
-      </w:r>
-      <w:r>
-        <w:rPr>
-          <w:rFonts w:hint="eastAsia" w:ascii="Times New Roman" w:hAnsi="Times New Roman" w:eastAsia="Times New Roman" w:cs="Times New Roman"/>
-          <w:vertAlign w:val="subscript"/>
-        </w:rPr>
-        <w:t>4</w:t>
-      </w:r>
-      <w:r>
-        <w:rPr>
-          <w:rFonts w:hint="eastAsia" w:ascii="Times New Roman" w:hAnsi="Times New Roman" w:eastAsia="Times New Roman" w:cs="Times New Roman"/>
-        </w:rPr>
-        <w:t>A</w:t>
-      </w:r>
-      <w:r>
-        <w:rPr>
-          <w:rFonts w:hint="eastAsia" w:ascii="Times New Roman" w:hAnsi="Times New Roman" w:eastAsia="Times New Roman" w:cs="Times New Roman"/>
-          <w:vertAlign w:val="subscript"/>
-        </w:rPr>
-        <w:t>2</w:t>
-      </w:r>
-      <w:r>
-        <w:rPr>
-          <w:rFonts w:ascii="Times New Roman" w:hAnsi="Times New Roman" w:eastAsia="Times New Roman" w:cs="Times New Roman"/>
-        </w:rPr>
-        <w:t xml:space="preserve"> </w:t>
-      </w:r>
-      <w:r>
-        <w:rPr>
-          <w:rFonts w:hint="eastAsia" w:ascii="Times New Roman" w:hAnsi="Times New Roman" w:eastAsia="FangSong" w:cs="Times New Roman"/>
-        </w:rPr>
-        <w:t xml:space="preserve">是</w:t>
-      </w:r>
-      <w:r>
-        <w:rPr>
-          <w:rFonts w:ascii="Times New Roman" w:hAnsi="Times New Roman" w:eastAsia="Times New Roman" w:cs="Times New Roman"/>
-        </w:rPr>
-        <w:t xml:space="preserve"> </w:t>
-      </w:r>
-      <m:oMath>
-        <m:sSub>
-          <m:e>
-            <m:r>
-              <m:t>C</m:t>
-            </m:r>
-          </m:e>
-          <m:sub>
-            <m:r>
-              <m:t>2</m:t>
-            </m:r>
-            <m:r>
-              <m:t>v</m:t>
-            </m:r>
-          </m:sub>
-        </m:sSub>
-      </m:oMath>
-      <w:r>
-        <w:rPr>
-          <w:rFonts w:hint="eastAsia" w:ascii="Times New Roman" w:hAnsi="Times New Roman" w:eastAsia="Times New Roman" w:cs="Times New Roman"/>
-        </w:rPr>
-        <w:t>，</w:t>
-      </w:r>
-      <w:r>
-        <w:rPr>
-          <w:rFonts w:hint="eastAsia" w:ascii="Times New Roman" w:hAnsi="Times New Roman" w:eastAsia="FangSong" w:cs="Times New Roman"/>
-        </w:rPr>
-        <w:t>反</w:t>
-      </w:r>
-      <w:r>
-        <w:rPr>
-          <w:rFonts w:hint="eastAsia" w:ascii="Times New Roman" w:hAnsi="Times New Roman" w:eastAsia="Times New Roman" w:cs="Times New Roman"/>
-        </w:rPr>
-        <w:t>-</w:t>
-      </w:r>
-      <w:r>
-        <w:rPr>
-          <w:rFonts w:hint="eastAsia" w:ascii="Times New Roman" w:hAnsi="Times New Roman" w:eastAsia="FangSong" w:cs="Times New Roman"/>
-        </w:rPr>
-        <w:t>是</w:t>
-      </w:r>
-      <w:r>
-        <w:rPr>
-          <w:rFonts w:ascii="Times New Roman" w:hAnsi="Times New Roman" w:eastAsia="Times New Roman" w:cs="Times New Roman"/>
-        </w:rPr>
-        <w:t xml:space="preserve"> </w:t>
-      </w:r>
-      <m:oMath>
-        <m:sSub>
-          <m:e>
-            <m:r>
-              <m:t>D</m:t>
-            </m:r>
-          </m:e>
-          <m:sub>
-            <m:r>
-              <m:t>4</m:t>
-            </m:r>
-            <m:r>
-              <m:t>h</m:t>
-            </m:r>
-          </m:sub>
-        </m:sSub>
-      </m:oMath>
+        <w:t xml:space="preserve">查</w:t>
+      </w:r>
+      <w:r>
+        <w:rPr>
+          <w:rFonts w:ascii="Times New Roman" w:hAnsi="Times New Roman" w:eastAsia="Times New Roman" w:cs="Times New Roman"/>
+        </w:rPr>
+        <w:t xml:space="preserve"> §3.3 </w:t>
+      </w:r>
+      <w:r>
+        <w:rPr>
+          <w:rFonts w:hint="eastAsia" w:ascii="Times New Roman" w:hAnsi="Times New Roman" w:eastAsia="FangSong" w:cs="Times New Roman"/>
+        </w:rPr>
+        <w:t xml:space="preserve">的表得该点群下</w:t>
+      </w:r>
+      <w:r>
+        <w:rPr>
+          <w:rFonts w:ascii="Times New Roman" w:hAnsi="Times New Roman" w:eastAsia="Times New Roman" w:cs="Times New Roman"/>
+        </w:rPr>
+        <w:t xml:space="preserve"> d </w:t>
+      </w:r>
+      <w:r>
+        <w:rPr>
+          <w:rFonts w:hint="eastAsia" w:ascii="Times New Roman" w:hAnsi="Times New Roman" w:eastAsia="FangSong" w:cs="Times New Roman"/>
+        </w:rPr>
+        <w:t xml:space="preserve">轨道的分解</w:t>
+      </w:r>
+    </w:p>
+    <w:p>
+      <w:pPr>
+        <w:pStyle w:val="Compact"/>
+        <w:numPr>
+          <w:ilvl w:val="0"/>
+          <w:numId w:val="1008"/>
+        </w:numPr>
+      </w:pPr>
+      <w:r>
+        <w:rPr>
+          <w:rFonts w:hint="eastAsia" w:ascii="Times New Roman" w:hAnsi="Times New Roman" w:eastAsia="FangSong" w:cs="Times New Roman"/>
+        </w:rPr>
+        <w:t>按</w:t>
+      </w:r>
+      <w:r>
+        <w:rPr>
+          <w:rFonts w:hint="eastAsia" w:ascii="Times New Roman" w:hAnsi="Times New Roman" w:eastAsia="Times New Roman" w:cs="Times New Roman"/>
+        </w:rPr>
+        <w:t>”</w:t>
+      </w:r>
+      <w:r>
+        <w:rPr>
+          <w:rFonts w:hint="eastAsia" w:ascii="Times New Roman" w:hAnsi="Times New Roman" w:eastAsia="FangSong" w:cs="Times New Roman"/>
+        </w:rPr>
+        <w:t>配体指向</w:t>
+      </w:r>
+      <w:r>
+        <w:rPr>
+          <w:rFonts w:hint="eastAsia" w:ascii="Times New Roman" w:hAnsi="Times New Roman" w:eastAsia="Times New Roman" w:cs="Times New Roman"/>
+        </w:rPr>
+        <w:t>”</w:t>
+      </w:r>
+      <w:r>
+        <w:rPr>
+          <w:rFonts w:hint="eastAsia" w:ascii="Times New Roman" w:hAnsi="Times New Roman" w:eastAsia="FangSong" w:cs="Times New Roman"/>
+        </w:rPr>
+        <w:t>判断哪组被抬高</w:t>
+      </w:r>
+      <w:r>
+        <w:rPr>
+          <w:rFonts w:hint="eastAsia" w:ascii="Times New Roman" w:hAnsi="Times New Roman" w:eastAsia="Times New Roman" w:cs="Times New Roman"/>
+        </w:rPr>
+        <w:t>（</w:t>
+      </w:r>
+      <w:r>
+        <w:rPr>
+          <w:rFonts w:hint="eastAsia" w:ascii="Times New Roman" w:hAnsi="Times New Roman" w:eastAsia="FangSong" w:cs="Times New Roman"/>
+        </w:rPr>
+        <w:t>正对配体者高</w:t>
+      </w:r>
+      <w:r>
+        <w:rPr>
+          <w:rFonts w:hint="eastAsia" w:ascii="Times New Roman" w:hAnsi="Times New Roman" w:eastAsia="Times New Roman" w:cs="Times New Roman"/>
+        </w:rPr>
+        <w:t>）</w:t>
+      </w:r>
     </w:p>
     <w:p>
       <w:pPr>
@@ -27329,7 +27569,7 @@
           <w:b/>
           <w:bCs/>
         </w:rPr>
-        <w:t>第二步</w:t>
+        <w:t>第三步</w:t>
       </w:r>
       <w:r>
         <w:rPr>
@@ -27345,7 +27585,23 @@
           <w:b/>
           <w:bCs/>
         </w:rPr>
-        <w:t>定轨道标注与分裂</w:t>
+        <w:t>填电子</w:t>
+      </w:r>
+      <w:r>
+        <w:rPr>
+          <w:rFonts w:hint="eastAsia" w:ascii="Times New Roman" w:hAnsi="Times New Roman" w:eastAsia="Times New Roman" w:cs="Times New Roman"/>
+          <w:b/>
+          <w:bCs/>
+        </w:rPr>
+        <w:t>、</w:t>
+      </w:r>
+      <w:r>
+        <w:rPr>
+          <w:rFonts w:hint="eastAsia" w:ascii="Times New Roman" w:hAnsi="Times New Roman" w:eastAsia="FangSong" w:cs="Times New Roman"/>
+          <w:b/>
+          <w:bCs/>
+        </w:rPr>
+        <w:t>谈性质</w:t>
       </w:r>
       <w:r>
         <w:rPr>
@@ -27368,19 +27624,7 @@
         <w:rPr>
           <w:rFonts w:hint="eastAsia" w:ascii="Times New Roman" w:hAnsi="Times New Roman" w:eastAsia="FangSong" w:cs="Times New Roman"/>
         </w:rPr>
-        <w:t xml:space="preserve">查</w:t>
-      </w:r>
-      <w:r>
-        <w:rPr>
-          <w:rFonts w:ascii="Times New Roman" w:hAnsi="Times New Roman" w:eastAsia="Times New Roman" w:cs="Times New Roman"/>
-        </w:rPr>
-        <w:t xml:space="preserve"> §3.3 </w:t>
-      </w:r>
-      <w:r>
-        <w:rPr>
-          <w:rFonts w:hint="eastAsia" w:ascii="Times New Roman" w:hAnsi="Times New Roman" w:eastAsia="FangSong" w:cs="Times New Roman"/>
-        </w:rPr>
-        <w:t xml:space="preserve">的表得该点群下</w:t>
+        <w:t xml:space="preserve">数</w:t>
       </w:r>
       <w:r>
         <w:rPr>
@@ -27392,7 +27636,19 @@
         <w:rPr>
           <w:rFonts w:hint="eastAsia" w:ascii="Times New Roman" w:hAnsi="Times New Roman" w:eastAsia="FangSong" w:cs="Times New Roman"/>
         </w:rPr>
-        <w:t xml:space="preserve">轨道的分解</w:t>
+        <w:t>电子数</w:t>
+      </w:r>
+      <w:r>
+        <w:rPr>
+          <w:rFonts w:hint="eastAsia" w:ascii="Times New Roman" w:hAnsi="Times New Roman" w:eastAsia="Times New Roman" w:cs="Times New Roman"/>
+        </w:rPr>
+        <w:t>，</w:t>
+      </w:r>
+      <w:r>
+        <w:rPr>
+          <w:rFonts w:hint="eastAsia" w:ascii="Times New Roman" w:hAnsi="Times New Roman" w:eastAsia="FangSong" w:cs="Times New Roman"/>
+        </w:rPr>
+        <w:t>按能级顺序填充</w:t>
       </w:r>
     </w:p>
     <w:p>
@@ -27401,155 +27657,6 @@
         <w:numPr>
           <w:ilvl w:val="0"/>
           <w:numId w:val="1009"/>
-        </w:numPr>
-      </w:pPr>
-      <w:r>
-        <w:rPr>
-          <w:rFonts w:hint="eastAsia" w:ascii="Times New Roman" w:hAnsi="Times New Roman" w:eastAsia="FangSong" w:cs="Times New Roman"/>
-        </w:rPr>
-        <w:t>按</w:t>
-      </w:r>
-      <w:r>
-        <w:rPr>
-          <w:rFonts w:hint="eastAsia" w:ascii="Times New Roman" w:hAnsi="Times New Roman" w:eastAsia="Times New Roman" w:cs="Times New Roman"/>
-        </w:rPr>
-        <w:t>”</w:t>
-      </w:r>
-      <w:r>
-        <w:rPr>
-          <w:rFonts w:hint="eastAsia" w:ascii="Times New Roman" w:hAnsi="Times New Roman" w:eastAsia="FangSong" w:cs="Times New Roman"/>
-        </w:rPr>
-        <w:t>配体指向</w:t>
-      </w:r>
-      <w:r>
-        <w:rPr>
-          <w:rFonts w:hint="eastAsia" w:ascii="Times New Roman" w:hAnsi="Times New Roman" w:eastAsia="Times New Roman" w:cs="Times New Roman"/>
-        </w:rPr>
-        <w:t>”</w:t>
-      </w:r>
-      <w:r>
-        <w:rPr>
-          <w:rFonts w:hint="eastAsia" w:ascii="Times New Roman" w:hAnsi="Times New Roman" w:eastAsia="FangSong" w:cs="Times New Roman"/>
-        </w:rPr>
-        <w:t>判断哪组被抬高</w:t>
-      </w:r>
-      <w:r>
-        <w:rPr>
-          <w:rFonts w:hint="eastAsia" w:ascii="Times New Roman" w:hAnsi="Times New Roman" w:eastAsia="Times New Roman" w:cs="Times New Roman"/>
-        </w:rPr>
-        <w:t>（</w:t>
-      </w:r>
-      <w:r>
-        <w:rPr>
-          <w:rFonts w:hint="eastAsia" w:ascii="Times New Roman" w:hAnsi="Times New Roman" w:eastAsia="FangSong" w:cs="Times New Roman"/>
-        </w:rPr>
-        <w:t>正对配体者高</w:t>
-      </w:r>
-      <w:r>
-        <w:rPr>
-          <w:rFonts w:hint="eastAsia" w:ascii="Times New Roman" w:hAnsi="Times New Roman" w:eastAsia="Times New Roman" w:cs="Times New Roman"/>
-        </w:rPr>
-        <w:t>）</w:t>
-      </w:r>
-    </w:p>
-    <w:p>
-      <w:pPr>
-        <w:pStyle w:val="FirstParagraph"/>
-      </w:pPr>
-      <w:r>
-        <w:rPr>
-          <w:rFonts w:hint="eastAsia" w:ascii="Times New Roman" w:hAnsi="Times New Roman" w:eastAsia="FangSong" w:cs="Times New Roman"/>
-          <w:b/>
-          <w:bCs/>
-        </w:rPr>
-        <w:t>第三步</w:t>
-      </w:r>
-      <w:r>
-        <w:rPr>
-          <w:rFonts w:hint="eastAsia" w:ascii="Times New Roman" w:hAnsi="Times New Roman" w:eastAsia="Times New Roman" w:cs="Times New Roman"/>
-          <w:b/>
-          <w:bCs/>
-        </w:rPr>
-        <w:t>：</w:t>
-      </w:r>
-      <w:r>
-        <w:rPr>
-          <w:rFonts w:hint="eastAsia" w:ascii="Times New Roman" w:hAnsi="Times New Roman" w:eastAsia="FangSong" w:cs="Times New Roman"/>
-          <w:b/>
-          <w:bCs/>
-        </w:rPr>
-        <w:t>填电子</w:t>
-      </w:r>
-      <w:r>
-        <w:rPr>
-          <w:rFonts w:hint="eastAsia" w:ascii="Times New Roman" w:hAnsi="Times New Roman" w:eastAsia="Times New Roman" w:cs="Times New Roman"/>
-          <w:b/>
-          <w:bCs/>
-        </w:rPr>
-        <w:t>、</w:t>
-      </w:r>
-      <w:r>
-        <w:rPr>
-          <w:rFonts w:hint="eastAsia" w:ascii="Times New Roman" w:hAnsi="Times New Roman" w:eastAsia="FangSong" w:cs="Times New Roman"/>
-          <w:b/>
-          <w:bCs/>
-        </w:rPr>
-        <w:t>谈性质</w:t>
-      </w:r>
-      <w:r>
-        <w:rPr>
-          <w:rFonts w:hint="eastAsia" w:ascii="Times New Roman" w:hAnsi="Times New Roman" w:eastAsia="Times New Roman" w:cs="Times New Roman"/>
-          <w:b/>
-          <w:bCs/>
-        </w:rPr>
-        <w:t>。</w:t>
-      </w:r>
-    </w:p>
-    <w:p>
-      <w:pPr>
-        <w:pStyle w:val="Compact"/>
-        <w:numPr>
-          <w:ilvl w:val="0"/>
-          <w:numId w:val="1010"/>
-        </w:numPr>
-      </w:pPr>
-      <w:r>
-        <w:rPr>
-          <w:rFonts w:hint="eastAsia" w:ascii="Times New Roman" w:hAnsi="Times New Roman" w:eastAsia="FangSong" w:cs="Times New Roman"/>
-        </w:rPr>
-        <w:t xml:space="preserve">数</w:t>
-      </w:r>
-      <w:r>
-        <w:rPr>
-          <w:rFonts w:ascii="Times New Roman" w:hAnsi="Times New Roman" w:eastAsia="Times New Roman" w:cs="Times New Roman"/>
-        </w:rPr>
-        <w:t xml:space="preserve"> d </w:t>
-      </w:r>
-      <w:r>
-        <w:rPr>
-          <w:rFonts w:hint="eastAsia" w:ascii="Times New Roman" w:hAnsi="Times New Roman" w:eastAsia="FangSong" w:cs="Times New Roman"/>
-        </w:rPr>
-        <w:t>电子数</w:t>
-      </w:r>
-      <w:r>
-        <w:rPr>
-          <w:rFonts w:hint="eastAsia" w:ascii="Times New Roman" w:hAnsi="Times New Roman" w:eastAsia="Times New Roman" w:cs="Times New Roman"/>
-        </w:rPr>
-        <w:t>，</w:t>
-      </w:r>
-      <w:r>
-        <w:rPr>
-          <w:rFonts w:hint="eastAsia" w:ascii="Times New Roman" w:hAnsi="Times New Roman" w:eastAsia="FangSong" w:cs="Times New Roman"/>
-        </w:rPr>
-        <w:t>按能级顺序填充</w:t>
-      </w:r>
-    </w:p>
-    <w:p>
-      <w:pPr>
-        <w:pStyle w:val="Compact"/>
-        <w:numPr>
-          <w:ilvl w:val="0"/>
-          <w:numId w:val="1010"/>
         </w:numPr>
       </w:pPr>
       <w:r>
@@ -27613,7 +27720,7 @@
         <w:pStyle w:val="Compact"/>
         <w:numPr>
           <w:ilvl w:val="0"/>
-          <w:numId w:val="1010"/>
+          <w:numId w:val="1009"/>
         </w:numPr>
       </w:pPr>
       <w:r>
@@ -28811,7 +28918,7 @@
         <w:pStyle w:val="Compact"/>
         <w:numPr>
           <w:ilvl w:val="0"/>
-          <w:numId w:val="1011"/>
+          <w:numId w:val="1010"/>
         </w:numPr>
       </w:pPr>
       <w:r>
@@ -28907,7 +29014,7 @@
         <w:pStyle w:val="Compact"/>
         <w:numPr>
           <w:ilvl w:val="0"/>
-          <w:numId w:val="1011"/>
+          <w:numId w:val="1010"/>
         </w:numPr>
       </w:pPr>
       <w:r>
@@ -28930,7 +29037,7 @@
         <w:pStyle w:val="Compact"/>
         <w:numPr>
           <w:ilvl w:val="1"/>
-          <w:numId w:val="1012"/>
+          <w:numId w:val="1011"/>
         </w:numPr>
       </w:pPr>
       <m:oMath>
@@ -29134,7 +29241,7 @@
         <w:pStyle w:val="Compact"/>
         <w:numPr>
           <w:ilvl w:val="1"/>
-          <w:numId w:val="1012"/>
+          <w:numId w:val="1011"/>
         </w:numPr>
       </w:pPr>
       <m:oMath>
@@ -29285,7 +29392,7 @@
         <w:pStyle w:val="Compact"/>
         <w:numPr>
           <w:ilvl w:val="0"/>
-          <w:numId w:val="1011"/>
+          <w:numId w:val="1010"/>
         </w:numPr>
       </w:pPr>
       <w:r>
@@ -29347,7 +29454,7 @@
         <w:pStyle w:val="Compact"/>
         <w:numPr>
           <w:ilvl w:val="1"/>
-          <w:numId w:val="1013"/>
+          <w:numId w:val="1012"/>
         </w:numPr>
       </w:pPr>
       <w:r>
@@ -29461,7 +29568,7 @@
         <w:pStyle w:val="Compact"/>
         <w:numPr>
           <w:ilvl w:val="1"/>
-          <w:numId w:val="1013"/>
+          <w:numId w:val="1012"/>
         </w:numPr>
       </w:pPr>
       <w:r>
@@ -29572,7 +29679,7 @@
         <w:pStyle w:val="Compact"/>
         <w:numPr>
           <w:ilvl w:val="0"/>
-          <w:numId w:val="1011"/>
+          <w:numId w:val="1010"/>
         </w:numPr>
       </w:pPr>
       <w:r>
@@ -42452,7 +42559,7 @@
         <w:pStyle w:val="Compact"/>
         <w:numPr>
           <w:ilvl w:val="0"/>
-          <w:numId w:val="1014"/>
+          <w:numId w:val="1013"/>
         </w:numPr>
       </w:pPr>
       <w:r>
@@ -42547,7 +42654,7 @@
         <w:pStyle w:val="Compact"/>
         <w:numPr>
           <w:ilvl w:val="0"/>
-          <w:numId w:val="1014"/>
+          <w:numId w:val="1013"/>
         </w:numPr>
       </w:pPr>
       <w:r>
@@ -42604,7 +42711,7 @@
         <w:pStyle w:val="Compact"/>
         <w:numPr>
           <w:ilvl w:val="0"/>
-          <w:numId w:val="1014"/>
+          <w:numId w:val="1013"/>
         </w:numPr>
       </w:pPr>
       <w:r>
@@ -42645,7 +42752,7 @@
         <w:pStyle w:val="Compact"/>
         <w:numPr>
           <w:ilvl w:val="0"/>
-          <w:numId w:val="1014"/>
+          <w:numId w:val="1013"/>
         </w:numPr>
       </w:pPr>
       <w:r>
@@ -42680,7 +42787,7 @@
         <w:pStyle w:val="Compact"/>
         <w:numPr>
           <w:ilvl w:val="0"/>
-          <w:numId w:val="1014"/>
+          <w:numId w:val="1013"/>
         </w:numPr>
       </w:pPr>
       <m:oMath>
@@ -42786,7 +42893,7 @@
         <w:pStyle w:val="Compact"/>
         <w:numPr>
           <w:ilvl w:val="0"/>
-          <w:numId w:val="1014"/>
+          <w:numId w:val="1013"/>
         </w:numPr>
       </w:pPr>
       <w:r>
@@ -42843,7 +42950,7 @@
         <w:pStyle w:val="Compact"/>
         <w:numPr>
           <w:ilvl w:val="0"/>
-          <w:numId w:val="1014"/>
+          <w:numId w:val="1013"/>
         </w:numPr>
       </w:pPr>
       <m:oMath>
@@ -43001,7 +43108,7 @@
         <w:pStyle w:val="Compact"/>
         <w:numPr>
           <w:ilvl w:val="0"/>
-          <w:numId w:val="1014"/>
+          <w:numId w:val="1013"/>
         </w:numPr>
       </w:pPr>
       <m:oMath>
@@ -43116,6 +43223,616 @@
           <w:rFonts w:hint="eastAsia" w:ascii="Times New Roman" w:hAnsi="Times New Roman" w:eastAsia="SimHei" w:cs="Times New Roman"/>
         </w:rPr>
         <w:t xml:space="preserve">按你的卡点回看</w:t>
+      </w:r>
+    </w:p>
+    <w:p>
+      <w:pPr>
+        <w:pStyle w:val="Compact"/>
+        <w:numPr>
+          <w:ilvl w:val="0"/>
+          <w:numId w:val="1014"/>
+        </w:numPr>
+      </w:pPr>
+      <w:r>
+        <w:rPr>
+          <w:rFonts w:hint="eastAsia" w:ascii="Times New Roman" w:hAnsi="Times New Roman" w:eastAsia="FangSong" w:cs="Times New Roman"/>
+        </w:rPr>
+        <w:t>若卡在</w:t>
+      </w:r>
+      <w:r>
+        <w:rPr>
+          <w:rFonts w:hint="eastAsia" w:ascii="Times New Roman" w:hAnsi="Times New Roman" w:eastAsia="Times New Roman" w:cs="Times New Roman"/>
+        </w:rPr>
+        <w:t>”</w:t>
+      </w:r>
+      <w:r>
+        <w:rPr>
+          <w:rFonts w:hint="eastAsia" w:ascii="Times New Roman" w:hAnsi="Times New Roman" w:eastAsia="FangSong" w:cs="Times New Roman"/>
+        </w:rPr>
+        <w:t>点群根本判不准</w:t>
+      </w:r>
+      <w:r>
+        <w:rPr>
+          <w:rFonts w:hint="eastAsia" w:ascii="Times New Roman" w:hAnsi="Times New Roman" w:eastAsia="Times New Roman" w:cs="Times New Roman"/>
+        </w:rPr>
+        <w:t>”：</w:t>
+      </w:r>
+      <w:r>
+        <w:rPr>
+          <w:rFonts w:hint="eastAsia" w:ascii="Times New Roman" w:hAnsi="Times New Roman" w:eastAsia="FangSong" w:cs="Times New Roman"/>
+        </w:rPr>
+        <w:t>回看</w:t>
+      </w:r>
+      <w:r>
+        <w:rPr>
+          <w:rFonts w:ascii="Times New Roman" w:hAnsi="Times New Roman" w:eastAsia="Times New Roman" w:cs="Times New Roman"/>
+        </w:rPr>
+        <w:t xml:space="preserve"> </w:t>
+      </w:r>
+      <w:r>
+        <w:rPr>
+          <w:rFonts w:hint="eastAsia" w:ascii="Times New Roman" w:hAnsi="Times New Roman" w:eastAsia="FangSong" w:cs="Times New Roman"/>
+        </w:rPr>
+        <w:t xml:space="preserve">点群初步</w:t>
+      </w:r>
+      <w:r>
+        <w:rPr>
+          <w:rFonts w:ascii="Times New Roman" w:hAnsi="Times New Roman" w:eastAsia="Times New Roman" w:cs="Times New Roman"/>
+        </w:rPr>
+        <w:t xml:space="preserve"> </w:t>
+      </w:r>
+      <w:r>
+        <w:rPr>
+          <w:rFonts w:hint="eastAsia" w:ascii="Times New Roman" w:hAnsi="Times New Roman" w:eastAsia="FangSong" w:cs="Times New Roman"/>
+        </w:rPr>
+        <w:t xml:space="preserve">与</w:t>
+      </w:r>
+      <w:r>
+        <w:rPr>
+          <w:rFonts w:ascii="Times New Roman" w:hAnsi="Times New Roman" w:eastAsia="Times New Roman" w:cs="Times New Roman"/>
+        </w:rPr>
+        <w:t xml:space="preserve"> </w:t>
+      </w:r>
+      <w:r>
+        <w:rPr>
+          <w:rFonts w:hint="eastAsia" w:ascii="Times New Roman" w:hAnsi="Times New Roman" w:eastAsia="FangSong" w:cs="Times New Roman"/>
+        </w:rPr>
+        <w:t>提炼</w:t>
+      </w:r>
+      <w:r>
+        <w:rPr>
+          <w:rFonts w:hint="eastAsia" w:ascii="Times New Roman" w:hAnsi="Times New Roman" w:eastAsia="Times New Roman" w:cs="Times New Roman"/>
+        </w:rPr>
+        <w:t>-</w:t>
+      </w:r>
+      <w:r>
+        <w:rPr>
+          <w:rFonts w:hint="eastAsia" w:ascii="Times New Roman" w:hAnsi="Times New Roman" w:eastAsia="FangSong" w:cs="Times New Roman"/>
+        </w:rPr>
+        <w:t>结构化学基础</w:t>
+      </w:r>
+      <w:r>
+        <w:rPr>
+          <w:rFonts w:hint="eastAsia" w:ascii="Times New Roman" w:hAnsi="Times New Roman" w:eastAsia="Times New Roman" w:cs="Times New Roman"/>
+        </w:rPr>
+        <w:t>-</w:t>
+      </w:r>
+      <w:r>
+        <w:rPr>
+          <w:rFonts w:hint="eastAsia" w:ascii="Times New Roman" w:hAnsi="Times New Roman" w:eastAsia="FangSong" w:cs="Times New Roman"/>
+        </w:rPr>
+        <w:t>第</w:t>
+      </w:r>
+      <w:r>
+        <w:rPr>
+          <w:rFonts w:hint="eastAsia" w:ascii="Times New Roman" w:hAnsi="Times New Roman" w:eastAsia="Times New Roman" w:cs="Times New Roman"/>
+        </w:rPr>
+        <w:t>4</w:t>
+      </w:r>
+      <w:r>
+        <w:rPr>
+          <w:rFonts w:hint="eastAsia" w:ascii="Times New Roman" w:hAnsi="Times New Roman" w:eastAsia="FangSong" w:cs="Times New Roman"/>
+        </w:rPr>
+        <w:t>章</w:t>
+      </w:r>
+      <w:r>
+        <w:rPr>
+          <w:rFonts w:hint="eastAsia" w:ascii="Times New Roman" w:hAnsi="Times New Roman" w:eastAsia="Times New Roman" w:cs="Times New Roman"/>
+        </w:rPr>
+        <w:t>-</w:t>
+      </w:r>
+      <w:r>
+        <w:rPr>
+          <w:rFonts w:hint="eastAsia" w:ascii="Times New Roman" w:hAnsi="Times New Roman" w:eastAsia="FangSong" w:cs="Times New Roman"/>
+        </w:rPr>
+        <w:t>分子对称性</w:t>
+      </w:r>
+      <w:r>
+        <w:rPr>
+          <w:rFonts w:ascii="Times New Roman" w:hAnsi="Times New Roman" w:eastAsia="Times New Roman" w:cs="Times New Roman"/>
+        </w:rPr>
+        <w:t xml:space="preserve"> §3.3 </w:t>
+      </w:r>
+      <w:r>
+        <w:rPr>
+          <w:rFonts w:hint="eastAsia" w:ascii="Times New Roman" w:hAnsi="Times New Roman" w:eastAsia="FangSong" w:cs="Times New Roman"/>
+        </w:rPr>
+        <w:t xml:space="preserve">的判别流程</w:t>
+      </w:r>
+    </w:p>
+    <w:p>
+      <w:pPr>
+        <w:pStyle w:val="Compact"/>
+        <w:numPr>
+          <w:ilvl w:val="0"/>
+          <w:numId w:val="1014"/>
+        </w:numPr>
+      </w:pPr>
+      <w:r>
+        <w:rPr>
+          <w:rFonts w:hint="eastAsia" w:ascii="Times New Roman" w:hAnsi="Times New Roman" w:eastAsia="FangSong" w:cs="Times New Roman"/>
+        </w:rPr>
+        <w:t>若卡在</w:t>
+      </w:r>
+      <w:r>
+        <w:rPr>
+          <w:rFonts w:hint="eastAsia" w:ascii="Times New Roman" w:hAnsi="Times New Roman" w:eastAsia="Times New Roman" w:cs="Times New Roman"/>
+        </w:rPr>
+        <w:t>”</w:t>
+      </w:r>
+      <w:r>
+        <w:rPr>
+          <w:rFonts w:hint="eastAsia" w:ascii="Times New Roman" w:hAnsi="Times New Roman" w:eastAsia="FangSong" w:cs="Times New Roman"/>
+        </w:rPr>
+        <w:t>特征标表看不懂</w:t>
+      </w:r>
+      <w:r>
+        <w:rPr>
+          <w:rFonts w:hint="eastAsia" w:ascii="Times New Roman" w:hAnsi="Times New Roman" w:eastAsia="Times New Roman" w:cs="Times New Roman"/>
+        </w:rPr>
+        <w:t>”：</w:t>
+      </w:r>
+      <w:r>
+        <w:rPr>
+          <w:rFonts w:hint="eastAsia" w:ascii="Times New Roman" w:hAnsi="Times New Roman" w:eastAsia="FangSong" w:cs="Times New Roman"/>
+        </w:rPr>
+        <w:t>回看</w:t>
+      </w:r>
+      <w:r>
+        <w:rPr>
+          <w:rFonts w:ascii="Times New Roman" w:hAnsi="Times New Roman" w:eastAsia="Times New Roman" w:cs="Times New Roman"/>
+        </w:rPr>
+        <w:t xml:space="preserve"> </w:t>
+      </w:r>
+      <w:r>
+        <w:rPr>
+          <w:rFonts w:hint="eastAsia" w:ascii="Times New Roman" w:hAnsi="Times New Roman" w:eastAsia="FangSong" w:cs="Times New Roman"/>
+        </w:rPr>
+        <w:t xml:space="preserve">分子对称性初步</w:t>
+      </w:r>
+      <w:r>
+        <w:rPr>
+          <w:rFonts w:ascii="Times New Roman" w:hAnsi="Times New Roman" w:eastAsia="Times New Roman" w:cs="Times New Roman"/>
+        </w:rPr>
+        <w:t xml:space="preserve"> §16.3 </w:t>
+      </w:r>
+      <w:r>
+        <w:rPr>
+          <w:rFonts w:hint="eastAsia" w:ascii="Times New Roman" w:hAnsi="Times New Roman" w:eastAsia="FangSong" w:cs="Times New Roman"/>
+        </w:rPr>
+        <w:t>如何阅读特征标表</w:t>
+      </w:r>
+      <w:r>
+        <w:rPr>
+          <w:rFonts w:hint="eastAsia" w:ascii="Times New Roman" w:hAnsi="Times New Roman" w:eastAsia="Times New Roman" w:cs="Times New Roman"/>
+        </w:rPr>
+        <w:t>、§16.6</w:t>
+      </w:r>
+      <w:r>
+        <w:rPr>
+          <w:rFonts w:ascii="Times New Roman" w:hAnsi="Times New Roman" w:eastAsia="Times New Roman" w:cs="Times New Roman"/>
+        </w:rPr>
+        <w:t xml:space="preserve"> </w:t>
+      </w:r>
+      <w:r>
+        <w:rPr>
+          <w:rFonts w:hint="eastAsia" w:ascii="Times New Roman" w:hAnsi="Times New Roman" w:eastAsia="FangSong" w:cs="Times New Roman"/>
+        </w:rPr>
+        <w:t xml:space="preserve">高阶点群读法</w:t>
+      </w:r>
+    </w:p>
+    <w:p>
+      <w:pPr>
+        <w:pStyle w:val="Compact"/>
+        <w:numPr>
+          <w:ilvl w:val="0"/>
+          <w:numId w:val="1014"/>
+        </w:numPr>
+      </w:pPr>
+      <w:r>
+        <w:rPr>
+          <w:rFonts w:hint="eastAsia" w:ascii="Times New Roman" w:hAnsi="Times New Roman" w:eastAsia="FangSong" w:cs="Times New Roman"/>
+        </w:rPr>
+        <w:t>若卡在</w:t>
+      </w:r>
+      <w:r>
+        <w:rPr>
+          <w:rFonts w:hint="eastAsia" w:ascii="Times New Roman" w:hAnsi="Times New Roman" w:eastAsia="Times New Roman" w:cs="Times New Roman"/>
+        </w:rPr>
+        <w:t>”</w:t>
+      </w:r>
+      <w:r>
+        <w:rPr>
+          <w:rFonts w:hint="eastAsia" w:ascii="Times New Roman" w:hAnsi="Times New Roman" w:eastAsia="FangSong" w:cs="Times New Roman"/>
+        </w:rPr>
+        <w:t>为什么</w:t>
+      </w:r>
+      <w:r>
+        <w:rPr>
+          <w:rFonts w:ascii="Times New Roman" w:hAnsi="Times New Roman" w:eastAsia="Times New Roman" w:cs="Times New Roman"/>
+        </w:rPr>
+        <w:t xml:space="preserve"> </w:t>
+      </w:r>
+      <m:oMath>
+        <m:sSub>
+          <m:e>
+            <m:r>
+              <m:t>e</m:t>
+            </m:r>
+          </m:e>
+          <m:sub>
+            <m:r>
+              <m:t>g</m:t>
+            </m:r>
+          </m:sub>
+        </m:sSub>
+      </m:oMath>
+      <w:r>
+        <w:rPr>
+          <w:rFonts w:ascii="Times New Roman" w:hAnsi="Times New Roman" w:eastAsia="Times New Roman" w:cs="Times New Roman"/>
+        </w:rPr>
+        <w:t xml:space="preserve"> </w:t>
+      </w:r>
+      <w:r>
+        <w:rPr>
+          <w:rFonts w:hint="eastAsia" w:ascii="Times New Roman" w:hAnsi="Times New Roman" w:eastAsia="FangSong" w:cs="Times New Roman"/>
+        </w:rPr>
+        <w:t>与配体相互作用</w:t>
+      </w:r>
+      <w:r>
+        <w:rPr>
+          <w:rFonts w:hint="eastAsia" w:ascii="Times New Roman" w:hAnsi="Times New Roman" w:eastAsia="Times New Roman" w:cs="Times New Roman"/>
+        </w:rPr>
+        <w:t>”：</w:t>
+      </w:r>
+      <w:r>
+        <w:rPr>
+          <w:rFonts w:hint="eastAsia" w:ascii="Times New Roman" w:hAnsi="Times New Roman" w:eastAsia="FangSong" w:cs="Times New Roman"/>
+        </w:rPr>
+        <w:t>回看</w:t>
+      </w:r>
+      <w:r>
+        <w:rPr>
+          <w:rFonts w:ascii="Times New Roman" w:hAnsi="Times New Roman" w:eastAsia="Times New Roman" w:cs="Times New Roman"/>
+        </w:rPr>
+        <w:t xml:space="preserve"> </w:t>
+      </w:r>
+      <w:r>
+        <w:rPr>
+          <w:rFonts w:hint="eastAsia" w:ascii="Times New Roman" w:hAnsi="Times New Roman" w:eastAsia="FangSong" w:cs="Times New Roman"/>
+        </w:rPr>
+        <w:t xml:space="preserve">分子对称性初步</w:t>
+      </w:r>
+      <w:r>
+        <w:rPr>
+          <w:rFonts w:ascii="Times New Roman" w:hAnsi="Times New Roman" w:eastAsia="Times New Roman" w:cs="Times New Roman"/>
+        </w:rPr>
+        <w:t xml:space="preserve"> </w:t>
+      </w:r>
+      <w:r>
+        <w:rPr>
+          <w:rFonts w:hint="eastAsia" w:ascii="Times New Roman" w:hAnsi="Times New Roman" w:eastAsia="Times New Roman" w:cs="Times New Roman"/>
+        </w:rPr>
+        <w:t>§</w:t>
+      </w:r>
+      <w:r>
+        <w:rPr>
+          <w:rFonts w:hint="eastAsia" w:ascii="Times New Roman" w:hAnsi="Times New Roman" w:eastAsia="FangSong" w:cs="Times New Roman"/>
+        </w:rPr>
+        <w:t>十七</w:t>
+      </w:r>
+      <w:r>
+        <w:rPr>
+          <w:rFonts w:ascii="Times New Roman" w:hAnsi="Times New Roman" w:eastAsia="Times New Roman" w:cs="Times New Roman"/>
+        </w:rPr>
+        <w:t xml:space="preserve"> </w:t>
+      </w:r>
+      <w:r>
+        <w:rPr>
+          <w:rFonts w:hint="eastAsia" w:ascii="Times New Roman" w:hAnsi="Times New Roman" w:eastAsia="FangSong" w:cs="Times New Roman"/>
+        </w:rPr>
+        <w:t xml:space="preserve">消失积分判据与</w:t>
+      </w:r>
+      <w:r>
+        <w:rPr>
+          <w:rFonts w:ascii="Times New Roman" w:hAnsi="Times New Roman" w:eastAsia="Times New Roman" w:cs="Times New Roman"/>
+        </w:rPr>
+        <w:t xml:space="preserve"> </w:t>
+      </w:r>
+      <w:r>
+        <w:rPr>
+          <w:rFonts w:hint="eastAsia" w:ascii="Times New Roman" w:hAnsi="Times New Roman" w:eastAsia="Times New Roman" w:cs="Times New Roman"/>
+        </w:rPr>
+        <w:t>§</w:t>
+      </w:r>
+      <w:r>
+        <w:rPr>
+          <w:rFonts w:hint="eastAsia" w:ascii="Times New Roman" w:hAnsi="Times New Roman" w:eastAsia="FangSong" w:cs="Times New Roman"/>
+        </w:rPr>
+        <w:t>十八</w:t>
+      </w:r>
+      <w:r>
+        <w:rPr>
+          <w:rFonts w:ascii="Times New Roman" w:hAnsi="Times New Roman" w:eastAsia="Times New Roman" w:cs="Times New Roman"/>
+        </w:rPr>
+        <w:t xml:space="preserve"> SALC</w:t>
+      </w:r>
+    </w:p>
+    <w:p>
+      <w:pPr>
+        <w:pStyle w:val="Compact"/>
+        <w:numPr>
+          <w:ilvl w:val="0"/>
+          <w:numId w:val="1014"/>
+        </w:numPr>
+      </w:pPr>
+      <w:r>
+        <w:rPr>
+          <w:rFonts w:hint="eastAsia" w:ascii="Times New Roman" w:hAnsi="Times New Roman" w:eastAsia="FangSong" w:cs="Times New Roman"/>
+        </w:rPr>
+        <w:t>若卡在</w:t>
+      </w:r>
+      <w:r>
+        <w:rPr>
+          <w:rFonts w:hint="eastAsia" w:ascii="Times New Roman" w:hAnsi="Times New Roman" w:eastAsia="Times New Roman" w:cs="Times New Roman"/>
+        </w:rPr>
+        <w:t>”</w:t>
+      </w:r>
+      <w:r>
+        <w:rPr>
+          <w:rFonts w:hint="eastAsia" w:ascii="Times New Roman" w:hAnsi="Times New Roman" w:eastAsia="FangSong" w:cs="Times New Roman"/>
+        </w:rPr>
+        <w:t>分裂图记不住</w:t>
+      </w:r>
+      <w:r>
+        <w:rPr>
+          <w:rFonts w:hint="eastAsia" w:ascii="Times New Roman" w:hAnsi="Times New Roman" w:eastAsia="Times New Roman" w:cs="Times New Roman"/>
+        </w:rPr>
+        <w:t>”：</w:t>
+      </w:r>
+      <w:r>
+        <w:rPr>
+          <w:rFonts w:hint="eastAsia" w:ascii="Times New Roman" w:hAnsi="Times New Roman" w:eastAsia="FangSong" w:cs="Times New Roman"/>
+        </w:rPr>
+        <w:t>回看</w:t>
+      </w:r>
+      <w:r>
+        <w:rPr>
+          <w:rFonts w:ascii="Times New Roman" w:hAnsi="Times New Roman" w:eastAsia="Times New Roman" w:cs="Times New Roman"/>
+        </w:rPr>
+        <w:t xml:space="preserve"> </w:t>
+      </w:r>
+      <w:r>
+        <w:rPr>
+          <w:rFonts w:hint="eastAsia" w:ascii="Times New Roman" w:hAnsi="Times New Roman" w:eastAsia="FangSong" w:cs="Times New Roman"/>
+        </w:rPr>
+        <w:t>配合物深化</w:t>
+      </w:r>
+      <w:r>
+        <w:rPr>
+          <w:rFonts w:hint="eastAsia" w:ascii="Times New Roman" w:hAnsi="Times New Roman" w:eastAsia="Times New Roman" w:cs="Times New Roman"/>
+        </w:rPr>
+        <w:t>-</w:t>
+      </w:r>
+      <w:r>
+        <w:rPr>
+          <w:rFonts w:hint="eastAsia" w:ascii="Times New Roman" w:hAnsi="Times New Roman" w:eastAsia="FangSong" w:cs="Times New Roman"/>
+        </w:rPr>
+        <w:t>超级充实版</w:t>
+      </w:r>
+      <w:r>
+        <w:rPr>
+          <w:rFonts w:hint="eastAsia" w:ascii="Times New Roman" w:hAnsi="Times New Roman" w:eastAsia="Times New Roman" w:cs="Times New Roman"/>
+        </w:rPr>
+        <w:t>（</w:t>
+      </w:r>
+      <w:r>
+        <w:rPr>
+          <w:rFonts w:hint="eastAsia" w:ascii="Times New Roman" w:hAnsi="Times New Roman" w:eastAsia="FangSong" w:cs="Times New Roman"/>
+        </w:rPr>
+        <w:t>自学完整</w:t>
+      </w:r>
+      <w:r>
+        <w:rPr>
+          <w:rFonts w:hint="eastAsia" w:ascii="Times New Roman" w:hAnsi="Times New Roman" w:eastAsia="Times New Roman" w:cs="Times New Roman"/>
+        </w:rPr>
+        <w:t>）</w:t>
+      </w:r>
+      <w:r>
+        <w:rPr>
+          <w:rFonts w:ascii="Times New Roman" w:hAnsi="Times New Roman" w:eastAsia="Times New Roman" w:cs="Times New Roman"/>
+        </w:rPr>
+        <w:t xml:space="preserve"> </w:t>
+      </w:r>
+      <w:r>
+        <w:rPr>
+          <w:rFonts w:hint="eastAsia" w:ascii="Times New Roman" w:hAnsi="Times New Roman" w:eastAsia="Times New Roman" w:cs="Times New Roman"/>
+        </w:rPr>
+        <w:t>§</w:t>
+      </w:r>
+      <w:r>
+        <w:rPr>
+          <w:rFonts w:hint="eastAsia" w:ascii="Times New Roman" w:hAnsi="Times New Roman" w:eastAsia="FangSong" w:cs="Times New Roman"/>
+        </w:rPr>
+        <w:t>三</w:t>
+      </w:r>
+      <w:r>
+        <w:rPr>
+          <w:rFonts w:hint="eastAsia" w:ascii="Times New Roman" w:hAnsi="Times New Roman" w:eastAsia="Times New Roman" w:cs="Times New Roman"/>
+        </w:rPr>
+        <w:t>、d</w:t>
+      </w:r>
+      <w:r>
+        <w:rPr>
+          <w:rFonts w:hint="eastAsia" w:ascii="Times New Roman" w:hAnsi="Times New Roman" w:eastAsia="FangSong" w:cs="Times New Roman"/>
+        </w:rPr>
+        <w:t>轨道分裂</w:t>
+      </w:r>
+      <w:r>
+        <w:rPr>
+          <w:rFonts w:ascii="Times New Roman" w:hAnsi="Times New Roman" w:eastAsia="Times New Roman" w:cs="Times New Roman"/>
+        </w:rPr>
+        <w:t xml:space="preserve"> §2.1-2.4</w:t>
+      </w:r>
+    </w:p>
+    <w:p>
+      <w:pPr>
+        <w:pStyle w:val="Compact"/>
+        <w:numPr>
+          <w:ilvl w:val="0"/>
+          <w:numId w:val="1014"/>
+        </w:numPr>
+      </w:pPr>
+      <w:r>
+        <w:rPr>
+          <w:rFonts w:hint="eastAsia" w:ascii="Times New Roman" w:hAnsi="Times New Roman" w:eastAsia="FangSong" w:cs="Times New Roman"/>
+        </w:rPr>
+        <w:t>若卡在</w:t>
+      </w:r>
+      <w:r>
+        <w:rPr>
+          <w:rFonts w:hint="eastAsia" w:ascii="Times New Roman" w:hAnsi="Times New Roman" w:eastAsia="Times New Roman" w:cs="Times New Roman"/>
+        </w:rPr>
+        <w:t>”</w:t>
+      </w:r>
+      <w:r>
+        <w:rPr>
+          <w:rFonts w:hint="eastAsia" w:ascii="Times New Roman" w:hAnsi="Times New Roman" w:eastAsia="FangSong" w:cs="Times New Roman"/>
+        </w:rPr>
+        <w:t>畸变为什么这样分</w:t>
+      </w:r>
+      <w:r>
+        <w:rPr>
+          <w:rFonts w:hint="eastAsia" w:ascii="Times New Roman" w:hAnsi="Times New Roman" w:eastAsia="Times New Roman" w:cs="Times New Roman"/>
+        </w:rPr>
+        <w:t>”：</w:t>
+      </w:r>
+      <w:r>
+        <w:rPr>
+          <w:rFonts w:hint="eastAsia" w:ascii="Times New Roman" w:hAnsi="Times New Roman" w:eastAsia="FangSong" w:cs="Times New Roman"/>
+        </w:rPr>
+        <w:t>回看</w:t>
+      </w:r>
+      <w:r>
+        <w:rPr>
+          <w:rFonts w:ascii="Times New Roman" w:hAnsi="Times New Roman" w:eastAsia="Times New Roman" w:cs="Times New Roman"/>
+        </w:rPr>
+        <w:t xml:space="preserve"> </w:t>
+      </w:r>
+      <w:r>
+        <w:rPr>
+          <w:rFonts w:hint="eastAsia" w:ascii="Times New Roman" w:hAnsi="Times New Roman" w:eastAsia="Times New Roman" w:cs="Times New Roman"/>
+        </w:rPr>
+        <w:t>Jahn-Teller</w:t>
+      </w:r>
+      <w:r>
+        <w:rPr>
+          <w:rFonts w:hint="eastAsia" w:ascii="Times New Roman" w:hAnsi="Times New Roman" w:eastAsia="FangSong" w:cs="Times New Roman"/>
+        </w:rPr>
+        <w:t>效应</w:t>
+      </w:r>
+      <w:r>
+        <w:rPr>
+          <w:rFonts w:ascii="Times New Roman" w:hAnsi="Times New Roman" w:eastAsia="Times New Roman" w:cs="Times New Roman"/>
+        </w:rPr>
+        <w:t xml:space="preserve"> §3.2 </w:t>
+      </w:r>
+      <w:r>
+        <w:rPr>
+          <w:rFonts w:hint="eastAsia" w:ascii="Times New Roman" w:hAnsi="Times New Roman" w:eastAsia="FangSong" w:cs="Times New Roman"/>
+        </w:rPr>
+        <w:t xml:space="preserve">八面体畸变模式</w:t>
+      </w:r>
+    </w:p>
+    <w:p>
+      <w:pPr>
+        <w:pStyle w:val="Compact"/>
+        <w:numPr>
+          <w:ilvl w:val="0"/>
+          <w:numId w:val="1014"/>
+        </w:numPr>
+      </w:pPr>
+      <w:r>
+        <w:rPr>
+          <w:rFonts w:hint="eastAsia" w:ascii="Times New Roman" w:hAnsi="Times New Roman" w:eastAsia="FangSong" w:cs="Times New Roman"/>
+        </w:rPr>
+        <w:t>若卡在</w:t>
+      </w:r>
+      <w:r>
+        <w:rPr>
+          <w:rFonts w:hint="eastAsia" w:ascii="Times New Roman" w:hAnsi="Times New Roman" w:eastAsia="Times New Roman" w:cs="Times New Roman"/>
+        </w:rPr>
+        <w:t>”</w:t>
+      </w:r>
+      <w:r>
+        <w:rPr>
+          <w:rFonts w:hint="eastAsia" w:ascii="Times New Roman" w:hAnsi="Times New Roman" w:eastAsia="FangSong" w:cs="Times New Roman"/>
+        </w:rPr>
+        <w:t>场强顺序背不下来</w:t>
+      </w:r>
+      <w:r>
+        <w:rPr>
+          <w:rFonts w:hint="eastAsia" w:ascii="Times New Roman" w:hAnsi="Times New Roman" w:eastAsia="Times New Roman" w:cs="Times New Roman"/>
+        </w:rPr>
+        <w:t>”：</w:t>
+      </w:r>
+      <w:r>
+        <w:rPr>
+          <w:rFonts w:hint="eastAsia" w:ascii="Times New Roman" w:hAnsi="Times New Roman" w:eastAsia="FangSong" w:cs="Times New Roman"/>
+        </w:rPr>
+        <w:t>回看</w:t>
+      </w:r>
+      <w:r>
+        <w:rPr>
+          <w:rFonts w:ascii="Times New Roman" w:hAnsi="Times New Roman" w:eastAsia="Times New Roman" w:cs="Times New Roman"/>
+        </w:rPr>
+        <w:t xml:space="preserve"> </w:t>
+      </w:r>
+      <w:r>
+        <w:rPr>
+          <w:rFonts w:hint="eastAsia" w:ascii="Times New Roman" w:hAnsi="Times New Roman" w:eastAsia="FangSong" w:cs="Times New Roman"/>
+        </w:rPr>
+        <w:t xml:space="preserve">光谱化学序列</w:t>
+      </w:r>
+    </w:p>
+    <w:bookmarkEnd w:id="54"/>
+    <w:bookmarkStart w:id="55" w:name="下一步"/>
+    <w:p>
+      <w:pPr>
+        <w:pStyle w:val="Heading3"/>
+        <w:spacing w:before="280" w:after="120"/>
+      </w:pPr>
+      <w:r>
+        <w:rPr>
+          <w:rFonts w:ascii="Times New Roman" w:hAnsi="Times New Roman" w:eastAsia="Times New Roman" w:cs="Times New Roman"/>
+        </w:rPr>
+        <w:t xml:space="preserve">13.2 </w:t>
+      </w:r>
+      <w:r>
+        <w:rPr>
+          <w:rFonts w:hint="eastAsia" w:ascii="Times New Roman" w:hAnsi="Times New Roman" w:eastAsia="SimHei" w:cs="Times New Roman"/>
+        </w:rPr>
+        <w:t xml:space="preserve">下一步</w:t>
       </w:r>
     </w:p>
     <w:p>
@@ -43129,8 +43846,76 @@
       <w:r>
         <w:rPr>
           <w:rFonts w:hint="eastAsia" w:ascii="Times New Roman" w:hAnsi="Times New Roman" w:eastAsia="FangSong" w:cs="Times New Roman"/>
-        </w:rPr>
-        <w:t>若卡在</w:t>
+          <w:b/>
+          <w:bCs/>
+        </w:rPr>
+        <w:t xml:space="preserve">直接下一讲</w:t>
+      </w:r>
+      <w:r>
+        <w:rPr>
+          <w:rFonts w:hint="eastAsia" w:ascii="Times New Roman" w:hAnsi="Times New Roman" w:eastAsia="Times New Roman" w:cs="Times New Roman"/>
+        </w:rPr>
+        <w:t>：</w:t>
+      </w:r>
+      <w:r>
+        <w:rPr>
+          <w:rFonts w:hint="eastAsia" w:ascii="Times New Roman" w:hAnsi="Times New Roman" w:eastAsia="FangSong" w:cs="Times New Roman"/>
+        </w:rPr>
+        <w:t>结构表征与波谱桥</w:t>
+      </w:r>
+      <w:r>
+        <w:rPr>
+          <w:rFonts w:hint="eastAsia" w:ascii="Times New Roman" w:hAnsi="Times New Roman" w:eastAsia="Times New Roman" w:cs="Times New Roman"/>
+        </w:rPr>
+        <w:t>-</w:t>
+      </w:r>
+      <w:r>
+        <w:rPr>
+          <w:rFonts w:hint="eastAsia" w:ascii="Times New Roman" w:hAnsi="Times New Roman" w:eastAsia="FangSong" w:cs="Times New Roman"/>
+        </w:rPr>
+        <w:t>超级充实版</w:t>
+      </w:r>
+      <w:r>
+        <w:rPr>
+          <w:rFonts w:hint="eastAsia" w:ascii="Times New Roman" w:hAnsi="Times New Roman" w:eastAsia="Times New Roman" w:cs="Times New Roman"/>
+        </w:rPr>
+        <w:t>（</w:t>
+      </w:r>
+      <w:r>
+        <w:rPr>
+          <w:rFonts w:hint="eastAsia" w:ascii="Times New Roman" w:hAnsi="Times New Roman" w:eastAsia="FangSong" w:cs="Times New Roman"/>
+        </w:rPr>
+        <w:t>自学完整</w:t>
+      </w:r>
+      <w:r>
+        <w:rPr>
+          <w:rFonts w:hint="eastAsia" w:ascii="Times New Roman" w:hAnsi="Times New Roman" w:eastAsia="Times New Roman" w:cs="Times New Roman"/>
+        </w:rPr>
+        <w:t>）</w:t>
+      </w:r>
+      <w:r>
+        <w:rPr>
+          <w:rFonts w:ascii="Times New Roman" w:hAnsi="Times New Roman" w:eastAsia="Times New Roman" w:cs="Times New Roman"/>
+        </w:rPr>
+        <w:t xml:space="preserve"> ——</w:t>
+      </w:r>
+      <w:r>
+        <w:rPr>
+          <w:rFonts w:ascii="Times New Roman" w:hAnsi="Times New Roman" w:eastAsia="Times New Roman" w:cs="Times New Roman"/>
+        </w:rPr>
+        <w:t xml:space="preserve"> </w:t>
+      </w:r>
+      <w:r>
+        <w:rPr>
+          <w:rFonts w:hint="eastAsia" w:ascii="Times New Roman" w:hAnsi="Times New Roman" w:eastAsia="Times New Roman" w:cs="Times New Roman"/>
+        </w:rPr>
+        <w:t>“</w:t>
+      </w:r>
+      <w:r>
+        <w:rPr>
+          <w:rFonts w:hint="eastAsia" w:ascii="Times New Roman" w:hAnsi="Times New Roman" w:eastAsia="FangSong" w:cs="Times New Roman"/>
+        </w:rPr>
+        <w:t>同对称种类</w:t>
       </w:r>
       <w:r>
         <w:rPr>
@@ -43142,37 +43927,25 @@
         <w:rPr>
           <w:rFonts w:hint="eastAsia" w:ascii="Times New Roman" w:hAnsi="Times New Roman" w:eastAsia="FangSong" w:cs="Times New Roman"/>
         </w:rPr>
-        <w:t>点群根本判不准</w:t>
-      </w:r>
-      <w:r>
-        <w:rPr>
-          <w:rFonts w:hint="eastAsia" w:ascii="Times New Roman" w:hAnsi="Times New Roman" w:eastAsia="Times New Roman" w:cs="Times New Roman"/>
-        </w:rPr>
-        <w:t>”：</w:t>
-      </w:r>
-      <w:r>
-        <w:rPr>
-          <w:rFonts w:hint="eastAsia" w:ascii="Times New Roman" w:hAnsi="Times New Roman" w:eastAsia="FangSong" w:cs="Times New Roman"/>
-        </w:rPr>
-        <w:t>回看</w:t>
-      </w:r>
-      <w:r>
-        <w:rPr>
-          <w:rFonts w:ascii="Times New Roman" w:hAnsi="Times New Roman" w:eastAsia="Times New Roman" w:cs="Times New Roman"/>
-        </w:rPr>
-        <w:t xml:space="preserve"> </w:t>
-      </w:r>
-      <w:r>
-        <w:rPr>
-          <w:rFonts w:hint="eastAsia" w:ascii="Times New Roman" w:hAnsi="Times New Roman" w:eastAsia="FangSong" w:cs="Times New Roman"/>
-        </w:rPr>
-        <w:t xml:space="preserve">点群初步</w:t>
-      </w:r>
-      <w:r>
-        <w:rPr>
-          <w:rFonts w:ascii="Times New Roman" w:hAnsi="Times New Roman" w:eastAsia="Times New Roman" w:cs="Times New Roman"/>
-        </w:rPr>
-        <w:t xml:space="preserve"> </w:t>
+        <w:t>这套语言</w:t>
+      </w:r>
+      <w:r>
+        <w:rPr>
+          <w:rFonts w:hint="eastAsia" w:ascii="Times New Roman" w:hAnsi="Times New Roman" w:eastAsia="Times New Roman" w:cs="Times New Roman"/>
+        </w:rPr>
+        <w:t>，</w:t>
+      </w:r>
+      <w:r>
+        <w:rPr>
+          <w:rFonts w:hint="eastAsia" w:ascii="Times New Roman" w:hAnsi="Times New Roman" w:eastAsia="FangSong" w:cs="Times New Roman"/>
+        </w:rPr>
+        <w:t>在那一讲用于判断</w:t>
+      </w:r>
+      <w:r>
+        <w:rPr>
+          <w:rFonts w:ascii="Times New Roman" w:hAnsi="Times New Roman" w:eastAsia="Times New Roman" w:cs="Times New Roman"/>
+        </w:rPr>
+        <w:t xml:space="preserve"> IR </w:t>
       </w:r>
       <w:r>
         <w:rPr>
@@ -43184,73 +43957,31 @@
         <w:rPr>
           <w:rFonts w:ascii="Times New Roman" w:hAnsi="Times New Roman" w:eastAsia="Times New Roman" w:cs="Times New Roman"/>
         </w:rPr>
-        <w:t xml:space="preserve"> </w:t>
-      </w:r>
-      <w:r>
-        <w:rPr>
-          <w:rFonts w:hint="eastAsia" w:ascii="Times New Roman" w:hAnsi="Times New Roman" w:eastAsia="FangSong" w:cs="Times New Roman"/>
-        </w:rPr>
-        <w:t>提炼</w:t>
-      </w:r>
-      <w:r>
-        <w:rPr>
-          <w:rFonts w:hint="eastAsia" w:ascii="Times New Roman" w:hAnsi="Times New Roman" w:eastAsia="Times New Roman" w:cs="Times New Roman"/>
-        </w:rPr>
-        <w:t>-</w:t>
-      </w:r>
-      <w:r>
-        <w:rPr>
-          <w:rFonts w:hint="eastAsia" w:ascii="Times New Roman" w:hAnsi="Times New Roman" w:eastAsia="FangSong" w:cs="Times New Roman"/>
-        </w:rPr>
-        <w:t>结构化学基础</w:t>
-      </w:r>
-      <w:r>
-        <w:rPr>
-          <w:rFonts w:hint="eastAsia" w:ascii="Times New Roman" w:hAnsi="Times New Roman" w:eastAsia="Times New Roman" w:cs="Times New Roman"/>
-        </w:rPr>
-        <w:t>-</w:t>
-      </w:r>
-      <w:r>
-        <w:rPr>
-          <w:rFonts w:hint="eastAsia" w:ascii="Times New Roman" w:hAnsi="Times New Roman" w:eastAsia="FangSong" w:cs="Times New Roman"/>
-        </w:rPr>
-        <w:t>第</w:t>
-      </w:r>
-      <w:r>
-        <w:rPr>
-          <w:rFonts w:hint="eastAsia" w:ascii="Times New Roman" w:hAnsi="Times New Roman" w:eastAsia="Times New Roman" w:cs="Times New Roman"/>
-        </w:rPr>
-        <w:t>4</w:t>
-      </w:r>
-      <w:r>
-        <w:rPr>
-          <w:rFonts w:hint="eastAsia" w:ascii="Times New Roman" w:hAnsi="Times New Roman" w:eastAsia="FangSong" w:cs="Times New Roman"/>
-        </w:rPr>
-        <w:t>章</w:t>
-      </w:r>
-      <w:r>
-        <w:rPr>
-          <w:rFonts w:hint="eastAsia" w:ascii="Times New Roman" w:hAnsi="Times New Roman" w:eastAsia="Times New Roman" w:cs="Times New Roman"/>
-        </w:rPr>
-        <w:t>-</w:t>
-      </w:r>
-      <w:r>
-        <w:rPr>
-          <w:rFonts w:hint="eastAsia" w:ascii="Times New Roman" w:hAnsi="Times New Roman" w:eastAsia="FangSong" w:cs="Times New Roman"/>
-        </w:rPr>
-        <w:t>分子对称性</w:t>
-      </w:r>
-      <w:r>
-        <w:rPr>
-          <w:rFonts w:ascii="Times New Roman" w:hAnsi="Times New Roman" w:eastAsia="Times New Roman" w:cs="Times New Roman"/>
-        </w:rPr>
-        <w:t xml:space="preserve"> §3.3 </w:t>
-      </w:r>
-      <w:r>
-        <w:rPr>
-          <w:rFonts w:hint="eastAsia" w:ascii="Times New Roman" w:hAnsi="Times New Roman" w:eastAsia="FangSong" w:cs="Times New Roman"/>
-        </w:rPr>
-        <w:t xml:space="preserve">的判别流程</w:t>
+        <w:t xml:space="preserve"> Raman </w:t>
+      </w:r>
+      <w:r>
+        <w:rPr>
+          <w:rFonts w:hint="eastAsia" w:ascii="Times New Roman" w:hAnsi="Times New Roman" w:eastAsia="FangSong" w:cs="Times New Roman"/>
+        </w:rPr>
+        <w:t>活性</w:t>
+      </w:r>
+      <w:r>
+        <w:rPr>
+          <w:rFonts w:hint="eastAsia" w:ascii="Times New Roman" w:hAnsi="Times New Roman" w:eastAsia="Times New Roman" w:cs="Times New Roman"/>
+        </w:rPr>
+        <w:t>。</w:t>
+      </w:r>
+      <w:r>
+        <w:rPr>
+          <w:rFonts w:hint="eastAsia" w:ascii="Times New Roman" w:hAnsi="Times New Roman" w:eastAsia="FangSong" w:cs="Times New Roman"/>
+        </w:rPr>
+        <w:t>那里是这套语言的第一个直接应用</w:t>
+      </w:r>
+      <w:r>
+        <w:rPr>
+          <w:rFonts w:hint="eastAsia" w:ascii="Times New Roman" w:hAnsi="Times New Roman" w:eastAsia="Times New Roman" w:cs="Times New Roman"/>
+        </w:rPr>
+        <w:t>。</w:t>
       </w:r>
     </w:p>
     <w:p>
@@ -43264,74 +43995,94 @@
       <w:r>
         <w:rPr>
           <w:rFonts w:hint="eastAsia" w:ascii="Times New Roman" w:hAnsi="Times New Roman" w:eastAsia="FangSong" w:cs="Times New Roman"/>
-        </w:rPr>
-        <w:t>若卡在</w:t>
-      </w:r>
-      <w:r>
-        <w:rPr>
-          <w:rFonts w:hint="eastAsia" w:ascii="Times New Roman" w:hAnsi="Times New Roman" w:eastAsia="Times New Roman" w:cs="Times New Roman"/>
-        </w:rPr>
-        <w:t>”</w:t>
-      </w:r>
-      <w:r>
-        <w:rPr>
-          <w:rFonts w:hint="eastAsia" w:ascii="Times New Roman" w:hAnsi="Times New Roman" w:eastAsia="FangSong" w:cs="Times New Roman"/>
-        </w:rPr>
-        <w:t>特征标表看不懂</w:t>
-      </w:r>
-      <w:r>
-        <w:rPr>
-          <w:rFonts w:hint="eastAsia" w:ascii="Times New Roman" w:hAnsi="Times New Roman" w:eastAsia="Times New Roman" w:cs="Times New Roman"/>
-        </w:rPr>
-        <w:t>”：</w:t>
-      </w:r>
-      <w:r>
-        <w:rPr>
-          <w:rFonts w:hint="eastAsia" w:ascii="Times New Roman" w:hAnsi="Times New Roman" w:eastAsia="FangSong" w:cs="Times New Roman"/>
-        </w:rPr>
-        <w:t>回看</w:t>
-      </w:r>
-      <w:r>
-        <w:rPr>
-          <w:rFonts w:ascii="Times New Roman" w:hAnsi="Times New Roman" w:eastAsia="Times New Roman" w:cs="Times New Roman"/>
-        </w:rPr>
-        <w:t xml:space="preserve"> </w:t>
-      </w:r>
-      <w:r>
-        <w:rPr>
-          <w:rFonts w:hint="eastAsia" w:ascii="Times New Roman" w:hAnsi="Times New Roman" w:eastAsia="FangSong" w:cs="Times New Roman"/>
-        </w:rPr>
-        <w:t xml:space="preserve">分子对称性初步</w:t>
-      </w:r>
-      <w:r>
-        <w:rPr>
-          <w:rFonts w:ascii="Times New Roman" w:hAnsi="Times New Roman" w:eastAsia="Times New Roman" w:cs="Times New Roman"/>
-        </w:rPr>
-        <w:t xml:space="preserve"> §16.3 </w:t>
-      </w:r>
-      <w:r>
-        <w:rPr>
-          <w:rFonts w:hint="eastAsia" w:ascii="Times New Roman" w:hAnsi="Times New Roman" w:eastAsia="FangSong" w:cs="Times New Roman"/>
-        </w:rPr>
-        <w:t>如何阅读特征标表</w:t>
-      </w:r>
-      <w:r>
-        <w:rPr>
-          <w:rFonts w:hint="eastAsia" w:ascii="Times New Roman" w:hAnsi="Times New Roman" w:eastAsia="Times New Roman" w:cs="Times New Roman"/>
-        </w:rPr>
-        <w:t>、§16.6</w:t>
-      </w:r>
-      <w:r>
-        <w:rPr>
-          <w:rFonts w:ascii="Times New Roman" w:hAnsi="Times New Roman" w:eastAsia="Times New Roman" w:cs="Times New Roman"/>
-        </w:rPr>
-        <w:t xml:space="preserve"> </w:t>
-      </w:r>
-      <w:r>
-        <w:rPr>
-          <w:rFonts w:hint="eastAsia" w:ascii="Times New Roman" w:hAnsi="Times New Roman" w:eastAsia="FangSong" w:cs="Times New Roman"/>
-        </w:rPr>
-        <w:t xml:space="preserve">高阶点群读法</w:t>
+          <w:b/>
+          <w:bCs/>
+        </w:rPr>
+        <w:t xml:space="preserve">同层深化</w:t>
+      </w:r>
+      <w:r>
+        <w:rPr>
+          <w:rFonts w:hint="eastAsia" w:ascii="Times New Roman" w:hAnsi="Times New Roman" w:eastAsia="Times New Roman" w:cs="Times New Roman"/>
+        </w:rPr>
+        <w:t>：</w:t>
+      </w:r>
+      <w:r>
+        <w:rPr>
+          <w:rFonts w:hint="eastAsia" w:ascii="Times New Roman" w:hAnsi="Times New Roman" w:eastAsia="FangSong" w:cs="Times New Roman"/>
+        </w:rPr>
+        <w:t>配合物深化</w:t>
+      </w:r>
+      <w:r>
+        <w:rPr>
+          <w:rFonts w:hint="eastAsia" w:ascii="Times New Roman" w:hAnsi="Times New Roman" w:eastAsia="Times New Roman" w:cs="Times New Roman"/>
+        </w:rPr>
+        <w:t>-</w:t>
+      </w:r>
+      <w:r>
+        <w:rPr>
+          <w:rFonts w:hint="eastAsia" w:ascii="Times New Roman" w:hAnsi="Times New Roman" w:eastAsia="FangSong" w:cs="Times New Roman"/>
+        </w:rPr>
+        <w:t>超级充实版</w:t>
+      </w:r>
+      <w:r>
+        <w:rPr>
+          <w:rFonts w:hint="eastAsia" w:ascii="Times New Roman" w:hAnsi="Times New Roman" w:eastAsia="Times New Roman" w:cs="Times New Roman"/>
+        </w:rPr>
+        <w:t>（</w:t>
+      </w:r>
+      <w:r>
+        <w:rPr>
+          <w:rFonts w:hint="eastAsia" w:ascii="Times New Roman" w:hAnsi="Times New Roman" w:eastAsia="FangSong" w:cs="Times New Roman"/>
+        </w:rPr>
+        <w:t>自学完整</w:t>
+      </w:r>
+      <w:r>
+        <w:rPr>
+          <w:rFonts w:hint="eastAsia" w:ascii="Times New Roman" w:hAnsi="Times New Roman" w:eastAsia="Times New Roman" w:cs="Times New Roman"/>
+        </w:rPr>
+        <w:t>）</w:t>
+      </w:r>
+      <w:r>
+        <w:rPr>
+          <w:rFonts w:ascii="Times New Roman" w:hAnsi="Times New Roman" w:eastAsia="Times New Roman" w:cs="Times New Roman"/>
+        </w:rPr>
+        <w:t xml:space="preserve"> —— Jahn-Teller、π </w:t>
+      </w:r>
+      <w:r>
+        <w:rPr>
+          <w:rFonts w:hint="eastAsia" w:ascii="Times New Roman" w:hAnsi="Times New Roman" w:eastAsia="FangSong" w:cs="Times New Roman"/>
+        </w:rPr>
+        <w:t>给受</w:t>
+      </w:r>
+      <w:r>
+        <w:rPr>
+          <w:rFonts w:hint="eastAsia" w:ascii="Times New Roman" w:hAnsi="Times New Roman" w:eastAsia="Times New Roman" w:cs="Times New Roman"/>
+        </w:rPr>
+        <w:t>、</w:t>
+      </w:r>
+      <w:r>
+        <w:rPr>
+          <w:rFonts w:hint="eastAsia" w:ascii="Times New Roman" w:hAnsi="Times New Roman" w:eastAsia="FangSong" w:cs="Times New Roman"/>
+        </w:rPr>
+        <w:t>反位效应若还没吃透</w:t>
+      </w:r>
+      <w:r>
+        <w:rPr>
+          <w:rFonts w:hint="eastAsia" w:ascii="Times New Roman" w:hAnsi="Times New Roman" w:eastAsia="Times New Roman" w:cs="Times New Roman"/>
+        </w:rPr>
+        <w:t>，</w:t>
+      </w:r>
+      <w:r>
+        <w:rPr>
+          <w:rFonts w:hint="eastAsia" w:ascii="Times New Roman" w:hAnsi="Times New Roman" w:eastAsia="FangSong" w:cs="Times New Roman"/>
+        </w:rPr>
+        <w:t>应先补那一讲</w:t>
+      </w:r>
+      <w:r>
+        <w:rPr>
+          <w:rFonts w:hint="eastAsia" w:ascii="Times New Roman" w:hAnsi="Times New Roman" w:eastAsia="Times New Roman" w:cs="Times New Roman"/>
+        </w:rPr>
+        <w:t>。</w:t>
       </w:r>
     </w:p>
     <w:p>
@@ -43340,650 +44091,6 @@
         <w:numPr>
           <w:ilvl w:val="0"/>
           <w:numId w:val="1015"/>
-        </w:numPr>
-      </w:pPr>
-      <w:r>
-        <w:rPr>
-          <w:rFonts w:hint="eastAsia" w:ascii="Times New Roman" w:hAnsi="Times New Roman" w:eastAsia="FangSong" w:cs="Times New Roman"/>
-        </w:rPr>
-        <w:t>若卡在</w:t>
-      </w:r>
-      <w:r>
-        <w:rPr>
-          <w:rFonts w:hint="eastAsia" w:ascii="Times New Roman" w:hAnsi="Times New Roman" w:eastAsia="Times New Roman" w:cs="Times New Roman"/>
-        </w:rPr>
-        <w:t>”</w:t>
-      </w:r>
-      <w:r>
-        <w:rPr>
-          <w:rFonts w:hint="eastAsia" w:ascii="Times New Roman" w:hAnsi="Times New Roman" w:eastAsia="FangSong" w:cs="Times New Roman"/>
-        </w:rPr>
-        <w:t>为什么</w:t>
-      </w:r>
-      <w:r>
-        <w:rPr>
-          <w:rFonts w:ascii="Times New Roman" w:hAnsi="Times New Roman" w:eastAsia="Times New Roman" w:cs="Times New Roman"/>
-        </w:rPr>
-        <w:t xml:space="preserve"> </w:t>
-      </w:r>
-      <m:oMath>
-        <m:sSub>
-          <m:e>
-            <m:r>
-              <m:t>e</m:t>
-            </m:r>
-          </m:e>
-          <m:sub>
-            <m:r>
-              <m:t>g</m:t>
-            </m:r>
-          </m:sub>
-        </m:sSub>
-      </m:oMath>
-      <w:r>
-        <w:rPr>
-          <w:rFonts w:ascii="Times New Roman" w:hAnsi="Times New Roman" w:eastAsia="Times New Roman" w:cs="Times New Roman"/>
-        </w:rPr>
-        <w:t xml:space="preserve"> </w:t>
-      </w:r>
-      <w:r>
-        <w:rPr>
-          <w:rFonts w:hint="eastAsia" w:ascii="Times New Roman" w:hAnsi="Times New Roman" w:eastAsia="FangSong" w:cs="Times New Roman"/>
-        </w:rPr>
-        <w:t>与配体相互作用</w:t>
-      </w:r>
-      <w:r>
-        <w:rPr>
-          <w:rFonts w:hint="eastAsia" w:ascii="Times New Roman" w:hAnsi="Times New Roman" w:eastAsia="Times New Roman" w:cs="Times New Roman"/>
-        </w:rPr>
-        <w:t>”：</w:t>
-      </w:r>
-      <w:r>
-        <w:rPr>
-          <w:rFonts w:hint="eastAsia" w:ascii="Times New Roman" w:hAnsi="Times New Roman" w:eastAsia="FangSong" w:cs="Times New Roman"/>
-        </w:rPr>
-        <w:t>回看</w:t>
-      </w:r>
-      <w:r>
-        <w:rPr>
-          <w:rFonts w:ascii="Times New Roman" w:hAnsi="Times New Roman" w:eastAsia="Times New Roman" w:cs="Times New Roman"/>
-        </w:rPr>
-        <w:t xml:space="preserve"> </w:t>
-      </w:r>
-      <w:r>
-        <w:rPr>
-          <w:rFonts w:hint="eastAsia" w:ascii="Times New Roman" w:hAnsi="Times New Roman" w:eastAsia="FangSong" w:cs="Times New Roman"/>
-        </w:rPr>
-        <w:t xml:space="preserve">分子对称性初步</w:t>
-      </w:r>
-      <w:r>
-        <w:rPr>
-          <w:rFonts w:ascii="Times New Roman" w:hAnsi="Times New Roman" w:eastAsia="Times New Roman" w:cs="Times New Roman"/>
-        </w:rPr>
-        <w:t xml:space="preserve"> </w:t>
-      </w:r>
-      <w:r>
-        <w:rPr>
-          <w:rFonts w:hint="eastAsia" w:ascii="Times New Roman" w:hAnsi="Times New Roman" w:eastAsia="Times New Roman" w:cs="Times New Roman"/>
-        </w:rPr>
-        <w:t>§</w:t>
-      </w:r>
-      <w:r>
-        <w:rPr>
-          <w:rFonts w:hint="eastAsia" w:ascii="Times New Roman" w:hAnsi="Times New Roman" w:eastAsia="FangSong" w:cs="Times New Roman"/>
-        </w:rPr>
-        <w:t>十七</w:t>
-      </w:r>
-      <w:r>
-        <w:rPr>
-          <w:rFonts w:ascii="Times New Roman" w:hAnsi="Times New Roman" w:eastAsia="Times New Roman" w:cs="Times New Roman"/>
-        </w:rPr>
-        <w:t xml:space="preserve"> </w:t>
-      </w:r>
-      <w:r>
-        <w:rPr>
-          <w:rFonts w:hint="eastAsia" w:ascii="Times New Roman" w:hAnsi="Times New Roman" w:eastAsia="FangSong" w:cs="Times New Roman"/>
-        </w:rPr>
-        <w:t xml:space="preserve">消失积分判据与</w:t>
-      </w:r>
-      <w:r>
-        <w:rPr>
-          <w:rFonts w:ascii="Times New Roman" w:hAnsi="Times New Roman" w:eastAsia="Times New Roman" w:cs="Times New Roman"/>
-        </w:rPr>
-        <w:t xml:space="preserve"> </w:t>
-      </w:r>
-      <w:r>
-        <w:rPr>
-          <w:rFonts w:hint="eastAsia" w:ascii="Times New Roman" w:hAnsi="Times New Roman" w:eastAsia="Times New Roman" w:cs="Times New Roman"/>
-        </w:rPr>
-        <w:t>§</w:t>
-      </w:r>
-      <w:r>
-        <w:rPr>
-          <w:rFonts w:hint="eastAsia" w:ascii="Times New Roman" w:hAnsi="Times New Roman" w:eastAsia="FangSong" w:cs="Times New Roman"/>
-        </w:rPr>
-        <w:t>十八</w:t>
-      </w:r>
-      <w:r>
-        <w:rPr>
-          <w:rFonts w:ascii="Times New Roman" w:hAnsi="Times New Roman" w:eastAsia="Times New Roman" w:cs="Times New Roman"/>
-        </w:rPr>
-        <w:t xml:space="preserve"> SALC</w:t>
-      </w:r>
-    </w:p>
-    <w:p>
-      <w:pPr>
-        <w:pStyle w:val="Compact"/>
-        <w:numPr>
-          <w:ilvl w:val="0"/>
-          <w:numId w:val="1015"/>
-        </w:numPr>
-      </w:pPr>
-      <w:r>
-        <w:rPr>
-          <w:rFonts w:hint="eastAsia" w:ascii="Times New Roman" w:hAnsi="Times New Roman" w:eastAsia="FangSong" w:cs="Times New Roman"/>
-        </w:rPr>
-        <w:t>若卡在</w:t>
-      </w:r>
-      <w:r>
-        <w:rPr>
-          <w:rFonts w:hint="eastAsia" w:ascii="Times New Roman" w:hAnsi="Times New Roman" w:eastAsia="Times New Roman" w:cs="Times New Roman"/>
-        </w:rPr>
-        <w:t>”</w:t>
-      </w:r>
-      <w:r>
-        <w:rPr>
-          <w:rFonts w:hint="eastAsia" w:ascii="Times New Roman" w:hAnsi="Times New Roman" w:eastAsia="FangSong" w:cs="Times New Roman"/>
-        </w:rPr>
-        <w:t>分裂图记不住</w:t>
-      </w:r>
-      <w:r>
-        <w:rPr>
-          <w:rFonts w:hint="eastAsia" w:ascii="Times New Roman" w:hAnsi="Times New Roman" w:eastAsia="Times New Roman" w:cs="Times New Roman"/>
-        </w:rPr>
-        <w:t>”：</w:t>
-      </w:r>
-      <w:r>
-        <w:rPr>
-          <w:rFonts w:hint="eastAsia" w:ascii="Times New Roman" w:hAnsi="Times New Roman" w:eastAsia="FangSong" w:cs="Times New Roman"/>
-        </w:rPr>
-        <w:t>回看</w:t>
-      </w:r>
-      <w:r>
-        <w:rPr>
-          <w:rFonts w:ascii="Times New Roman" w:hAnsi="Times New Roman" w:eastAsia="Times New Roman" w:cs="Times New Roman"/>
-        </w:rPr>
-        <w:t xml:space="preserve"> </w:t>
-      </w:r>
-      <w:r>
-        <w:rPr>
-          <w:rFonts w:hint="eastAsia" w:ascii="Times New Roman" w:hAnsi="Times New Roman" w:eastAsia="FangSong" w:cs="Times New Roman"/>
-        </w:rPr>
-        <w:t>配合物深化</w:t>
-      </w:r>
-      <w:r>
-        <w:rPr>
-          <w:rFonts w:hint="eastAsia" w:ascii="Times New Roman" w:hAnsi="Times New Roman" w:eastAsia="Times New Roman" w:cs="Times New Roman"/>
-        </w:rPr>
-        <w:t>-</w:t>
-      </w:r>
-      <w:r>
-        <w:rPr>
-          <w:rFonts w:hint="eastAsia" w:ascii="Times New Roman" w:hAnsi="Times New Roman" w:eastAsia="FangSong" w:cs="Times New Roman"/>
-        </w:rPr>
-        <w:t>超级充实版</w:t>
-      </w:r>
-      <w:r>
-        <w:rPr>
-          <w:rFonts w:hint="eastAsia" w:ascii="Times New Roman" w:hAnsi="Times New Roman" w:eastAsia="Times New Roman" w:cs="Times New Roman"/>
-        </w:rPr>
-        <w:t>（</w:t>
-      </w:r>
-      <w:r>
-        <w:rPr>
-          <w:rFonts w:hint="eastAsia" w:ascii="Times New Roman" w:hAnsi="Times New Roman" w:eastAsia="FangSong" w:cs="Times New Roman"/>
-        </w:rPr>
-        <w:t>自学完整</w:t>
-      </w:r>
-      <w:r>
-        <w:rPr>
-          <w:rFonts w:hint="eastAsia" w:ascii="Times New Roman" w:hAnsi="Times New Roman" w:eastAsia="Times New Roman" w:cs="Times New Roman"/>
-        </w:rPr>
-        <w:t>）</w:t>
-      </w:r>
-      <w:r>
-        <w:rPr>
-          <w:rFonts w:ascii="Times New Roman" w:hAnsi="Times New Roman" w:eastAsia="Times New Roman" w:cs="Times New Roman"/>
-        </w:rPr>
-        <w:t xml:space="preserve"> </w:t>
-      </w:r>
-      <w:r>
-        <w:rPr>
-          <w:rFonts w:hint="eastAsia" w:ascii="Times New Roman" w:hAnsi="Times New Roman" w:eastAsia="Times New Roman" w:cs="Times New Roman"/>
-        </w:rPr>
-        <w:t>§</w:t>
-      </w:r>
-      <w:r>
-        <w:rPr>
-          <w:rFonts w:hint="eastAsia" w:ascii="Times New Roman" w:hAnsi="Times New Roman" w:eastAsia="FangSong" w:cs="Times New Roman"/>
-        </w:rPr>
-        <w:t>三</w:t>
-      </w:r>
-      <w:r>
-        <w:rPr>
-          <w:rFonts w:hint="eastAsia" w:ascii="Times New Roman" w:hAnsi="Times New Roman" w:eastAsia="Times New Roman" w:cs="Times New Roman"/>
-        </w:rPr>
-        <w:t>、d</w:t>
-      </w:r>
-      <w:r>
-        <w:rPr>
-          <w:rFonts w:hint="eastAsia" w:ascii="Times New Roman" w:hAnsi="Times New Roman" w:eastAsia="FangSong" w:cs="Times New Roman"/>
-        </w:rPr>
-        <w:t>轨道分裂</w:t>
-      </w:r>
-      <w:r>
-        <w:rPr>
-          <w:rFonts w:ascii="Times New Roman" w:hAnsi="Times New Roman" w:eastAsia="Times New Roman" w:cs="Times New Roman"/>
-        </w:rPr>
-        <w:t xml:space="preserve"> §2.1-2.4</w:t>
-      </w:r>
-    </w:p>
-    <w:p>
-      <w:pPr>
-        <w:pStyle w:val="Compact"/>
-        <w:numPr>
-          <w:ilvl w:val="0"/>
-          <w:numId w:val="1015"/>
-        </w:numPr>
-      </w:pPr>
-      <w:r>
-        <w:rPr>
-          <w:rFonts w:hint="eastAsia" w:ascii="Times New Roman" w:hAnsi="Times New Roman" w:eastAsia="FangSong" w:cs="Times New Roman"/>
-        </w:rPr>
-        <w:t>若卡在</w:t>
-      </w:r>
-      <w:r>
-        <w:rPr>
-          <w:rFonts w:hint="eastAsia" w:ascii="Times New Roman" w:hAnsi="Times New Roman" w:eastAsia="Times New Roman" w:cs="Times New Roman"/>
-        </w:rPr>
-        <w:t>”</w:t>
-      </w:r>
-      <w:r>
-        <w:rPr>
-          <w:rFonts w:hint="eastAsia" w:ascii="Times New Roman" w:hAnsi="Times New Roman" w:eastAsia="FangSong" w:cs="Times New Roman"/>
-        </w:rPr>
-        <w:t>畸变为什么这样分</w:t>
-      </w:r>
-      <w:r>
-        <w:rPr>
-          <w:rFonts w:hint="eastAsia" w:ascii="Times New Roman" w:hAnsi="Times New Roman" w:eastAsia="Times New Roman" w:cs="Times New Roman"/>
-        </w:rPr>
-        <w:t>”：</w:t>
-      </w:r>
-      <w:r>
-        <w:rPr>
-          <w:rFonts w:hint="eastAsia" w:ascii="Times New Roman" w:hAnsi="Times New Roman" w:eastAsia="FangSong" w:cs="Times New Roman"/>
-        </w:rPr>
-        <w:t>回看</w:t>
-      </w:r>
-      <w:r>
-        <w:rPr>
-          <w:rFonts w:ascii="Times New Roman" w:hAnsi="Times New Roman" w:eastAsia="Times New Roman" w:cs="Times New Roman"/>
-        </w:rPr>
-        <w:t xml:space="preserve"> </w:t>
-      </w:r>
-      <w:r>
-        <w:rPr>
-          <w:rFonts w:hint="eastAsia" w:ascii="Times New Roman" w:hAnsi="Times New Roman" w:eastAsia="Times New Roman" w:cs="Times New Roman"/>
-        </w:rPr>
-        <w:t>Jahn-Teller</w:t>
-      </w:r>
-      <w:r>
-        <w:rPr>
-          <w:rFonts w:hint="eastAsia" w:ascii="Times New Roman" w:hAnsi="Times New Roman" w:eastAsia="FangSong" w:cs="Times New Roman"/>
-        </w:rPr>
-        <w:t>效应</w:t>
-      </w:r>
-      <w:r>
-        <w:rPr>
-          <w:rFonts w:ascii="Times New Roman" w:hAnsi="Times New Roman" w:eastAsia="Times New Roman" w:cs="Times New Roman"/>
-        </w:rPr>
-        <w:t xml:space="preserve"> §3.2 </w:t>
-      </w:r>
-      <w:r>
-        <w:rPr>
-          <w:rFonts w:hint="eastAsia" w:ascii="Times New Roman" w:hAnsi="Times New Roman" w:eastAsia="FangSong" w:cs="Times New Roman"/>
-        </w:rPr>
-        <w:t xml:space="preserve">八面体畸变模式</w:t>
-      </w:r>
-    </w:p>
-    <w:p>
-      <w:pPr>
-        <w:pStyle w:val="Compact"/>
-        <w:numPr>
-          <w:ilvl w:val="0"/>
-          <w:numId w:val="1015"/>
-        </w:numPr>
-      </w:pPr>
-      <w:r>
-        <w:rPr>
-          <w:rFonts w:hint="eastAsia" w:ascii="Times New Roman" w:hAnsi="Times New Roman" w:eastAsia="FangSong" w:cs="Times New Roman"/>
-        </w:rPr>
-        <w:t>若卡在</w:t>
-      </w:r>
-      <w:r>
-        <w:rPr>
-          <w:rFonts w:hint="eastAsia" w:ascii="Times New Roman" w:hAnsi="Times New Roman" w:eastAsia="Times New Roman" w:cs="Times New Roman"/>
-        </w:rPr>
-        <w:t>”</w:t>
-      </w:r>
-      <w:r>
-        <w:rPr>
-          <w:rFonts w:hint="eastAsia" w:ascii="Times New Roman" w:hAnsi="Times New Roman" w:eastAsia="FangSong" w:cs="Times New Roman"/>
-        </w:rPr>
-        <w:t>场强顺序背不下来</w:t>
-      </w:r>
-      <w:r>
-        <w:rPr>
-          <w:rFonts w:hint="eastAsia" w:ascii="Times New Roman" w:hAnsi="Times New Roman" w:eastAsia="Times New Roman" w:cs="Times New Roman"/>
-        </w:rPr>
-        <w:t>”：</w:t>
-      </w:r>
-      <w:r>
-        <w:rPr>
-          <w:rFonts w:hint="eastAsia" w:ascii="Times New Roman" w:hAnsi="Times New Roman" w:eastAsia="FangSong" w:cs="Times New Roman"/>
-        </w:rPr>
-        <w:t>回看</w:t>
-      </w:r>
-      <w:r>
-        <w:rPr>
-          <w:rFonts w:ascii="Times New Roman" w:hAnsi="Times New Roman" w:eastAsia="Times New Roman" w:cs="Times New Roman"/>
-        </w:rPr>
-        <w:t xml:space="preserve"> </w:t>
-      </w:r>
-      <w:r>
-        <w:rPr>
-          <w:rFonts w:hint="eastAsia" w:ascii="Times New Roman" w:hAnsi="Times New Roman" w:eastAsia="FangSong" w:cs="Times New Roman"/>
-        </w:rPr>
-        <w:t xml:space="preserve">光谱化学序列</w:t>
-      </w:r>
-    </w:p>
-    <w:bookmarkEnd w:id="54"/>
-    <w:bookmarkStart w:id="55" w:name="下一步"/>
-    <w:p>
-      <w:pPr>
-        <w:pStyle w:val="Heading3"/>
-        <w:spacing w:before="280" w:after="120"/>
-      </w:pPr>
-      <w:r>
-        <w:rPr>
-          <w:rFonts w:ascii="Times New Roman" w:hAnsi="Times New Roman" w:eastAsia="Times New Roman" w:cs="Times New Roman"/>
-        </w:rPr>
-        <w:t xml:space="preserve">13.2 </w:t>
-      </w:r>
-      <w:r>
-        <w:rPr>
-          <w:rFonts w:hint="eastAsia" w:ascii="Times New Roman" w:hAnsi="Times New Roman" w:eastAsia="SimHei" w:cs="Times New Roman"/>
-        </w:rPr>
-        <w:t xml:space="preserve">下一步</w:t>
-      </w:r>
-    </w:p>
-    <w:p>
-      <w:pPr>
-        <w:pStyle w:val="Compact"/>
-        <w:numPr>
-          <w:ilvl w:val="0"/>
-          <w:numId w:val="1016"/>
-        </w:numPr>
-      </w:pPr>
-      <w:r>
-        <w:rPr>
-          <w:rFonts w:hint="eastAsia" w:ascii="Times New Roman" w:hAnsi="Times New Roman" w:eastAsia="FangSong" w:cs="Times New Roman"/>
-          <w:b/>
-          <w:bCs/>
-        </w:rPr>
-        <w:t xml:space="preserve">直接下一讲</w:t>
-      </w:r>
-      <w:r>
-        <w:rPr>
-          <w:rFonts w:hint="eastAsia" w:ascii="Times New Roman" w:hAnsi="Times New Roman" w:eastAsia="Times New Roman" w:cs="Times New Roman"/>
-        </w:rPr>
-        <w:t>：</w:t>
-      </w:r>
-      <w:r>
-        <w:rPr>
-          <w:rFonts w:hint="eastAsia" w:ascii="Times New Roman" w:hAnsi="Times New Roman" w:eastAsia="FangSong" w:cs="Times New Roman"/>
-        </w:rPr>
-        <w:t>结构表征与波谱桥</w:t>
-      </w:r>
-      <w:r>
-        <w:rPr>
-          <w:rFonts w:hint="eastAsia" w:ascii="Times New Roman" w:hAnsi="Times New Roman" w:eastAsia="Times New Roman" w:cs="Times New Roman"/>
-        </w:rPr>
-        <w:t>-</w:t>
-      </w:r>
-      <w:r>
-        <w:rPr>
-          <w:rFonts w:hint="eastAsia" w:ascii="Times New Roman" w:hAnsi="Times New Roman" w:eastAsia="FangSong" w:cs="Times New Roman"/>
-        </w:rPr>
-        <w:t>超级充实版</w:t>
-      </w:r>
-      <w:r>
-        <w:rPr>
-          <w:rFonts w:hint="eastAsia" w:ascii="Times New Roman" w:hAnsi="Times New Roman" w:eastAsia="Times New Roman" w:cs="Times New Roman"/>
-        </w:rPr>
-        <w:t>（</w:t>
-      </w:r>
-      <w:r>
-        <w:rPr>
-          <w:rFonts w:hint="eastAsia" w:ascii="Times New Roman" w:hAnsi="Times New Roman" w:eastAsia="FangSong" w:cs="Times New Roman"/>
-        </w:rPr>
-        <w:t>自学完整</w:t>
-      </w:r>
-      <w:r>
-        <w:rPr>
-          <w:rFonts w:hint="eastAsia" w:ascii="Times New Roman" w:hAnsi="Times New Roman" w:eastAsia="Times New Roman" w:cs="Times New Roman"/>
-        </w:rPr>
-        <w:t>）</w:t>
-      </w:r>
-      <w:r>
-        <w:rPr>
-          <w:rFonts w:ascii="Times New Roman" w:hAnsi="Times New Roman" w:eastAsia="Times New Roman" w:cs="Times New Roman"/>
-        </w:rPr>
-        <w:t xml:space="preserve"> ——</w:t>
-      </w:r>
-      <w:r>
-        <w:rPr>
-          <w:rFonts w:ascii="Times New Roman" w:hAnsi="Times New Roman" w:eastAsia="Times New Roman" w:cs="Times New Roman"/>
-        </w:rPr>
-        <w:t xml:space="preserve"> </w:t>
-      </w:r>
-      <w:r>
-        <w:rPr>
-          <w:rFonts w:hint="eastAsia" w:ascii="Times New Roman" w:hAnsi="Times New Roman" w:eastAsia="Times New Roman" w:cs="Times New Roman"/>
-        </w:rPr>
-        <w:t>“</w:t>
-      </w:r>
-      <w:r>
-        <w:rPr>
-          <w:rFonts w:hint="eastAsia" w:ascii="Times New Roman" w:hAnsi="Times New Roman" w:eastAsia="FangSong" w:cs="Times New Roman"/>
-        </w:rPr>
-        <w:t>同对称种类</w:t>
-      </w:r>
-      <w:r>
-        <w:rPr>
-          <w:rFonts w:hint="eastAsia" w:ascii="Times New Roman" w:hAnsi="Times New Roman" w:eastAsia="Times New Roman" w:cs="Times New Roman"/>
-        </w:rPr>
-        <w:t>”</w:t>
-      </w:r>
-      <w:r>
-        <w:rPr>
-          <w:rFonts w:hint="eastAsia" w:ascii="Times New Roman" w:hAnsi="Times New Roman" w:eastAsia="FangSong" w:cs="Times New Roman"/>
-        </w:rPr>
-        <w:t>这套语言</w:t>
-      </w:r>
-      <w:r>
-        <w:rPr>
-          <w:rFonts w:hint="eastAsia" w:ascii="Times New Roman" w:hAnsi="Times New Roman" w:eastAsia="Times New Roman" w:cs="Times New Roman"/>
-        </w:rPr>
-        <w:t>，</w:t>
-      </w:r>
-      <w:r>
-        <w:rPr>
-          <w:rFonts w:hint="eastAsia" w:ascii="Times New Roman" w:hAnsi="Times New Roman" w:eastAsia="FangSong" w:cs="Times New Roman"/>
-        </w:rPr>
-        <w:t>在那一讲用于判断</w:t>
-      </w:r>
-      <w:r>
-        <w:rPr>
-          <w:rFonts w:ascii="Times New Roman" w:hAnsi="Times New Roman" w:eastAsia="Times New Roman" w:cs="Times New Roman"/>
-        </w:rPr>
-        <w:t xml:space="preserve"> IR </w:t>
-      </w:r>
-      <w:r>
-        <w:rPr>
-          <w:rFonts w:hint="eastAsia" w:ascii="Times New Roman" w:hAnsi="Times New Roman" w:eastAsia="FangSong" w:cs="Times New Roman"/>
-        </w:rPr>
-        <w:t xml:space="preserve">与</w:t>
-      </w:r>
-      <w:r>
-        <w:rPr>
-          <w:rFonts w:ascii="Times New Roman" w:hAnsi="Times New Roman" w:eastAsia="Times New Roman" w:cs="Times New Roman"/>
-        </w:rPr>
-        <w:t xml:space="preserve"> Raman </w:t>
-      </w:r>
-      <w:r>
-        <w:rPr>
-          <w:rFonts w:hint="eastAsia" w:ascii="Times New Roman" w:hAnsi="Times New Roman" w:eastAsia="FangSong" w:cs="Times New Roman"/>
-        </w:rPr>
-        <w:t>活性</w:t>
-      </w:r>
-      <w:r>
-        <w:rPr>
-          <w:rFonts w:hint="eastAsia" w:ascii="Times New Roman" w:hAnsi="Times New Roman" w:eastAsia="Times New Roman" w:cs="Times New Roman"/>
-        </w:rPr>
-        <w:t>。</w:t>
-      </w:r>
-      <w:r>
-        <w:rPr>
-          <w:rFonts w:hint="eastAsia" w:ascii="Times New Roman" w:hAnsi="Times New Roman" w:eastAsia="FangSong" w:cs="Times New Roman"/>
-        </w:rPr>
-        <w:t>那里是这套语言的第一个直接应用</w:t>
-      </w:r>
-      <w:r>
-        <w:rPr>
-          <w:rFonts w:hint="eastAsia" w:ascii="Times New Roman" w:hAnsi="Times New Roman" w:eastAsia="Times New Roman" w:cs="Times New Roman"/>
-        </w:rPr>
-        <w:t>。</w:t>
-      </w:r>
-    </w:p>
-    <w:p>
-      <w:pPr>
-        <w:pStyle w:val="Compact"/>
-        <w:numPr>
-          <w:ilvl w:val="0"/>
-          <w:numId w:val="1016"/>
-        </w:numPr>
-      </w:pPr>
-      <w:r>
-        <w:rPr>
-          <w:rFonts w:hint="eastAsia" w:ascii="Times New Roman" w:hAnsi="Times New Roman" w:eastAsia="FangSong" w:cs="Times New Roman"/>
-          <w:b/>
-          <w:bCs/>
-        </w:rPr>
-        <w:t xml:space="preserve">同层深化</w:t>
-      </w:r>
-      <w:r>
-        <w:rPr>
-          <w:rFonts w:hint="eastAsia" w:ascii="Times New Roman" w:hAnsi="Times New Roman" w:eastAsia="Times New Roman" w:cs="Times New Roman"/>
-        </w:rPr>
-        <w:t>：</w:t>
-      </w:r>
-      <w:r>
-        <w:rPr>
-          <w:rFonts w:hint="eastAsia" w:ascii="Times New Roman" w:hAnsi="Times New Roman" w:eastAsia="FangSong" w:cs="Times New Roman"/>
-        </w:rPr>
-        <w:t>配合物深化</w:t>
-      </w:r>
-      <w:r>
-        <w:rPr>
-          <w:rFonts w:hint="eastAsia" w:ascii="Times New Roman" w:hAnsi="Times New Roman" w:eastAsia="Times New Roman" w:cs="Times New Roman"/>
-        </w:rPr>
-        <w:t>-</w:t>
-      </w:r>
-      <w:r>
-        <w:rPr>
-          <w:rFonts w:hint="eastAsia" w:ascii="Times New Roman" w:hAnsi="Times New Roman" w:eastAsia="FangSong" w:cs="Times New Roman"/>
-        </w:rPr>
-        <w:t>超级充实版</w:t>
-      </w:r>
-      <w:r>
-        <w:rPr>
-          <w:rFonts w:hint="eastAsia" w:ascii="Times New Roman" w:hAnsi="Times New Roman" w:eastAsia="Times New Roman" w:cs="Times New Roman"/>
-        </w:rPr>
-        <w:t>（</w:t>
-      </w:r>
-      <w:r>
-        <w:rPr>
-          <w:rFonts w:hint="eastAsia" w:ascii="Times New Roman" w:hAnsi="Times New Roman" w:eastAsia="FangSong" w:cs="Times New Roman"/>
-        </w:rPr>
-        <w:t>自学完整</w:t>
-      </w:r>
-      <w:r>
-        <w:rPr>
-          <w:rFonts w:hint="eastAsia" w:ascii="Times New Roman" w:hAnsi="Times New Roman" w:eastAsia="Times New Roman" w:cs="Times New Roman"/>
-        </w:rPr>
-        <w:t>）</w:t>
-      </w:r>
-      <w:r>
-        <w:rPr>
-          <w:rFonts w:ascii="Times New Roman" w:hAnsi="Times New Roman" w:eastAsia="Times New Roman" w:cs="Times New Roman"/>
-        </w:rPr>
-        <w:t xml:space="preserve"> —— Jahn-Teller、π </w:t>
-      </w:r>
-      <w:r>
-        <w:rPr>
-          <w:rFonts w:hint="eastAsia" w:ascii="Times New Roman" w:hAnsi="Times New Roman" w:eastAsia="FangSong" w:cs="Times New Roman"/>
-        </w:rPr>
-        <w:t>给受</w:t>
-      </w:r>
-      <w:r>
-        <w:rPr>
-          <w:rFonts w:hint="eastAsia" w:ascii="Times New Roman" w:hAnsi="Times New Roman" w:eastAsia="Times New Roman" w:cs="Times New Roman"/>
-        </w:rPr>
-        <w:t>、</w:t>
-      </w:r>
-      <w:r>
-        <w:rPr>
-          <w:rFonts w:hint="eastAsia" w:ascii="Times New Roman" w:hAnsi="Times New Roman" w:eastAsia="FangSong" w:cs="Times New Roman"/>
-        </w:rPr>
-        <w:t>反位效应若还没吃透</w:t>
-      </w:r>
-      <w:r>
-        <w:rPr>
-          <w:rFonts w:hint="eastAsia" w:ascii="Times New Roman" w:hAnsi="Times New Roman" w:eastAsia="Times New Roman" w:cs="Times New Roman"/>
-        </w:rPr>
-        <w:t>，</w:t>
-      </w:r>
-      <w:r>
-        <w:rPr>
-          <w:rFonts w:hint="eastAsia" w:ascii="Times New Roman" w:hAnsi="Times New Roman" w:eastAsia="FangSong" w:cs="Times New Roman"/>
-        </w:rPr>
-        <w:t>应先补那一讲</w:t>
-      </w:r>
-      <w:r>
-        <w:rPr>
-          <w:rFonts w:hint="eastAsia" w:ascii="Times New Roman" w:hAnsi="Times New Roman" w:eastAsia="Times New Roman" w:cs="Times New Roman"/>
-        </w:rPr>
-        <w:t>。</w:t>
-      </w:r>
-    </w:p>
-    <w:p>
-      <w:pPr>
-        <w:pStyle w:val="Compact"/>
-        <w:numPr>
-          <w:ilvl w:val="0"/>
-          <w:numId w:val="1016"/>
         </w:numPr>
       </w:pPr>
       <w:r>
@@ -44724,9 +44831,6 @@
     <w:abstractNumId w:val="991"/>
   </w:num>
   <w:num w:numId="1010">
-    <w:abstractNumId w:val="991"/>
-  </w:num>
-  <w:num w:numId="1011">
     <w:abstractNumId w:val="99411"/>
     <w:lvlOverride w:ilvl="0">
       <w:startOverride w:val="1"/>
@@ -44756,13 +44860,13 @@
       <w:startOverride w:val="1"/>
     </w:lvlOverride>
   </w:num>
+  <w:num w:numId="1011">
+    <w:abstractNumId w:val="991"/>
+  </w:num>
   <w:num w:numId="1012">
     <w:abstractNumId w:val="991"/>
   </w:num>
   <w:num w:numId="1013">
-    <w:abstractNumId w:val="991"/>
-  </w:num>
-  <w:num w:numId="1014">
     <w:abstractNumId w:val="99411"/>
     <w:lvlOverride w:ilvl="0">
       <w:startOverride w:val="1"/>
@@ -44792,10 +44896,10 @@
       <w:startOverride w:val="1"/>
     </w:lvlOverride>
   </w:num>
-  <w:num w:numId="1015">
+  <w:num w:numId="1014">
     <w:abstractNumId w:val="991"/>
   </w:num>
-  <w:num w:numId="1016">
+  <w:num w:numId="1015">
     <w:abstractNumId w:val="991"/>
   </w:num>
 </w:numbering>

--- a/06-学生侧材料/讲义/2-结构化学/配位光谱与对称性桥-超级充实版（自学完整）.docx
+++ b/06-学生侧材料/讲义/2-结构化学/配位光谱与对称性桥-超级充实版（自学完整）.docx
@@ -17119,27 +17119,6 @@
               <m:sSub>
                 <m:e>
                   <m:r>
-                    <m:t>a</m:t>
-                  </m:r>
-                </m:e>
-                <m:sub>
-                  <m:r>
-                    <m:t>1</m:t>
-                  </m:r>
-                  <m:r>
-                    <m:t>g</m:t>
-                  </m:r>
-                </m:sub>
-              </m:sSub>
-              <m:r>
-                <m:rPr>
-                  <m:sty m:val="p"/>
-                </m:rPr>
-                <m:t>&gt;</m:t>
-              </m:r>
-              <m:sSub>
-                <m:e>
-                  <m:r>
                     <m:t>b</m:t>
                   </m:r>
                 </m:e>
@@ -17165,6 +17144,27 @@
                   </m:r>
                 </m:e>
                 <m:sub>
+                  <m:r>
+                    <m:t>g</m:t>
+                  </m:r>
+                </m:sub>
+              </m:sSub>
+              <m:r>
+                <m:rPr>
+                  <m:sty m:val="p"/>
+                </m:rPr>
+                <m:t>&gt;</m:t>
+              </m:r>
+              <m:sSub>
+                <m:e>
+                  <m:r>
+                    <m:t>a</m:t>
+                  </m:r>
+                </m:e>
+                <m:sub>
+                  <m:r>
+                    <m:t>1</m:t>
+                  </m:r>
                   <m:r>
                     <m:t>g</m:t>
                   </m:r>
